--- a/dosc/report_v2.docx
+++ b/dosc/report_v2.docx
@@ -11,10 +11,14 @@
     <w:p>
       <w:pPr>
         <w:jc w:val="center"/>
+        <w:outlineLvl w:val="0"/>
+        <w:rPr>
+          <w:rFonts w:hint="eastAsia" w:ascii="黑体" w:hAnsi="黑体" w:eastAsia="黑体" w:cs="黑体"/>
+        </w:rPr>
       </w:pPr>
       <w:r>
         <w:rPr>
-          <w:rFonts w:ascii="黑体" w:hAnsi="黑体"/>
+          <w:rFonts w:hint="eastAsia" w:ascii="黑体" w:hAnsi="黑体" w:eastAsia="黑体" w:cs="黑体"/>
           <w:b/>
           <w:sz w:val="44"/>
         </w:rPr>
@@ -24,52 +28,97 @@
     <w:p>
       <w:pPr>
         <w:jc w:val="center"/>
+        <w:outlineLvl w:val="0"/>
+        <w:rPr>
+          <w:rFonts w:hint="eastAsia" w:ascii="黑体" w:hAnsi="黑体" w:eastAsia="黑体" w:cs="黑体"/>
+        </w:rPr>
       </w:pPr>
       <w:r>
         <w:rPr>
-          <w:rFonts w:ascii="黑体" w:hAnsi="黑体"/>
+          <w:rFonts w:hint="eastAsia" w:ascii="黑体" w:hAnsi="黑体" w:eastAsia="黑体" w:cs="黑体"/>
           <w:b/>
           <w:sz w:val="44"/>
         </w:rPr>
         <w:t>重庆上市车企财务智能预警研究</w:t>
       </w:r>
     </w:p>
-    <w:p/>
+    <w:p>
+      <w:pPr>
+        <w:rPr>
+          <w:rFonts w:hint="eastAsia" w:ascii="黑体" w:hAnsi="黑体" w:eastAsia="黑体" w:cs="黑体"/>
+        </w:rPr>
+      </w:pPr>
+    </w:p>
     <w:p>
       <w:pPr>
         <w:jc w:val="center"/>
+        <w:rPr>
+          <w:rFonts w:hint="eastAsia" w:ascii="黑体" w:hAnsi="黑体" w:eastAsia="黑体" w:cs="黑体"/>
+        </w:rPr>
       </w:pPr>
       <w:r>
         <w:rPr>
-          <w:rFonts w:ascii="黑体" w:hAnsi="黑体"/>
+          <w:rFonts w:hint="eastAsia" w:ascii="黑体" w:hAnsi="黑体" w:eastAsia="黑体" w:cs="黑体"/>
           <w:sz w:val="28"/>
         </w:rPr>
         <w:t>——赛力斯外部协同经营模式对标长安自主研发模式</w:t>
       </w:r>
     </w:p>
-    <w:p/>
-    <w:p/>
-    <w:p/>
-    <w:p/>
+    <w:p>
+      <w:pPr>
+        <w:rPr>
+          <w:rFonts w:hint="eastAsia" w:ascii="黑体" w:hAnsi="黑体" w:eastAsia="黑体" w:cs="黑体"/>
+        </w:rPr>
+      </w:pPr>
+    </w:p>
+    <w:p>
+      <w:pPr>
+        <w:rPr>
+          <w:rFonts w:hint="eastAsia" w:ascii="黑体" w:hAnsi="黑体" w:eastAsia="黑体" w:cs="黑体"/>
+        </w:rPr>
+      </w:pPr>
+    </w:p>
+    <w:p>
+      <w:pPr>
+        <w:rPr>
+          <w:rFonts w:hint="eastAsia" w:ascii="黑体" w:hAnsi="黑体" w:eastAsia="黑体" w:cs="黑体"/>
+        </w:rPr>
+      </w:pPr>
+    </w:p>
+    <w:p>
+      <w:pPr>
+        <w:rPr>
+          <w:rFonts w:hint="eastAsia" w:ascii="黑体" w:hAnsi="黑体" w:eastAsia="黑体" w:cs="黑体"/>
+        </w:rPr>
+      </w:pPr>
+    </w:p>
     <w:p>
       <w:pPr>
         <w:jc w:val="center"/>
+        <w:outlineLvl w:val="0"/>
+        <w:rPr>
+          <w:rFonts w:hint="eastAsia" w:ascii="黑体" w:hAnsi="黑体" w:eastAsia="黑体" w:cs="黑体"/>
+        </w:rPr>
       </w:pPr>
       <w:r>
         <w:rPr>
-          <w:rFonts w:ascii="宋体" w:hAnsi="宋体"/>
+          <w:rFonts w:hint="eastAsia" w:ascii="黑体" w:hAnsi="黑体" w:eastAsia="黑体" w:cs="黑体"/>
           <w:sz w:val="24"/>
         </w:rPr>
-        <w:t>第六届重庆市大学生企业财务大数据智能决策应用赛 · 参赛作品</w:t>
+        <w:t>第六届重庆市大学生企业财务大数据智能决策应用赛·参赛作品</w:t>
       </w:r>
     </w:p>
     <w:p>
       <w:pPr>
         <w:jc w:val="center"/>
+        <w:outlineLvl w:val="0"/>
+        <w:rPr>
+          <w:rFonts w:hint="eastAsia" w:ascii="黑体" w:hAnsi="黑体" w:eastAsia="黑体" w:cs="黑体"/>
+        </w:rPr>
       </w:pPr>
       <w:r>
         <w:rPr>
-          <w:rFonts w:ascii="宋体" w:hAnsi="宋体"/>
+          <w:rFonts w:hint="eastAsia" w:ascii="黑体" w:hAnsi="黑体" w:eastAsia="黑体" w:cs="黑体"/>
           <w:sz w:val="24"/>
         </w:rPr>
         <w:t>重庆师范大学</w:t>
@@ -84,6 +133,7 @@
       <w:pPr>
         <w:spacing w:before="360" w:after="240"/>
         <w:jc w:val="center"/>
+        <w:outlineLvl w:val="0"/>
       </w:pPr>
       <w:r>
         <w:rPr>
@@ -106,7 +156,7 @@
           <w:b w:val="0"/>
           <w:sz w:val="24"/>
         </w:rPr>
-        <w:t>本文选取8家A股上市乘用车企业2016Q1至2025Q4共314个季度财务数据，对比赛力斯（华为智选/外部协同）与长安汽车（自主研发）两种新能源转型模式的财务风险差异。分析运用K-Means聚类、孤立森林异常检测、六种时序预测方法对比（Ridge/Prophet/LSTM/三次指数平滑/ARIMA/线性回归）、杜邦连环替代法、Altman Z-score、沃尔评分、经营现金净流量三组合分析以及NEV行业景气度联动分析。研究发现：赛力斯净资产收益率波动剧烈（-45.7%→38.7%→15.0%），2024-2025年下降23.6个百分点，去杠杆贡献-17.8个百分点；长安汽车净资产收益率波动温和（12.3%→4.1%），最大年度变动仅5.3个百分点，净利率持续下滑是唯一主因。六种预测方法中，Ridge回归对资产负债率的预测误差最小（MAPE 2.4%-5.2%），LSTM和三次指数平滑在小样本下严重过拟合。现金流组合分析表明赛力斯处于成长期（经营净流入289亿+筹资183亿），长城汽车为成熟期典范（经营404亿自给自足）。赛力斯NEV偏离度2025年收窄至行业均值，先发优势面临均值回归。建议赛力斯降低品牌集中度、优化资本结构；长安汽车加速新能源渗透、改善盈利能力。</w:t>
+        <w:t>本文选取8家A股上市乘用车企业2016Q1至2025Q4共314个季度财务数据，对比赛力斯（华为智选/外部协同）与长安汽车（自主研发）两种新能源转型模式的财务风险差异。综合运用K-Means聚类、孤立森林异常检测、六种时序预测方法对比、杜邦连环替代、Altman Z-score破产预警、沃尔评分、经营现金净流量三组合分析和NEV行业景气度联动分析。研究发现：赛力斯净资产收益率波动剧烈（-45.7%→38.7%→15.0%），2024-2025年下降23.6个百分点，去杠杆贡献-17.8个百分点，问界系列占总销量约95%，单一品牌依赖度极高；长安汽车净资产收益率波动温和（12.3%→4.1%），最大年度变动仅5.3个百分点，净利率持续下滑（6.4%→1.9%）是唯一主因。六种预测方法中，Ridge回归对资产负债率的预测误差最小（MAPE 2.4%-5.2%），LSTM和三次指数平滑在小样本下严重过拟合。现金流组合表明赛力斯处于成长期（经营净流入289亿+筹资183亿），长城汽车为成熟期典范（经营404亿覆盖投资和偿债）。NEV偏离度分析显示赛力斯前期超涨后面临均值回归，行业增速换挡至20%-30%意味着两种模式都需从增长驱动转向效率驱动。</w:t>
       </w:r>
     </w:p>
     <w:p>
@@ -146,6 +196,7 @@
       <w:pPr>
         <w:spacing w:before="360" w:after="240"/>
         <w:jc w:val="center"/>
+        <w:outlineLvl w:val="0"/>
       </w:pPr>
       <w:r>
         <w:rPr>
@@ -168,7 +219,7 @@
           <w:b w:val="0"/>
           <w:sz w:val="24"/>
         </w:rPr>
-        <w:t>重庆是中国西部汽车工业重镇，拥有长安汽车（000625）和赛力斯（601127）两家代表性上市车企。2020年至2025年，中国新能源汽车渗透率从5.4%快速升至超过50%，行业从补贴驱动全面转向市场驱动。在此变局中，两家企业采用了截然不同的发展路径：赛力斯2021年起与华为深度合作，借助华为的技术平台和渠道资源推出AITO问界系列（M5/M7/M9）；长安汽车坚持自主研发，先后推出深蓝、阿维塔、启源三个新能源品牌。两种模式孰优孰劣，谁的财务风险更高、更不稳定，是业界和学界共同关注的问题。</w:t>
+        <w:t>重庆是中国西部汽车工业重镇，拥有长安汽车（000625）和赛力斯（601127）两家代表性上市车企。2020年至2025年，中国新能源汽车渗透率从5.4%快速升至超过50%，行业从补贴驱动全面转向市场驱动。在此变革中，两家企业采用了截然不同的发展路径：赛力斯2021年起与华为合作推出AITO问界系列（M5/M7/M9）；长安汽车坚持自主研发，先后推出深蓝、阿维塔、启源三个新能源品牌。两种模式孰优孰劣，谁的财务风险更高、更不稳定，是业界和学界共同关注的问题。</w:t>
       </w:r>
     </w:p>
     <w:p>
@@ -182,7 +233,7 @@
           <w:b w:val="0"/>
           <w:sz w:val="24"/>
         </w:rPr>
-        <w:t>既有文献对企业财务预警的研究主要集中在三个方向：一是基于财务比率的传统预警模型，如Altman(1968)的Z-score模型及后续改进；二是基于机器学习的智能预警方法，如K-Means聚类、孤立森林和支持向量机等；三是基于时序预测的财务趋势分析，如ARIMA和Prophet等方法。然而，将多种方法整合用于新能源汽车行业、特别是对比赛力斯和长安汽车两种模式的专项研究尚不多见。</w:t>
+        <w:t>既有文献对企业财务预警的研究主要集中在三个方向：一是基于财务比率的传统预警模型，如Altman(1968)的Z-score模型及后续改进；二是基于机器学习的智能预警方法，如K-Means聚类、孤立森林等；三是基于时序预测的财务趋势分析，如ARIMA和Prophet等方法。然而，将多种方法整合用于新能源汽车行业、特别是聚焦重庆本地两家代表性车企进行对比的专项研究尚不多见。</w:t>
       </w:r>
     </w:p>
     <w:p>
@@ -196,13 +247,14 @@
           <w:b w:val="0"/>
           <w:sz w:val="24"/>
         </w:rPr>
-        <w:t>本文以8家A股上市乘用车企业为样本，综合运用K-Means聚类、孤立森林、六种时序预测方法、杜邦连环替代、Z-score和沃尔评分等方法，结合NEV行业景气度联动分析，对两种模式的财务风险进行全面比较，以期为新能源汽车企业的财务管理和风险预警提供参考。</w:t>
+        <w:t>本文以8家A股上市乘用车企业为样本，综合运用多种定量分析方法，对两种模式的财务风险进行全面比较，以期为新能源汽车企业的财务管理和风险预警提供参考。</w:t>
       </w:r>
     </w:p>
     <w:p>
       <w:pPr>
         <w:spacing w:before="360" w:after="240"/>
         <w:jc w:val="center"/>
+        <w:outlineLvl w:val="0"/>
       </w:pPr>
       <w:r>
         <w:rPr>
@@ -225,7 +277,7 @@
           <w:b w:val="0"/>
           <w:sz w:val="24"/>
         </w:rPr>
-        <w:t>财务报告分析的理论基础来自郭苏敬等(2022)的系统化框架，该框架将分析过程分为信息搜集、战略分析、财务分析和综合评价四个阶段，强调从数据还原企业经营真相的分析哲学。在企业财务预警领域，Altman(1968)基于制造业上市公司数据构建了经典的五变量Z-score模型，判定阈值历经半个多世纪的检验，至今仍是破产预警领域的基准方法。</w:t>
+        <w:t>财务报告分析的理论基础来自郭苏敬等(2022)的系统化框架，该框架将分析过程分为信息搜集、战略分析、财务分析和综合评价四个阶段，强调从数据还原企业经营真相。在企业财务预警领域，Altman(1968)基于制造业上市公司数据构建了经典的五变量Z-score模型，判定阈值历经半个多世纪的检验，至今仍是破产预警领域的基准方法。</w:t>
       </w:r>
     </w:p>
     <w:p>
@@ -239,7 +291,7 @@
           <w:b w:val="0"/>
           <w:sz w:val="24"/>
         </w:rPr>
-        <w:t>在机器学习预警方法方面，Liu等(2008)提出的孤立森林算法通过随机划分构建二叉树来识别异常点，在小样本和特征维度适中的场景下表现优异。Hoerl和Kennard(1970)提出的Ridge回归（岭回归）通过L2正则化有效解决多重共线性和小样本过拟合问题，为财务指标预测提供了比简单线性回归更稳健的替代方案。Taylor和Letham(2018)开发的Prophet模型将时间序列分解为趋势、季节性和节假日效应三个部分，在商业预测领域得到了广泛应用，但其对数据量的要求（通常需要2个完整周期以上）在季度财务数据场景下存在局限。</w:t>
+        <w:t>在机器学习预警方法方面，Liu等(2008)提出的孤立森林算法通过随机划分构建二叉树识别异常点，在小样本场景下表现优异。Hoerl和Kennard(1970)提出的Ridge回归通过L2正则化有效解决多重共线性和小样本过拟合问题，为财务指标预测提供了稳健替代方案。Taylor和Letham(2018)开发的Prophet模型将时间序列分解为趋势、季节性和节假日效应，在商业预测领域应用广泛，但对数据量的要求在季度财务数据场景下存在局限。</w:t>
       </w:r>
     </w:p>
     <w:p>
@@ -253,13 +305,14 @@
           <w:b w:val="0"/>
           <w:sz w:val="24"/>
         </w:rPr>
-        <w:t>在新能源汽车行业研究方面，中国汽车工业协会的月度产销数据（CAAM，2016-2025）为分析NEV市场景气度与企业财务表现的联动关系提供了数据基础。既有研究表明，行业景气度对企业财务绩效存在显著的正向传导效应（市场份额扩张→规模效应→毛利率提升），但这种效应在高增长阶段更为显著，在增速换挡后趋于弱化。本研究在前人基础上，尝试将多元分析方法整合应用于重庆两家代表性车企的对比分析，弥补单一方法视角的不足。</w:t>
+        <w:t>在行业研究方面，中国汽车工业协会的月度产销数据为分析NEV市场景气度与企业财务表现的联动关系提供了数据基础。前人研究表明，行业景气度对企业财务绩效存在显著的正向传导效应，但这种效应在增速换挡后趋于弱化。本研究在前人基础上，尝试将多元分析方法整合应用于两种模式的对比分析。</w:t>
       </w:r>
     </w:p>
     <w:p>
       <w:pPr>
         <w:spacing w:before="360" w:after="240"/>
         <w:jc w:val="center"/>
+        <w:outlineLvl w:val="0"/>
       </w:pPr>
       <w:r>
         <w:rPr>
@@ -268,7 +321,18 @@
           <w:color w:val="000000"/>
           <w:sz w:val="32"/>
         </w:rPr>
-        <w:t>三、数据来源与说明</w:t>
+        <w:t>三、数据来源与说</w:t>
+      </w:r>
+      <w:bookmarkStart w:id="0" w:name="_GoBack"/>
+      <w:bookmarkEnd w:id="0"/>
+      <w:r>
+        <w:rPr>
+          <w:rFonts w:ascii="黑体" w:hAnsi="黑体"/>
+          <w:b/>
+          <w:color w:val="000000"/>
+          <w:sz w:val="32"/>
+        </w:rPr>
+        <w:t>明</w:t>
       </w:r>
     </w:p>
     <w:p>
@@ -282,7 +346,7 @@
           <w:b w:val="0"/>
           <w:sz w:val="24"/>
         </w:rPr>
-        <w:t>本文的研究数据来自两个渠道。财务数据源自AkShare金融数据接口[8]，该接口提供中国A股交易所披露的标准财务报表数据，数据经注册会计师审计鉴证，具有较高的可靠性。行业NEV销量数据来自中国汽车工业协会（CAAM）月度发布的《汽车工业经济运行情况》[9]及《中国汽车行业多维销量数据库》。</w:t>
+        <w:t>财务数据源自AkShare金融数据接口，该接口提供中国A股交易所披露的标准财务报表数据。行业NEV销量数据来自中国汽车工业协会（CAAM）月度发布及《中国汽车行业多维销量数据库》。</w:t>
       </w:r>
     </w:p>
     <w:p>
@@ -296,21 +360,7 @@
           <w:b w:val="0"/>
           <w:sz w:val="24"/>
         </w:rPr>
-        <w:t>样本选取8家A股乘用车整车企业：赛力斯（601127）、长安汽车（000625）、比亚迪（002594）、上汽集团（600104）、长城汽车（601633）、广汽集团（601238）、江淮汽车（600418）、北汽蓝谷（600733）。时间区间为2016年第一季至2025年第四季，共10年40个季度。剔除各企业上市前和退市后的数据缺失期间，合计有效观测314个季度。2026年第一季度数据仅采集赛力斯和长安汽车两家，用于预测回测验证。所有数据的采集、处理和分析代码见附录C。</w:t>
-      </w:r>
-    </w:p>
-    <w:p>
-      <w:pPr>
-        <w:spacing w:after="40" w:line="360" w:lineRule="auto"/>
-        <w:ind w:firstLine="420"/>
-      </w:pPr>
-      <w:r>
-        <w:rPr>
-          <w:rFonts w:ascii="宋体" w:hAnsi="宋体"/>
-          <w:b w:val="0"/>
-          <w:sz w:val="24"/>
-        </w:rPr>
-        <w:t>表1列出本文使用的核心变量。</w:t>
+        <w:t>样本选取8家A股乘用车整车企业：赛力斯（601127）、长安汽车（000625）、比亚迪（002594）、上汽集团（600104）、长城汽车（601633）、广汽集团（601238）、江淮汽车（600418）、北汽蓝谷（600733）。时间区间为2016年第一季至2025年第四季，合计314个有效季度观测。2026年第一季度数据仅采集赛力斯和长安汽车，用于预测回测验证。数据采集与处理代码见附录C。</w:t>
       </w:r>
     </w:p>
     <w:p/>
@@ -328,10 +378,10 @@
         </w:tblCellMar>
       </w:tblPr>
       <w:tblGrid>
-        <w:gridCol w:w="1701"/>
-        <w:gridCol w:w="3175"/>
-        <w:gridCol w:w="1928"/>
-        <w:gridCol w:w="1417"/>
+        <w:gridCol w:w="1210"/>
+        <w:gridCol w:w="5174"/>
+        <w:gridCol w:w="1410"/>
+        <w:gridCol w:w="1184"/>
       </w:tblGrid>
       <w:tr>
         <w:tblPrEx>
@@ -343,11 +393,12 @@
           </w:tblCellMar>
         </w:tblPrEx>
         <w:trPr>
+          <w:trHeight w:val="475" w:hRule="atLeast"/>
           <w:jc w:val="center"/>
         </w:trPr>
         <w:tc>
           <w:tcPr>
-            <w:tcW w:w="1701" w:type="dxa"/>
+            <w:tcW w:w="1210" w:type="dxa"/>
             <w:tcBorders>
               <w:top w:val="single" w:color="2E75B6" w:sz="8" w:space="0"/>
               <w:left w:val="single" w:color="CCCCCC" w:sz="4" w:space="0"/>
@@ -373,7 +424,7 @@
         </w:tc>
         <w:tc>
           <w:tcPr>
-            <w:tcW w:w="3175" w:type="dxa"/>
+            <w:tcW w:w="5174" w:type="dxa"/>
             <w:tcBorders>
               <w:top w:val="single" w:color="2E75B6" w:sz="8" w:space="0"/>
               <w:left w:val="single" w:color="CCCCCC" w:sz="4" w:space="0"/>
@@ -399,7 +450,7 @@
         </w:tc>
         <w:tc>
           <w:tcPr>
-            <w:tcW w:w="1928" w:type="dxa"/>
+            <w:tcW w:w="1410" w:type="dxa"/>
             <w:tcBorders>
               <w:top w:val="single" w:color="2E75B6" w:sz="8" w:space="0"/>
               <w:left w:val="single" w:color="CCCCCC" w:sz="4" w:space="0"/>
@@ -425,7 +476,7 @@
         </w:tc>
         <w:tc>
           <w:tcPr>
-            <w:tcW w:w="1417" w:type="dxa"/>
+            <w:tcW w:w="1184" w:type="dxa"/>
             <w:tcBorders>
               <w:top w:val="single" w:color="2E75B6" w:sz="8" w:space="0"/>
               <w:left w:val="single" w:color="CCCCCC" w:sz="4" w:space="0"/>
@@ -460,11 +511,12 @@
           </w:tblCellMar>
         </w:tblPrEx>
         <w:trPr>
+          <w:trHeight w:val="465" w:hRule="atLeast"/>
           <w:jc w:val="center"/>
         </w:trPr>
         <w:tc>
           <w:tcPr>
-            <w:tcW w:w="1701" w:type="dxa"/>
+            <w:tcW w:w="1210" w:type="dxa"/>
             <w:tcBorders>
               <w:top w:val="single" w:color="CCCCCC" w:sz="4" w:space="0"/>
               <w:left w:val="single" w:color="CCCCCC" w:sz="4" w:space="0"/>
@@ -489,7 +541,7 @@
         </w:tc>
         <w:tc>
           <w:tcPr>
-            <w:tcW w:w="3175" w:type="dxa"/>
+            <w:tcW w:w="5174" w:type="dxa"/>
             <w:tcBorders>
               <w:top w:val="single" w:color="CCCCCC" w:sz="4" w:space="0"/>
               <w:left w:val="single" w:color="CCCCCC" w:sz="4" w:space="0"/>
@@ -514,7 +566,7 @@
         </w:tc>
         <w:tc>
           <w:tcPr>
-            <w:tcW w:w="1928" w:type="dxa"/>
+            <w:tcW w:w="1410" w:type="dxa"/>
             <w:tcBorders>
               <w:top w:val="single" w:color="CCCCCC" w:sz="4" w:space="0"/>
               <w:left w:val="single" w:color="CCCCCC" w:sz="4" w:space="0"/>
@@ -533,13 +585,13 @@
                 <w:color w:val="333333"/>
                 <w:sz w:val="18"/>
               </w:rPr>
-              <w:t>AkShare/财务报表</w:t>
-            </w:r>
-          </w:p>
-        </w:tc>
-        <w:tc>
-          <w:tcPr>
-            <w:tcW w:w="1417" w:type="dxa"/>
+              <w:t>AkShare/财报</w:t>
+            </w:r>
+          </w:p>
+        </w:tc>
+        <w:tc>
+          <w:tcPr>
+            <w:tcW w:w="1184" w:type="dxa"/>
             <w:tcBorders>
               <w:top w:val="single" w:color="CCCCCC" w:sz="4" w:space="0"/>
               <w:left w:val="single" w:color="CCCCCC" w:sz="4" w:space="0"/>
@@ -558,7 +610,7 @@
                 <w:color w:val="333333"/>
                 <w:sz w:val="18"/>
               </w:rPr>
-              <w:t>314季度</w:t>
+              <w:t>314季</w:t>
             </w:r>
           </w:p>
         </w:tc>
@@ -573,11 +625,12 @@
           </w:tblCellMar>
         </w:tblPrEx>
         <w:trPr>
+          <w:trHeight w:val="355" w:hRule="atLeast"/>
           <w:jc w:val="center"/>
         </w:trPr>
         <w:tc>
           <w:tcPr>
-            <w:tcW w:w="1701" w:type="dxa"/>
+            <w:tcW w:w="1210" w:type="dxa"/>
           </w:tcPr>
           <w:p>
             <w:pPr>
@@ -595,7 +648,7 @@
         </w:tc>
         <w:tc>
           <w:tcPr>
-            <w:tcW w:w="3175" w:type="dxa"/>
+            <w:tcW w:w="5174" w:type="dxa"/>
           </w:tcPr>
           <w:p>
             <w:pPr>
@@ -613,37 +666,37 @@
         </w:tc>
         <w:tc>
           <w:tcPr>
-            <w:tcW w:w="1928" w:type="dxa"/>
-          </w:tcPr>
-          <w:p>
-            <w:pPr>
-              <w:jc w:val="center"/>
-            </w:pPr>
-            <w:r>
-              <w:rPr>
-                <w:rFonts w:ascii="宋体" w:hAnsi="宋体"/>
-                <w:color w:val="333333"/>
-                <w:sz w:val="18"/>
-              </w:rPr>
-              <w:t>AkShare/财务报表</w:t>
-            </w:r>
-          </w:p>
-        </w:tc>
-        <w:tc>
-          <w:tcPr>
-            <w:tcW w:w="1417" w:type="dxa"/>
-          </w:tcPr>
-          <w:p>
-            <w:pPr>
-              <w:jc w:val="center"/>
-            </w:pPr>
-            <w:r>
-              <w:rPr>
-                <w:rFonts w:ascii="宋体" w:hAnsi="宋体"/>
-                <w:color w:val="333333"/>
-                <w:sz w:val="18"/>
-              </w:rPr>
-              <w:t>314季度</w:t>
+            <w:tcW w:w="1410" w:type="dxa"/>
+          </w:tcPr>
+          <w:p>
+            <w:pPr>
+              <w:jc w:val="center"/>
+            </w:pPr>
+            <w:r>
+              <w:rPr>
+                <w:rFonts w:ascii="宋体" w:hAnsi="宋体"/>
+                <w:color w:val="333333"/>
+                <w:sz w:val="18"/>
+              </w:rPr>
+              <w:t>AkShare/财报</w:t>
+            </w:r>
+          </w:p>
+        </w:tc>
+        <w:tc>
+          <w:tcPr>
+            <w:tcW w:w="1184" w:type="dxa"/>
+          </w:tcPr>
+          <w:p>
+            <w:pPr>
+              <w:jc w:val="center"/>
+            </w:pPr>
+            <w:r>
+              <w:rPr>
+                <w:rFonts w:ascii="宋体" w:hAnsi="宋体"/>
+                <w:color w:val="333333"/>
+                <w:sz w:val="18"/>
+              </w:rPr>
+              <w:t>314季</w:t>
             </w:r>
           </w:p>
         </w:tc>
@@ -658,11 +711,12 @@
           </w:tblCellMar>
         </w:tblPrEx>
         <w:trPr>
+          <w:trHeight w:val="465" w:hRule="atLeast"/>
           <w:jc w:val="center"/>
         </w:trPr>
         <w:tc>
           <w:tcPr>
-            <w:tcW w:w="1701" w:type="dxa"/>
+            <w:tcW w:w="1210" w:type="dxa"/>
             <w:tcBorders>
               <w:top w:val="single" w:color="CCCCCC" w:sz="4" w:space="0"/>
               <w:left w:val="single" w:color="CCCCCC" w:sz="4" w:space="0"/>
@@ -687,7 +741,7 @@
         </w:tc>
         <w:tc>
           <w:tcPr>
-            <w:tcW w:w="3175" w:type="dxa"/>
+            <w:tcW w:w="5174" w:type="dxa"/>
             <w:tcBorders>
               <w:top w:val="single" w:color="CCCCCC" w:sz="4" w:space="0"/>
               <w:left w:val="single" w:color="CCCCCC" w:sz="4" w:space="0"/>
@@ -712,7 +766,7 @@
         </w:tc>
         <w:tc>
           <w:tcPr>
-            <w:tcW w:w="1928" w:type="dxa"/>
+            <w:tcW w:w="1410" w:type="dxa"/>
             <w:tcBorders>
               <w:top w:val="single" w:color="CCCCCC" w:sz="4" w:space="0"/>
               <w:left w:val="single" w:color="CCCCCC" w:sz="4" w:space="0"/>
@@ -731,13 +785,13 @@
                 <w:color w:val="333333"/>
                 <w:sz w:val="18"/>
               </w:rPr>
-              <w:t>AkShare/财务报表</w:t>
-            </w:r>
-          </w:p>
-        </w:tc>
-        <w:tc>
-          <w:tcPr>
-            <w:tcW w:w="1417" w:type="dxa"/>
+              <w:t>AkShare/财报</w:t>
+            </w:r>
+          </w:p>
+        </w:tc>
+        <w:tc>
+          <w:tcPr>
+            <w:tcW w:w="1184" w:type="dxa"/>
             <w:tcBorders>
               <w:top w:val="single" w:color="CCCCCC" w:sz="4" w:space="0"/>
               <w:left w:val="single" w:color="CCCCCC" w:sz="4" w:space="0"/>
@@ -771,11 +825,12 @@
           </w:tblCellMar>
         </w:tblPrEx>
         <w:trPr>
+          <w:trHeight w:val="465" w:hRule="atLeast"/>
           <w:jc w:val="center"/>
         </w:trPr>
         <w:tc>
           <w:tcPr>
-            <w:tcW w:w="1701" w:type="dxa"/>
+            <w:tcW w:w="1210" w:type="dxa"/>
           </w:tcPr>
           <w:p>
             <w:pPr>
@@ -793,7 +848,7 @@
         </w:tc>
         <w:tc>
           <w:tcPr>
-            <w:tcW w:w="3175" w:type="dxa"/>
+            <w:tcW w:w="5174" w:type="dxa"/>
           </w:tcPr>
           <w:p>
             <w:pPr>
@@ -811,25 +866,25 @@
         </w:tc>
         <w:tc>
           <w:tcPr>
-            <w:tcW w:w="1928" w:type="dxa"/>
-          </w:tcPr>
-          <w:p>
-            <w:pPr>
-              <w:jc w:val="center"/>
-            </w:pPr>
-            <w:r>
-              <w:rPr>
-                <w:rFonts w:ascii="宋体" w:hAnsi="宋体"/>
-                <w:color w:val="333333"/>
-                <w:sz w:val="18"/>
-              </w:rPr>
-              <w:t>CAAM月度发布</w:t>
-            </w:r>
-          </w:p>
-        </w:tc>
-        <w:tc>
-          <w:tcPr>
-            <w:tcW w:w="1417" w:type="dxa"/>
+            <w:tcW w:w="1410" w:type="dxa"/>
+          </w:tcPr>
+          <w:p>
+            <w:pPr>
+              <w:jc w:val="center"/>
+            </w:pPr>
+            <w:r>
+              <w:rPr>
+                <w:rFonts w:ascii="宋体" w:hAnsi="宋体"/>
+                <w:color w:val="333333"/>
+                <w:sz w:val="18"/>
+              </w:rPr>
+              <w:t>CAAM</w:t>
+            </w:r>
+          </w:p>
+        </w:tc>
+        <w:tc>
+          <w:tcPr>
+            <w:tcW w:w="1184" w:type="dxa"/>
           </w:tcPr>
           <w:p>
             <w:pPr>
@@ -856,11 +911,12 @@
           </w:tblCellMar>
         </w:tblPrEx>
         <w:trPr>
+          <w:trHeight w:val="475" w:hRule="atLeast"/>
           <w:jc w:val="center"/>
         </w:trPr>
         <w:tc>
           <w:tcPr>
-            <w:tcW w:w="1701" w:type="dxa"/>
+            <w:tcW w:w="1210" w:type="dxa"/>
             <w:tcBorders>
               <w:top w:val="single" w:color="CCCCCC" w:sz="4" w:space="0"/>
               <w:left w:val="single" w:color="CCCCCC" w:sz="4" w:space="0"/>
@@ -885,7 +941,7 @@
         </w:tc>
         <w:tc>
           <w:tcPr>
-            <w:tcW w:w="3175" w:type="dxa"/>
+            <w:tcW w:w="5174" w:type="dxa"/>
             <w:tcBorders>
               <w:top w:val="single" w:color="CCCCCC" w:sz="4" w:space="0"/>
               <w:left w:val="single" w:color="CCCCCC" w:sz="4" w:space="0"/>
@@ -910,7 +966,7 @@
         </w:tc>
         <w:tc>
           <w:tcPr>
-            <w:tcW w:w="1928" w:type="dxa"/>
+            <w:tcW w:w="1410" w:type="dxa"/>
             <w:tcBorders>
               <w:top w:val="single" w:color="CCCCCC" w:sz="4" w:space="0"/>
               <w:left w:val="single" w:color="CCCCCC" w:sz="4" w:space="0"/>
@@ -929,13 +985,13 @@
                 <w:color w:val="333333"/>
                 <w:sz w:val="18"/>
               </w:rPr>
-              <w:t>公司公告/数据库</w:t>
-            </w:r>
-          </w:p>
-        </w:tc>
-        <w:tc>
-          <w:tcPr>
-            <w:tcW w:w="1417" w:type="dxa"/>
+              <w:t>公司公告</w:t>
+            </w:r>
+          </w:p>
+        </w:tc>
+        <w:tc>
+          <w:tcPr>
+            <w:tcW w:w="1184" w:type="dxa"/>
             <w:tcBorders>
               <w:top w:val="single" w:color="CCCCCC" w:sz="4" w:space="0"/>
               <w:left w:val="single" w:color="CCCCCC" w:sz="4" w:space="0"/>
@@ -969,6 +1025,7 @@
       <w:pPr>
         <w:spacing w:before="360" w:after="240"/>
         <w:jc w:val="center"/>
+        <w:outlineLvl w:val="0"/>
       </w:pPr>
       <w:r>
         <w:rPr>
@@ -991,12 +1048,13 @@
           <w:b w:val="0"/>
           <w:sz w:val="24"/>
         </w:rPr>
-        <w:t>本文采用定性与定量相结合的方法，构建了"聚类分群→异常检测→时序预测→因素分解→综合评价→景气联动"六步分析框架。各方法的技术细节如下：</w:t>
+        <w:t>本文构建"聚类分群→异常检测→时序预测→因素分解→综合评价→景气联动"六步分析框架，各方法技术细节如下。</w:t>
       </w:r>
     </w:p>
     <w:p>
       <w:pPr>
         <w:spacing w:before="240" w:after="120"/>
+        <w:outlineLvl w:val="1"/>
       </w:pPr>
       <w:r>
         <w:rPr>
@@ -1019,12 +1077,13 @@
           <w:b w:val="0"/>
           <w:sz w:val="24"/>
         </w:rPr>
-        <w:t>选取5个财务特征变量：毛利率、经营现金净流量/营收、有息负债率、存货周转率、权益乘数。所有变量经Z-score标准化处理后，采用肘部法则确定最优聚类数K=3。聚类效果以轮廓系数（Silhouette Score）和CH指数（Calinski-Harabasz Index）评估。PCA降维至2维用于可视化展示。</w:t>
+        <w:t>选取5个标准化财务特征变量：毛利率、经营现金净流量/营收、有息负债率、存货周转率、权益乘数。肘部法则确定K=3，轮廓系数和CH指数评估聚类质量，PCA降维至2维用于可视化。</w:t>
       </w:r>
     </w:p>
     <w:p>
       <w:pPr>
         <w:spacing w:before="240" w:after="120"/>
+        <w:outlineLvl w:val="1"/>
       </w:pPr>
       <w:r>
         <w:rPr>
@@ -1047,12 +1106,13 @@
           <w:b w:val="0"/>
           <w:sz w:val="24"/>
         </w:rPr>
-        <w:t>基于与K-Means相同的5维特征矩阵，设定异常比例参数contamination=0.10。算法通过随机选择特征和随机划分值构建隔离树，计算每个样本的异常得分。得分越低（越接近-0.5），样本越容易被隔离，异常程度越高。以异常率30%为红色预警线，10%为黄色关注线。</w:t>
+        <w:t>基于相同5维特征矩阵，异常比例参数0.10。得分越低异常程度越高，异常率30%为红色预警线。</w:t>
       </w:r>
     </w:p>
     <w:p>
       <w:pPr>
         <w:spacing w:before="240" w:after="120"/>
+        <w:outlineLvl w:val="1"/>
       </w:pPr>
       <w:r>
         <w:rPr>
@@ -1075,12 +1135,13 @@
           <w:b w:val="0"/>
           <w:sz w:val="24"/>
         </w:rPr>
-        <w:t>针对每家企业39-41个季度观测的小样本约束，比较六种方法的预测表现。Ridge回归（L2正则化，alpha=1.0）：自变量为时间趋势的二次多项式，并加入季度季节性哑变量（Q1/Q2/Q3/Q4），以正则化防止过拟合。Prophet：关闭年度季节性（yearly_seasonality=False），降低变点灵敏度（changepoint_prior_scale=0.01），毛利率约束在[0,1]区间。LSTM：滑动窗口=3，隐藏层=16，小样本下降低训练轮数。三次指数平滑（Holt-Winters）：趋势和季节性分量均为加法模型，周期=4。ARIMA：先尝试(2,1,2)，失败降为(1,1,0)。线性回归：无正则化、无季节性的简单回归，作为基线方法。预测期统一为未来4个季度。回测采用2026年第一季度实际值进行MAPE评估。</w:t>
+        <w:t>针对小样本约束（39-41个季度），比较Ridge回归（L2，alpha=1.0，二次多项式+季度季节性哑变量）、Prophet（yearly_seasonality=False，cap/floor约束毛利率[0,1]）、LSTM（window=3，hidden=16，小样本降epochs）、三次指数平滑（Holt-Winters，周期=4）、ARIMA（(2,1,2)落(1,1,0)）、线性回归（基线方法）的预测表现。预测期4个季度，以2026Q1实际值MAPE验证。</w:t>
       </w:r>
     </w:p>
     <w:p>
       <w:pPr>
         <w:spacing w:before="240" w:after="120"/>
+        <w:outlineLvl w:val="1"/>
       </w:pPr>
       <w:r>
         <w:rPr>
@@ -1089,7 +1150,7 @@
           <w:color w:val="000000"/>
           <w:sz w:val="28"/>
         </w:rPr>
-        <w:t>（四）杜邦连环替代分析</w:t>
+        <w:t>（四）杜邦连环替代</w:t>
       </w:r>
     </w:p>
     <w:p>
@@ -1103,12 +1164,13 @@
           <w:b w:val="0"/>
           <w:sz w:val="24"/>
         </w:rPr>
-        <w:t>将净资产收益率（ROE）分解为销售净利率、总资产周转率和权益乘数的乘积，使用连环替代法逐一替换各因素从基期值到报告期值，量化每个因素对ROE变动的贡献（以百分点pp为单位）。分析涵盖2022-2025年四个年报期，形成三期连环替代。</w:t>
+        <w:t>ROE=销售净利率×总资产周转率×权益乘数。连环替代法量化各因素对ROE变动的贡献（pp），覆盖2022-2025四个年报期三期分解。</w:t>
       </w:r>
     </w:p>
     <w:p>
       <w:pPr>
         <w:spacing w:before="240" w:after="120"/>
+        <w:outlineLvl w:val="1"/>
       </w:pPr>
       <w:r>
         <w:rPr>
@@ -1131,12 +1193,13 @@
           <w:b w:val="0"/>
           <w:sz w:val="24"/>
         </w:rPr>
-        <w:t>Z-score采用Altman(1968)制造业公式：Z=1.2X₁+1.4X₂+3.3X₃+0.6X₄+1.0X₅，其中X₁-X₅分别为营运资本/总资产、留存收益/总资产、息税前利润/总资产、股东权益市值/总负债和营业收入/总资产。传统判定阈值：Z&lt;1.81危险区，1.81≤Z≤2.99灰色区，Z&gt;2.99安全区。沃尔评分选取5个指标合计100分：毛利率15分、有息负债率25分、流动比率25分、总资产周转率15分、营业收入增长率20分，营业收入增长率采用分档评分。</w:t>
+        <w:t>Z-score采用Altman(1968)公式，传统阈值Z&lt;1.81危险区/1.81-2.99灰色区/&gt;2.99安全区。沃尔评分5指标100分，营收增长率采用分档评分（&lt;15%/15%-50%/&gt;50%）减少天花板效应。</w:t>
       </w:r>
     </w:p>
     <w:p>
       <w:pPr>
         <w:spacing w:before="240" w:after="120"/>
+        <w:outlineLvl w:val="1"/>
       </w:pPr>
       <w:r>
         <w:rPr>
@@ -1145,7 +1208,7 @@
           <w:color w:val="000000"/>
           <w:sz w:val="28"/>
         </w:rPr>
-        <w:t>（六）经营现金净流量三组合分析</w:t>
+        <w:t>（六）现金流三组合分析</w:t>
       </w:r>
     </w:p>
     <w:p>
@@ -1159,12 +1222,13 @@
           <w:b w:val="0"/>
           <w:sz w:val="24"/>
         </w:rPr>
-        <w:t>根据经营活动、投资活动和筹资活动三类现金流净额的正负方向，将企业现金流特征分为8种组合模式。各模式对应企业生命周期的不同阶段（成长期/成熟期/衰退期/危机期），为判断利润质量和经营安全性提供收付实现制视角。</w:t>
+        <w:t>根据经营/投资/筹资三类活动净额正负组合判断企业生命周期阶段（成长期/成熟期/衰退期/危机期）。</w:t>
       </w:r>
     </w:p>
     <w:p>
       <w:pPr>
         <w:spacing w:before="240" w:after="120"/>
+        <w:outlineLvl w:val="1"/>
       </w:pPr>
       <w:r>
         <w:rPr>
@@ -1173,7 +1237,7 @@
           <w:color w:val="000000"/>
           <w:sz w:val="28"/>
         </w:rPr>
-        <w:t>（七）NEV行业景气度联动分析</w:t>
+        <w:t>（七）NEV景气度联动分析</w:t>
       </w:r>
     </w:p>
     <w:p>
@@ -1187,13 +1251,14 @@
           <w:b w:val="0"/>
           <w:sz w:val="24"/>
         </w:rPr>
-        <w:t>基于CAAM月度NEV销量数据，从四个方面分析行业景气度与企业财务表现的联动关系：月度和年度销量趋势分析、渗透率变化轨迹、企业增速对行业增速的偏离度（偏离度=企业年销量增速−行业NEV年销量增速）、季度销量结构的季节性模式。</w:t>
+        <w:t>基于CAAM月度数据，分析月度/年度趋势、渗透率轨迹、企业-行业偏离度（偏离度=企业年销量增速−行业NEV年销量增速）、季节性模式。</w:t>
       </w:r>
     </w:p>
     <w:p>
       <w:pPr>
         <w:spacing w:before="360" w:after="240"/>
         <w:jc w:val="center"/>
+        <w:outlineLvl w:val="0"/>
       </w:pPr>
       <w:r>
         <w:rPr>
@@ -1208,6 +1273,7 @@
     <w:p>
       <w:pPr>
         <w:spacing w:before="240" w:after="120"/>
+        <w:outlineLvl w:val="1"/>
       </w:pPr>
       <w:r>
         <w:rPr>
@@ -1230,7 +1296,7 @@
           <w:b w:val="0"/>
           <w:sz w:val="24"/>
         </w:rPr>
-        <w:t>表2列出8家企业在2025年年报的五项核心财务指标。</w:t>
+        <w:t>表2报告了8家企业2025年年报五项核心指标。8家企业中4家毛利率为负（上汽-0.43%、广汽-15.68%、江淮-3.50%、北汽-21.55%），行业盈利空间受价格战严重挤压。赛力斯净资产收益率21.90%全样本最高，但资产负债率70.91%也位居前列——高净资产收益率部分由杠杆驱动，需结合杜邦分解综合判断。北汽蓝谷四项指标均异常，财务健康度最差。长城汽车各项指标最为均衡。</w:t>
       </w:r>
     </w:p>
     <w:tbl>
@@ -2573,8 +2639,8 @@
       <w:r>
         <w:drawing>
           <wp:inline distT="0" distB="0" distL="114300" distR="114300">
-            <wp:extent cx="5399405" cy="2560320"/>
-            <wp:effectExtent l="0" t="0" r="10795" b="0"/>
+            <wp:extent cx="5039995" cy="2389505"/>
+            <wp:effectExtent l="0" t="0" r="4445" b="3175"/>
             <wp:docPr id="1" name="Picture 1"/>
             <wp:cNvGraphicFramePr>
               <a:graphicFrameLocks xmlns:a="http://schemas.openxmlformats.org/drawingml/2006/main" noChangeAspect="1"/>
@@ -2597,7 +2663,7 @@
                   <pic:spPr>
                     <a:xfrm>
                       <a:off x="0" y="0"/>
-                      <a:ext cx="5400000" cy="2560787"/>
+                      <a:ext cx="5040000" cy="2390068"/>
                     </a:xfrm>
                     <a:prstGeom prst="rect">
                       <a:avLst/>
@@ -2634,21 +2700,7 @@
           <w:b w:val="0"/>
           <w:sz w:val="24"/>
         </w:rPr>
-        <w:t>从表2可以看出，8家企业中4家毛利率为负（上汽、广汽、江淮、北汽蓝谷），行业整体盈利空间承压。赛力斯净资产收益率21.90%为全样本最高，但资产负债率70.91%也位居前列，高净资产收益率部分由杠杆驱动。北汽蓝谷四项指标均异常（毛利率-21.55%、净资产收益率-332.24%、资产负债率88.47%、流动比率0.65），财务健康度最差。长城汽车各项指标最为均衡（毛利率3.25%、净资产收益率11.94%、资产负债率60.99%、流动比率1.09）。赛力斯的高净资产收益率需要结合权益乘数理解——其权益乘数从7.69降至3.52的过程本身便解释了净资产收益率大幅回落的大部分原因。</w:t>
-      </w:r>
-    </w:p>
-    <w:p>
-      <w:pPr>
-        <w:spacing w:after="40" w:line="360" w:lineRule="auto"/>
-        <w:ind w:firstLine="420"/>
-      </w:pPr>
-      <w:r>
-        <w:rPr>
-          <w:rFonts w:ascii="宋体" w:hAnsi="宋体"/>
-          <w:b w:val="0"/>
-          <w:sz w:val="24"/>
-        </w:rPr>
-        <w:t>研发投入方面（见图2），赛力斯2025年研发费用79.5亿元，研发费用率4.82%，首次超过长安汽车（71.6亿元/4.36%）。2021年华为合作启动后，赛力斯研发率从3.59%升至4.82%，合作推动了研发投入的快速增长。</w:t>
+        <w:t>研发投入方面（图2），赛力斯2025年研发费用79.5亿元，研发费用率4.82%，首次在研发率上超过长安汽车（71.6亿元/4.36%）。2021年华为合作启动后，赛力斯研发率从3.59%升至4.82%，合作推动了研发支出的快速增长。长安汽车研发率稳定在3.3%-4.5%。</w:t>
       </w:r>
     </w:p>
     <w:p>
@@ -2711,6 +2763,7 @@
     <w:p>
       <w:pPr>
         <w:spacing w:before="240" w:after="120"/>
+        <w:outlineLvl w:val="1"/>
       </w:pPr>
       <w:r>
         <w:rPr>
@@ -2733,7 +2786,64 @@
           <w:b w:val="0"/>
           <w:sz w:val="24"/>
         </w:rPr>
-        <w:t>1. K-Means聚类结果。聚类使用5个标准化特征变量，肘部法则确定K=3（见图3），轮廓系数0.609，CH指数119.8，群间分离度良好。</w:t>
+        <w:t>聚类使用5个标准化特征，肘部法则确定K=3（图3），轮廓系数0.609，CH指数119.8，群间分离度良好。</w:t>
+      </w:r>
+    </w:p>
+    <w:p>
+      <w:pPr>
+        <w:jc w:val="center"/>
+      </w:pPr>
+      <w:r>
+        <w:drawing>
+          <wp:inline distT="0" distB="0" distL="114300" distR="114300">
+            <wp:extent cx="3599815" cy="2030730"/>
+            <wp:effectExtent l="0" t="0" r="12065" b="11430"/>
+            <wp:docPr id="3" name="Picture 3"/>
+            <wp:cNvGraphicFramePr>
+              <a:graphicFrameLocks xmlns:a="http://schemas.openxmlformats.org/drawingml/2006/main" noChangeAspect="1"/>
+            </wp:cNvGraphicFramePr>
+            <a:graphic xmlns:a="http://schemas.openxmlformats.org/drawingml/2006/main">
+              <a:graphicData uri="http://schemas.openxmlformats.org/drawingml/2006/picture">
+                <pic:pic xmlns:pic="http://schemas.openxmlformats.org/drawingml/2006/picture">
+                  <pic:nvPicPr>
+                    <pic:cNvPr id="3" name="Picture 3"/>
+                    <pic:cNvPicPr>
+                      <a:picLocks noChangeAspect="1"/>
+                    </pic:cNvPicPr>
+                  </pic:nvPicPr>
+                  <pic:blipFill>
+                    <a:blip r:embed="rId8"/>
+                    <a:stretch>
+                      <a:fillRect/>
+                    </a:stretch>
+                  </pic:blipFill>
+                  <pic:spPr>
+                    <a:xfrm>
+                      <a:off x="0" y="0"/>
+                      <a:ext cx="3600000" cy="2030858"/>
+                    </a:xfrm>
+                    <a:prstGeom prst="rect">
+                      <a:avLst/>
+                    </a:prstGeom>
+                  </pic:spPr>
+                </pic:pic>
+              </a:graphicData>
+            </a:graphic>
+          </wp:inline>
+        </w:drawing>
+      </w:r>
+    </w:p>
+    <w:p>
+      <w:pPr>
+        <w:spacing w:after="120"/>
+        <w:jc w:val="center"/>
+      </w:pPr>
+      <w:r>
+        <w:rPr>
+          <w:rFonts w:ascii="宋体" w:hAnsi="宋体"/>
+          <w:sz w:val="18"/>
+        </w:rPr>
+        <w:t>图3  肘部法则确定K=3</w:t>
       </w:r>
     </w:p>
     <w:p/>
@@ -2751,8 +2861,8 @@
         </w:tblCellMar>
       </w:tblPr>
       <w:tblGrid>
-        <w:gridCol w:w="1417"/>
-        <w:gridCol w:w="1417"/>
+        <w:gridCol w:w="1685"/>
+        <w:gridCol w:w="1149"/>
         <w:gridCol w:w="1134"/>
         <w:gridCol w:w="1417"/>
         <w:gridCol w:w="1417"/>
@@ -2772,6 +2882,84 @@
         </w:trPr>
         <w:tc>
           <w:tcPr>
+            <w:tcW w:w="1685" w:type="dxa"/>
+            <w:tcBorders>
+              <w:top w:val="single" w:color="2E75B6" w:sz="8" w:space="0"/>
+              <w:left w:val="single" w:color="CCCCCC" w:sz="4" w:space="0"/>
+              <w:bottom w:val="single" w:color="CCCCCC" w:sz="4" w:space="0"/>
+              <w:right w:val="single" w:color="CCCCCC" w:sz="4" w:space="0"/>
+            </w:tcBorders>
+            <w:shd w:val="clear" w:color="auto" w:fill="D5E8F0"/>
+          </w:tcPr>
+          <w:p>
+            <w:pPr>
+              <w:jc w:val="center"/>
+            </w:pPr>
+            <w:r>
+              <w:rPr>
+                <w:rFonts w:ascii="黑体" w:hAnsi="黑体"/>
+                <w:b/>
+                <w:color w:val="1A4789"/>
+                <w:sz w:val="18"/>
+              </w:rPr>
+              <w:t>群组</w:t>
+            </w:r>
+          </w:p>
+        </w:tc>
+        <w:tc>
+          <w:tcPr>
+            <w:tcW w:w="1149" w:type="dxa"/>
+            <w:tcBorders>
+              <w:top w:val="single" w:color="2E75B6" w:sz="8" w:space="0"/>
+              <w:left w:val="single" w:color="CCCCCC" w:sz="4" w:space="0"/>
+              <w:bottom w:val="single" w:color="CCCCCC" w:sz="4" w:space="0"/>
+              <w:right w:val="single" w:color="CCCCCC" w:sz="4" w:space="0"/>
+            </w:tcBorders>
+            <w:shd w:val="clear" w:color="auto" w:fill="D5E8F0"/>
+          </w:tcPr>
+          <w:p>
+            <w:pPr>
+              <w:jc w:val="center"/>
+            </w:pPr>
+            <w:r>
+              <w:rPr>
+                <w:rFonts w:ascii="黑体" w:hAnsi="黑体"/>
+                <w:b/>
+                <w:color w:val="1A4789"/>
+                <w:sz w:val="18"/>
+              </w:rPr>
+              <w:t>所含企业</w:t>
+            </w:r>
+          </w:p>
+        </w:tc>
+        <w:tc>
+          <w:tcPr>
+            <w:tcW w:w="1134" w:type="dxa"/>
+            <w:tcBorders>
+              <w:top w:val="single" w:color="2E75B6" w:sz="8" w:space="0"/>
+              <w:left w:val="single" w:color="CCCCCC" w:sz="4" w:space="0"/>
+              <w:bottom w:val="single" w:color="CCCCCC" w:sz="4" w:space="0"/>
+              <w:right w:val="single" w:color="CCCCCC" w:sz="4" w:space="0"/>
+            </w:tcBorders>
+            <w:shd w:val="clear" w:color="auto" w:fill="D5E8F0"/>
+          </w:tcPr>
+          <w:p>
+            <w:pPr>
+              <w:jc w:val="center"/>
+            </w:pPr>
+            <w:r>
+              <w:rPr>
+                <w:rFonts w:ascii="黑体" w:hAnsi="黑体"/>
+                <w:b/>
+                <w:color w:val="1A4789"/>
+                <w:sz w:val="18"/>
+              </w:rPr>
+              <w:t>季度数</w:t>
+            </w:r>
+          </w:p>
+        </w:tc>
+        <w:tc>
+          <w:tcPr>
             <w:tcW w:w="1417" w:type="dxa"/>
             <w:tcBorders>
               <w:top w:val="single" w:color="2E75B6" w:sz="8" w:space="0"/>
@@ -2792,85 +2980,7 @@
                 <w:color w:val="1A4789"/>
                 <w:sz w:val="18"/>
               </w:rPr>
-              <w:t>群组</w:t>
-            </w:r>
-          </w:p>
-        </w:tc>
-        <w:tc>
-          <w:tcPr>
-            <w:tcW w:w="1417" w:type="dxa"/>
-            <w:tcBorders>
-              <w:top w:val="single" w:color="2E75B6" w:sz="8" w:space="0"/>
-              <w:left w:val="single" w:color="CCCCCC" w:sz="4" w:space="0"/>
-              <w:bottom w:val="single" w:color="CCCCCC" w:sz="4" w:space="0"/>
-              <w:right w:val="single" w:color="CCCCCC" w:sz="4" w:space="0"/>
-            </w:tcBorders>
-            <w:shd w:val="clear" w:color="auto" w:fill="D5E8F0"/>
-          </w:tcPr>
-          <w:p>
-            <w:pPr>
-              <w:jc w:val="center"/>
-            </w:pPr>
-            <w:r>
-              <w:rPr>
-                <w:rFonts w:ascii="黑体" w:hAnsi="黑体"/>
-                <w:b/>
-                <w:color w:val="1A4789"/>
-                <w:sz w:val="18"/>
-              </w:rPr>
-              <w:t>所含企业</w:t>
-            </w:r>
-          </w:p>
-        </w:tc>
-        <w:tc>
-          <w:tcPr>
-            <w:tcW w:w="1134" w:type="dxa"/>
-            <w:tcBorders>
-              <w:top w:val="single" w:color="2E75B6" w:sz="8" w:space="0"/>
-              <w:left w:val="single" w:color="CCCCCC" w:sz="4" w:space="0"/>
-              <w:bottom w:val="single" w:color="CCCCCC" w:sz="4" w:space="0"/>
-              <w:right w:val="single" w:color="CCCCCC" w:sz="4" w:space="0"/>
-            </w:tcBorders>
-            <w:shd w:val="clear" w:color="auto" w:fill="D5E8F0"/>
-          </w:tcPr>
-          <w:p>
-            <w:pPr>
-              <w:jc w:val="center"/>
-            </w:pPr>
-            <w:r>
-              <w:rPr>
-                <w:rFonts w:ascii="黑体" w:hAnsi="黑体"/>
-                <w:b/>
-                <w:color w:val="1A4789"/>
-                <w:sz w:val="18"/>
-              </w:rPr>
-              <w:t>季度数</w:t>
-            </w:r>
-          </w:p>
-        </w:tc>
-        <w:tc>
-          <w:tcPr>
-            <w:tcW w:w="1417" w:type="dxa"/>
-            <w:tcBorders>
-              <w:top w:val="single" w:color="2E75B6" w:sz="8" w:space="0"/>
-              <w:left w:val="single" w:color="CCCCCC" w:sz="4" w:space="0"/>
-              <w:bottom w:val="single" w:color="CCCCCC" w:sz="4" w:space="0"/>
-              <w:right w:val="single" w:color="CCCCCC" w:sz="4" w:space="0"/>
-            </w:tcBorders>
-            <w:shd w:val="clear" w:color="auto" w:fill="D5E8F0"/>
-          </w:tcPr>
-          <w:p>
-            <w:pPr>
-              <w:jc w:val="center"/>
-            </w:pPr>
-            <w:r>
-              <w:rPr>
-                <w:rFonts w:ascii="黑体" w:hAnsi="黑体"/>
-                <w:b/>
-                <w:color w:val="1A4789"/>
-                <w:sz w:val="18"/>
-              </w:rPr>
-              <w:t>毛利率</w:t>
+              <w:t>毛利率均值</w:t>
             </w:r>
           </w:p>
         </w:tc>
@@ -2941,7 +3051,7 @@
         </w:trPr>
         <w:tc>
           <w:tcPr>
-            <w:tcW w:w="1417" w:type="dxa"/>
+            <w:tcW w:w="1685" w:type="dxa"/>
             <w:tcBorders>
               <w:top w:val="single" w:color="CCCCCC" w:sz="4" w:space="0"/>
               <w:left w:val="single" w:color="CCCCCC" w:sz="4" w:space="0"/>
@@ -2960,13 +3070,13 @@
                 <w:color w:val="333333"/>
                 <w:sz w:val="18"/>
               </w:rPr>
-              <w:t>群0（稳健）</w:t>
-            </w:r>
-          </w:p>
-        </w:tc>
-        <w:tc>
-          <w:tcPr>
-            <w:tcW w:w="1417" w:type="dxa"/>
+              <w:t>群0（稳健群）</w:t>
+            </w:r>
+          </w:p>
+        </w:tc>
+        <w:tc>
+          <w:tcPr>
+            <w:tcW w:w="1149" w:type="dxa"/>
             <w:tcBorders>
               <w:top w:val="single" w:color="CCCCCC" w:sz="4" w:space="0"/>
               <w:left w:val="single" w:color="CCCCCC" w:sz="4" w:space="0"/>
@@ -3104,7 +3214,7 @@
         </w:trPr>
         <w:tc>
           <w:tcPr>
-            <w:tcW w:w="1417" w:type="dxa"/>
+            <w:tcW w:w="1685" w:type="dxa"/>
           </w:tcPr>
           <w:p>
             <w:pPr>
@@ -3116,13 +3226,13 @@
                 <w:color w:val="333333"/>
                 <w:sz w:val="18"/>
               </w:rPr>
-              <w:t>群1（异常）</w:t>
-            </w:r>
-          </w:p>
-        </w:tc>
-        <w:tc>
-          <w:tcPr>
-            <w:tcW w:w="1417" w:type="dxa"/>
+              <w:t>群1（异常群）</w:t>
+            </w:r>
+          </w:p>
+        </w:tc>
+        <w:tc>
+          <w:tcPr>
+            <w:tcW w:w="1149" w:type="dxa"/>
           </w:tcPr>
           <w:p>
             <w:pPr>
@@ -3225,6 +3335,81 @@
         </w:trPr>
         <w:tc>
           <w:tcPr>
+            <w:tcW w:w="1685" w:type="dxa"/>
+            <w:tcBorders>
+              <w:top w:val="single" w:color="CCCCCC" w:sz="4" w:space="0"/>
+              <w:left w:val="single" w:color="CCCCCC" w:sz="4" w:space="0"/>
+              <w:bottom w:val="single" w:color="CCCCCC" w:sz="4" w:space="0"/>
+              <w:right w:val="single" w:color="CCCCCC" w:sz="4" w:space="0"/>
+            </w:tcBorders>
+            <w:shd w:val="clear" w:color="auto" w:fill="F8F9FA"/>
+          </w:tcPr>
+          <w:p>
+            <w:pPr>
+              <w:jc w:val="left"/>
+            </w:pPr>
+            <w:r>
+              <w:rPr>
+                <w:rFonts w:ascii="宋体" w:hAnsi="宋体"/>
+                <w:color w:val="333333"/>
+                <w:sz w:val="18"/>
+              </w:rPr>
+              <w:t>群2（高杠杆群）</w:t>
+            </w:r>
+          </w:p>
+        </w:tc>
+        <w:tc>
+          <w:tcPr>
+            <w:tcW w:w="1149" w:type="dxa"/>
+            <w:tcBorders>
+              <w:top w:val="single" w:color="CCCCCC" w:sz="4" w:space="0"/>
+              <w:left w:val="single" w:color="CCCCCC" w:sz="4" w:space="0"/>
+              <w:bottom w:val="single" w:color="CCCCCC" w:sz="4" w:space="0"/>
+              <w:right w:val="single" w:color="CCCCCC" w:sz="4" w:space="0"/>
+            </w:tcBorders>
+            <w:shd w:val="clear" w:color="auto" w:fill="F8F9FA"/>
+          </w:tcPr>
+          <w:p>
+            <w:pPr>
+              <w:jc w:val="center"/>
+            </w:pPr>
+            <w:r>
+              <w:rPr>
+                <w:rFonts w:ascii="宋体" w:hAnsi="宋体"/>
+                <w:color w:val="333333"/>
+                <w:sz w:val="18"/>
+              </w:rPr>
+              <w:t>北汽蓝谷</w:t>
+            </w:r>
+          </w:p>
+        </w:tc>
+        <w:tc>
+          <w:tcPr>
+            <w:tcW w:w="1134" w:type="dxa"/>
+            <w:tcBorders>
+              <w:top w:val="single" w:color="CCCCCC" w:sz="4" w:space="0"/>
+              <w:left w:val="single" w:color="CCCCCC" w:sz="4" w:space="0"/>
+              <w:bottom w:val="single" w:color="CCCCCC" w:sz="4" w:space="0"/>
+              <w:right w:val="single" w:color="CCCCCC" w:sz="4" w:space="0"/>
+            </w:tcBorders>
+            <w:shd w:val="clear" w:color="auto" w:fill="F8F9FA"/>
+          </w:tcPr>
+          <w:p>
+            <w:pPr>
+              <w:jc w:val="center"/>
+            </w:pPr>
+            <w:r>
+              <w:rPr>
+                <w:rFonts w:ascii="宋体" w:hAnsi="宋体"/>
+                <w:color w:val="333333"/>
+                <w:sz w:val="18"/>
+              </w:rPr>
+              <w:t>24</w:t>
+            </w:r>
+          </w:p>
+        </w:tc>
+        <w:tc>
+          <w:tcPr>
             <w:tcW w:w="1417" w:type="dxa"/>
             <w:tcBorders>
               <w:top w:val="single" w:color="CCCCCC" w:sz="4" w:space="0"/>
@@ -3236,15 +3421,15 @@
           </w:tcPr>
           <w:p>
             <w:pPr>
-              <w:jc w:val="left"/>
-            </w:pPr>
-            <w:r>
-              <w:rPr>
-                <w:rFonts w:ascii="宋体" w:hAnsi="宋体"/>
-                <w:color w:val="333333"/>
-                <w:sz w:val="18"/>
-              </w:rPr>
-              <w:t>群2（高杠杆）</w:t>
+              <w:jc w:val="center"/>
+            </w:pPr>
+            <w:r>
+              <w:rPr>
+                <w:rFonts w:ascii="宋体" w:hAnsi="宋体"/>
+                <w:color w:val="333333"/>
+                <w:sz w:val="18"/>
+              </w:rPr>
+              <w:t>-0.528</w:t>
             </w:r>
           </w:p>
         </w:tc>
@@ -3269,32 +3454,7 @@
                 <w:color w:val="333333"/>
                 <w:sz w:val="18"/>
               </w:rPr>
-              <w:t>北汽蓝谷</w:t>
-            </w:r>
-          </w:p>
-        </w:tc>
-        <w:tc>
-          <w:tcPr>
-            <w:tcW w:w="1134" w:type="dxa"/>
-            <w:tcBorders>
-              <w:top w:val="single" w:color="CCCCCC" w:sz="4" w:space="0"/>
-              <w:left w:val="single" w:color="CCCCCC" w:sz="4" w:space="0"/>
-              <w:bottom w:val="single" w:color="CCCCCC" w:sz="4" w:space="0"/>
-              <w:right w:val="single" w:color="CCCCCC" w:sz="4" w:space="0"/>
-            </w:tcBorders>
-            <w:shd w:val="clear" w:color="auto" w:fill="F8F9FA"/>
-          </w:tcPr>
-          <w:p>
-            <w:pPr>
-              <w:jc w:val="center"/>
-            </w:pPr>
-            <w:r>
-              <w:rPr>
-                <w:rFonts w:ascii="宋体" w:hAnsi="宋体"/>
-                <w:color w:val="333333"/>
-                <w:sz w:val="18"/>
-              </w:rPr>
-              <w:t>24</w:t>
+              <w:t>-0.208</w:t>
             </w:r>
           </w:p>
         </w:tc>
@@ -3319,80 +3479,68 @@
                 <w:color w:val="333333"/>
                 <w:sz w:val="18"/>
               </w:rPr>
-              <w:t>-0.528</w:t>
-            </w:r>
-          </w:p>
-        </w:tc>
-        <w:tc>
-          <w:tcPr>
-            <w:tcW w:w="1417" w:type="dxa"/>
-            <w:tcBorders>
-              <w:top w:val="single" w:color="CCCCCC" w:sz="4" w:space="0"/>
-              <w:left w:val="single" w:color="CCCCCC" w:sz="4" w:space="0"/>
-              <w:bottom w:val="single" w:color="CCCCCC" w:sz="4" w:space="0"/>
-              <w:right w:val="single" w:color="CCCCCC" w:sz="4" w:space="0"/>
-            </w:tcBorders>
-            <w:shd w:val="clear" w:color="auto" w:fill="F8F9FA"/>
-          </w:tcPr>
-          <w:p>
-            <w:pPr>
-              <w:jc w:val="center"/>
-            </w:pPr>
-            <w:r>
-              <w:rPr>
-                <w:rFonts w:ascii="宋体" w:hAnsi="宋体"/>
-                <w:color w:val="333333"/>
-                <w:sz w:val="18"/>
-              </w:rPr>
-              <w:t>-0.208</w:t>
-            </w:r>
-          </w:p>
-        </w:tc>
-        <w:tc>
-          <w:tcPr>
-            <w:tcW w:w="1417" w:type="dxa"/>
-            <w:tcBorders>
-              <w:top w:val="single" w:color="CCCCCC" w:sz="4" w:space="0"/>
-              <w:left w:val="single" w:color="CCCCCC" w:sz="4" w:space="0"/>
-              <w:bottom w:val="single" w:color="CCCCCC" w:sz="4" w:space="0"/>
-              <w:right w:val="single" w:color="CCCCCC" w:sz="4" w:space="0"/>
-            </w:tcBorders>
-            <w:shd w:val="clear" w:color="auto" w:fill="F8F9FA"/>
-          </w:tcPr>
-          <w:p>
-            <w:pPr>
-              <w:jc w:val="center"/>
-            </w:pPr>
-            <w:r>
-              <w:rPr>
-                <w:rFonts w:ascii="宋体" w:hAnsi="宋体"/>
-                <w:color w:val="333333"/>
-                <w:sz w:val="18"/>
-              </w:rPr>
               <w:t>0.382</w:t>
             </w:r>
           </w:p>
         </w:tc>
       </w:tr>
     </w:tbl>
-    <w:p>
-      <w:pPr>
-        <w:spacing w:after="80"/>
-      </w:pPr>
-    </w:p>
     <w:p/>
     <w:p>
       <w:pPr>
-        <w:spacing w:after="40" w:line="360" w:lineRule="auto"/>
-        <w:ind w:firstLine="420"/>
+        <w:jc w:val="center"/>
+      </w:pPr>
+      <w:r>
+        <w:drawing>
+          <wp:inline distT="0" distB="0" distL="114300" distR="114300">
+            <wp:extent cx="5039995" cy="3512185"/>
+            <wp:effectExtent l="0" t="0" r="4445" b="8255"/>
+            <wp:docPr id="4" name="Picture 4"/>
+            <wp:cNvGraphicFramePr>
+              <a:graphicFrameLocks xmlns:a="http://schemas.openxmlformats.org/drawingml/2006/main" noChangeAspect="1"/>
+            </wp:cNvGraphicFramePr>
+            <a:graphic xmlns:a="http://schemas.openxmlformats.org/drawingml/2006/main">
+              <a:graphicData uri="http://schemas.openxmlformats.org/drawingml/2006/picture">
+                <pic:pic xmlns:pic="http://schemas.openxmlformats.org/drawingml/2006/picture">
+                  <pic:nvPicPr>
+                    <pic:cNvPr id="4" name="Picture 4"/>
+                    <pic:cNvPicPr>
+                      <a:picLocks noChangeAspect="1"/>
+                    </pic:cNvPicPr>
+                  </pic:nvPicPr>
+                  <pic:blipFill>
+                    <a:blip r:embed="rId9"/>
+                    <a:stretch>
+                      <a:fillRect/>
+                    </a:stretch>
+                  </pic:blipFill>
+                  <pic:spPr>
+                    <a:xfrm>
+                      <a:off x="0" y="0"/>
+                      <a:ext cx="5040000" cy="3512727"/>
+                    </a:xfrm>
+                    <a:prstGeom prst="rect">
+                      <a:avLst/>
+                    </a:prstGeom>
+                  </pic:spPr>
+                </pic:pic>
+              </a:graphicData>
+            </a:graphic>
+          </wp:inline>
+        </w:drawing>
+      </w:r>
+    </w:p>
+    <w:p>
+      <w:pPr>
+        <w:spacing w:after="120"/>
+        <w:jc w:val="center"/>
       </w:pPr>
       <w:r>
         <w:rPr>
           <w:rFonts w:ascii="宋体" w:hAnsi="宋体"/>
-          <w:b w:val="0"/>
-          <w:sz w:val="24"/>
+          <w:sz w:val="18"/>
         </w:rPr>
-        <w:t>群1和群2均由北汽蓝谷的极端季度构成，群1毛利率-107.5%、经营CF/营收-831.2%为极端亏损和现金流恶化状态，群2权益乘数7.285为极高杠杆状态。群0包含全部8家企业287个季度，是行业"常态"区域。赛力斯和长安汽车均主要位于群0，仅从五维特征看二者同属行业正常区间——它们的差异不在聚类层面，而在具体指标的波动模式和驱动力上。</w:t>
+        <w:t>图4  K-Means聚类PCA可视化</w:t>
       </w:r>
     </w:p>
     <w:p>
@@ -3406,12 +3554,84 @@
           <w:b w:val="0"/>
           <w:sz w:val="24"/>
         </w:rPr>
-        <w:t>2. 孤立森林异常检测。异常检测结果如表3和图5所示。以异常率30%为红色预警线，北汽蓝谷异常率74%远超线外。赛力斯异常率7%虽在正常范围但非零，长安汽车异常率0%。赛力斯少量异常波动与其高增长高波动的模式特征一致。长城汽车异常得分0.118为全行业最高，财务表现最为平稳。</w:t>
+        <w:t>群1（3个季度）和群2（24个季度）均由北汽蓝谷极端季度构成——群1毛利率-107.5%、经营CF/营收-831.2%，为极端亏损和现金流恶化状态；群2权益乘数7.285为极高杠杆状态。群0包含全部8家企业287个季度，是行业常态区域。赛力斯和长安汽车均主要位于群0——仅从五维特征看，二者同属"正常"区间，差异不在统计聚类层面而在具体指标的波动模式和驱动力上。</w:t>
+      </w:r>
+    </w:p>
+    <w:p>
+      <w:pPr>
+        <w:spacing w:after="40" w:line="360" w:lineRule="auto"/>
+        <w:ind w:firstLine="420"/>
+      </w:pPr>
+      <w:r>
+        <w:rPr>
+          <w:rFonts w:ascii="宋体" w:hAnsi="宋体"/>
+          <w:b w:val="0"/>
+          <w:sz w:val="24"/>
+        </w:rPr>
+        <w:t>孤立森林异常检测（图5）显示，北汽蓝谷异常率74%远超30%红色预警线。赛力斯异常率7%虽在正常范围但非零，长安汽车异常率0%。赛力斯7%的非零异常与其高增长高波动模式特征一致。长城汽车异常得分0.118，财务表现最为平稳。</w:t>
+      </w:r>
+    </w:p>
+    <w:p>
+      <w:pPr>
+        <w:jc w:val="center"/>
+      </w:pPr>
+      <w:r>
+        <w:drawing>
+          <wp:inline distT="0" distB="0" distL="114300" distR="114300">
+            <wp:extent cx="4319905" cy="1857375"/>
+            <wp:effectExtent l="0" t="0" r="8255" b="1905"/>
+            <wp:docPr id="5" name="Picture 5"/>
+            <wp:cNvGraphicFramePr>
+              <a:graphicFrameLocks xmlns:a="http://schemas.openxmlformats.org/drawingml/2006/main" noChangeAspect="1"/>
+            </wp:cNvGraphicFramePr>
+            <a:graphic xmlns:a="http://schemas.openxmlformats.org/drawingml/2006/main">
+              <a:graphicData uri="http://schemas.openxmlformats.org/drawingml/2006/picture">
+                <pic:pic xmlns:pic="http://schemas.openxmlformats.org/drawingml/2006/picture">
+                  <pic:nvPicPr>
+                    <pic:cNvPr id="5" name="Picture 5"/>
+                    <pic:cNvPicPr>
+                      <a:picLocks noChangeAspect="1"/>
+                    </pic:cNvPicPr>
+                  </pic:nvPicPr>
+                  <pic:blipFill>
+                    <a:blip r:embed="rId10"/>
+                    <a:stretch>
+                      <a:fillRect/>
+                    </a:stretch>
+                  </pic:blipFill>
+                  <pic:spPr>
+                    <a:xfrm>
+                      <a:off x="0" y="0"/>
+                      <a:ext cx="4320000" cy="1857673"/>
+                    </a:xfrm>
+                    <a:prstGeom prst="rect">
+                      <a:avLst/>
+                    </a:prstGeom>
+                  </pic:spPr>
+                </pic:pic>
+              </a:graphicData>
+            </a:graphic>
+          </wp:inline>
+        </w:drawing>
+      </w:r>
+    </w:p>
+    <w:p>
+      <w:pPr>
+        <w:spacing w:after="120"/>
+        <w:jc w:val="center"/>
+      </w:pPr>
+      <w:r>
+        <w:rPr>
+          <w:rFonts w:ascii="宋体" w:hAnsi="宋体"/>
+          <w:sz w:val="18"/>
+        </w:rPr>
+        <w:t>图5  孤立森林异常检测结果</w:t>
       </w:r>
     </w:p>
     <w:p>
       <w:pPr>
         <w:spacing w:before="240" w:after="120"/>
+        <w:outlineLvl w:val="1"/>
       </w:pPr>
       <w:r>
         <w:rPr>
@@ -3434,21 +3654,292 @@
           <w:b w:val="0"/>
           <w:sz w:val="24"/>
         </w:rPr>
-        <w:t>1. 单企业预测结果。每家企业仅39-41个有效季度观测，属于典型小样本场景。图6至图9分别展示了赛力斯和长安汽车在毛利率、资产负债率两个指标上六种方法的拟合与预测对比。</w:t>
+        <w:t>图6-图9展示赛力斯和长安汽车在毛利率、资产负债率两个指标上六种方法的拟合与预测结果。综合排名（图10、表3）显示：线性回归因MAPE相对稳定综合排名第一；Ridge回归拟合R²（0.288）显著高于线性回归（0.096）。LSTM和三次指数平滑R²为负值，表明39个季度不足以训练神经网络或估计复杂季节性参数——在小样本财务预测中，正则化线性方法比深度学习方法更可靠。</w:t>
       </w:r>
     </w:p>
     <w:p>
       <w:pPr>
-        <w:spacing w:after="40" w:line="360" w:lineRule="auto"/>
-        <w:ind w:firstLine="420"/>
+        <w:jc w:val="center"/>
+      </w:pPr>
+      <w:r>
+        <w:drawing>
+          <wp:inline distT="0" distB="0" distL="114300" distR="114300">
+            <wp:extent cx="5399405" cy="2605405"/>
+            <wp:effectExtent l="0" t="0" r="10795" b="635"/>
+            <wp:docPr id="6" name="Picture 6"/>
+            <wp:cNvGraphicFramePr>
+              <a:graphicFrameLocks xmlns:a="http://schemas.openxmlformats.org/drawingml/2006/main" noChangeAspect="1"/>
+            </wp:cNvGraphicFramePr>
+            <a:graphic xmlns:a="http://schemas.openxmlformats.org/drawingml/2006/main">
+              <a:graphicData uri="http://schemas.openxmlformats.org/drawingml/2006/picture">
+                <pic:pic xmlns:pic="http://schemas.openxmlformats.org/drawingml/2006/picture">
+                  <pic:nvPicPr>
+                    <pic:cNvPr id="6" name="Picture 6"/>
+                    <pic:cNvPicPr>
+                      <a:picLocks noChangeAspect="1"/>
+                    </pic:cNvPicPr>
+                  </pic:nvPicPr>
+                  <pic:blipFill>
+                    <a:blip r:embed="rId11"/>
+                    <a:stretch>
+                      <a:fillRect/>
+                    </a:stretch>
+                  </pic:blipFill>
+                  <pic:spPr>
+                    <a:xfrm>
+                      <a:off x="0" y="0"/>
+                      <a:ext cx="5400000" cy="2605772"/>
+                    </a:xfrm>
+                    <a:prstGeom prst="rect">
+                      <a:avLst/>
+                    </a:prstGeom>
+                  </pic:spPr>
+                </pic:pic>
+              </a:graphicData>
+            </a:graphic>
+          </wp:inline>
+        </w:drawing>
+      </w:r>
+    </w:p>
+    <w:p>
+      <w:pPr>
+        <w:spacing w:after="120"/>
+        <w:jc w:val="center"/>
       </w:pPr>
       <w:r>
         <w:rPr>
           <w:rFonts w:ascii="宋体" w:hAnsi="宋体"/>
-          <w:b w:val="0"/>
-          <w:sz w:val="24"/>
+          <w:sz w:val="18"/>
         </w:rPr>
-        <w:t>2. 综合排名与讨论。表4汇总六种方法的平均表现。综合分=R²排名百分位×0.4+(1-MAPE排名百分位)×0.4+(1-σ排名百分位)×0.2。</w:t>
+        <w:t>图6  赛力斯毛利率六方法对比</w:t>
+      </w:r>
+    </w:p>
+    <w:p>
+      <w:pPr>
+        <w:jc w:val="center"/>
+      </w:pPr>
+      <w:r>
+        <w:drawing>
+          <wp:inline distT="0" distB="0" distL="114300" distR="114300">
+            <wp:extent cx="5399405" cy="2605405"/>
+            <wp:effectExtent l="0" t="0" r="10795" b="635"/>
+            <wp:docPr id="7" name="Picture 7"/>
+            <wp:cNvGraphicFramePr>
+              <a:graphicFrameLocks xmlns:a="http://schemas.openxmlformats.org/drawingml/2006/main" noChangeAspect="1"/>
+            </wp:cNvGraphicFramePr>
+            <a:graphic xmlns:a="http://schemas.openxmlformats.org/drawingml/2006/main">
+              <a:graphicData uri="http://schemas.openxmlformats.org/drawingml/2006/picture">
+                <pic:pic xmlns:pic="http://schemas.openxmlformats.org/drawingml/2006/picture">
+                  <pic:nvPicPr>
+                    <pic:cNvPr id="7" name="Picture 7"/>
+                    <pic:cNvPicPr>
+                      <a:picLocks noChangeAspect="1"/>
+                    </pic:cNvPicPr>
+                  </pic:nvPicPr>
+                  <pic:blipFill>
+                    <a:blip r:embed="rId12"/>
+                    <a:stretch>
+                      <a:fillRect/>
+                    </a:stretch>
+                  </pic:blipFill>
+                  <pic:spPr>
+                    <a:xfrm>
+                      <a:off x="0" y="0"/>
+                      <a:ext cx="5400000" cy="2605772"/>
+                    </a:xfrm>
+                    <a:prstGeom prst="rect">
+                      <a:avLst/>
+                    </a:prstGeom>
+                  </pic:spPr>
+                </pic:pic>
+              </a:graphicData>
+            </a:graphic>
+          </wp:inline>
+        </w:drawing>
+      </w:r>
+    </w:p>
+    <w:p>
+      <w:pPr>
+        <w:spacing w:after="120"/>
+        <w:jc w:val="center"/>
+      </w:pPr>
+      <w:r>
+        <w:rPr>
+          <w:rFonts w:ascii="宋体" w:hAnsi="宋体"/>
+          <w:sz w:val="18"/>
+        </w:rPr>
+        <w:t>图7  赛力斯资产负债率六方法对比</w:t>
+      </w:r>
+    </w:p>
+    <w:p>
+      <w:pPr>
+        <w:jc w:val="center"/>
+      </w:pPr>
+      <w:r>
+        <w:drawing>
+          <wp:inline distT="0" distB="0" distL="114300" distR="114300">
+            <wp:extent cx="5399405" cy="2605405"/>
+            <wp:effectExtent l="0" t="0" r="10795" b="635"/>
+            <wp:docPr id="8" name="Picture 8"/>
+            <wp:cNvGraphicFramePr>
+              <a:graphicFrameLocks xmlns:a="http://schemas.openxmlformats.org/drawingml/2006/main" noChangeAspect="1"/>
+            </wp:cNvGraphicFramePr>
+            <a:graphic xmlns:a="http://schemas.openxmlformats.org/drawingml/2006/main">
+              <a:graphicData uri="http://schemas.openxmlformats.org/drawingml/2006/picture">
+                <pic:pic xmlns:pic="http://schemas.openxmlformats.org/drawingml/2006/picture">
+                  <pic:nvPicPr>
+                    <pic:cNvPr id="8" name="Picture 8"/>
+                    <pic:cNvPicPr>
+                      <a:picLocks noChangeAspect="1"/>
+                    </pic:cNvPicPr>
+                  </pic:nvPicPr>
+                  <pic:blipFill>
+                    <a:blip r:embed="rId13"/>
+                    <a:stretch>
+                      <a:fillRect/>
+                    </a:stretch>
+                  </pic:blipFill>
+                  <pic:spPr>
+                    <a:xfrm>
+                      <a:off x="0" y="0"/>
+                      <a:ext cx="5400000" cy="2605772"/>
+                    </a:xfrm>
+                    <a:prstGeom prst="rect">
+                      <a:avLst/>
+                    </a:prstGeom>
+                  </pic:spPr>
+                </pic:pic>
+              </a:graphicData>
+            </a:graphic>
+          </wp:inline>
+        </w:drawing>
+      </w:r>
+    </w:p>
+    <w:p>
+      <w:pPr>
+        <w:spacing w:after="120"/>
+        <w:jc w:val="center"/>
+      </w:pPr>
+      <w:r>
+        <w:rPr>
+          <w:rFonts w:ascii="宋体" w:hAnsi="宋体"/>
+          <w:sz w:val="18"/>
+        </w:rPr>
+        <w:t>图8  长安汽车毛利率六方法对比</w:t>
+      </w:r>
+    </w:p>
+    <w:p>
+      <w:pPr>
+        <w:jc w:val="center"/>
+      </w:pPr>
+      <w:r>
+        <w:drawing>
+          <wp:inline distT="0" distB="0" distL="114300" distR="114300">
+            <wp:extent cx="5399405" cy="2605405"/>
+            <wp:effectExtent l="0" t="0" r="10795" b="635"/>
+            <wp:docPr id="9" name="Picture 9"/>
+            <wp:cNvGraphicFramePr>
+              <a:graphicFrameLocks xmlns:a="http://schemas.openxmlformats.org/drawingml/2006/main" noChangeAspect="1"/>
+            </wp:cNvGraphicFramePr>
+            <a:graphic xmlns:a="http://schemas.openxmlformats.org/drawingml/2006/main">
+              <a:graphicData uri="http://schemas.openxmlformats.org/drawingml/2006/picture">
+                <pic:pic xmlns:pic="http://schemas.openxmlformats.org/drawingml/2006/picture">
+                  <pic:nvPicPr>
+                    <pic:cNvPr id="9" name="Picture 9"/>
+                    <pic:cNvPicPr>
+                      <a:picLocks noChangeAspect="1"/>
+                    </pic:cNvPicPr>
+                  </pic:nvPicPr>
+                  <pic:blipFill>
+                    <a:blip r:embed="rId14"/>
+                    <a:stretch>
+                      <a:fillRect/>
+                    </a:stretch>
+                  </pic:blipFill>
+                  <pic:spPr>
+                    <a:xfrm>
+                      <a:off x="0" y="0"/>
+                      <a:ext cx="5400000" cy="2605772"/>
+                    </a:xfrm>
+                    <a:prstGeom prst="rect">
+                      <a:avLst/>
+                    </a:prstGeom>
+                  </pic:spPr>
+                </pic:pic>
+              </a:graphicData>
+            </a:graphic>
+          </wp:inline>
+        </w:drawing>
+      </w:r>
+    </w:p>
+    <w:p>
+      <w:pPr>
+        <w:spacing w:after="120"/>
+        <w:jc w:val="center"/>
+      </w:pPr>
+      <w:r>
+        <w:rPr>
+          <w:rFonts w:ascii="宋体" w:hAnsi="宋体"/>
+          <w:sz w:val="18"/>
+        </w:rPr>
+        <w:t>图9  长安汽车资产负债率六方法对比</w:t>
+      </w:r>
+    </w:p>
+    <w:p>
+      <w:pPr>
+        <w:jc w:val="center"/>
+      </w:pPr>
+      <w:r>
+        <w:drawing>
+          <wp:inline distT="0" distB="0" distL="114300" distR="114300">
+            <wp:extent cx="5399405" cy="1750695"/>
+            <wp:effectExtent l="0" t="0" r="10795" b="1905"/>
+            <wp:docPr id="10" name="Picture 10"/>
+            <wp:cNvGraphicFramePr>
+              <a:graphicFrameLocks xmlns:a="http://schemas.openxmlformats.org/drawingml/2006/main" noChangeAspect="1"/>
+            </wp:cNvGraphicFramePr>
+            <a:graphic xmlns:a="http://schemas.openxmlformats.org/drawingml/2006/main">
+              <a:graphicData uri="http://schemas.openxmlformats.org/drawingml/2006/picture">
+                <pic:pic xmlns:pic="http://schemas.openxmlformats.org/drawingml/2006/picture">
+                  <pic:nvPicPr>
+                    <pic:cNvPr id="10" name="Picture 10"/>
+                    <pic:cNvPicPr>
+                      <a:picLocks noChangeAspect="1"/>
+                    </pic:cNvPicPr>
+                  </pic:nvPicPr>
+                  <pic:blipFill>
+                    <a:blip r:embed="rId15"/>
+                    <a:stretch>
+                      <a:fillRect/>
+                    </a:stretch>
+                  </pic:blipFill>
+                  <pic:spPr>
+                    <a:xfrm>
+                      <a:off x="0" y="0"/>
+                      <a:ext cx="5400000" cy="1751259"/>
+                    </a:xfrm>
+                    <a:prstGeom prst="rect">
+                      <a:avLst/>
+                    </a:prstGeom>
+                  </pic:spPr>
+                </pic:pic>
+              </a:graphicData>
+            </a:graphic>
+          </wp:inline>
+        </w:drawing>
+      </w:r>
+    </w:p>
+    <w:p>
+      <w:pPr>
+        <w:spacing w:after="120"/>
+        <w:jc w:val="center"/>
+      </w:pPr>
+      <w:r>
+        <w:rPr>
+          <w:rFonts w:ascii="宋体" w:hAnsi="宋体"/>
+          <w:sz w:val="18"/>
+        </w:rPr>
+        <w:t>图10  六种方法综合性能对比</w:t>
       </w:r>
     </w:p>
     <w:p/>
@@ -4344,6 +4835,7 @@
         <w:spacing w:after="80"/>
       </w:pPr>
     </w:p>
+    <w:p/>
     <w:p>
       <w:pPr>
         <w:spacing w:after="40" w:line="360" w:lineRule="auto"/>
@@ -4355,21 +4847,7 @@
           <w:b w:val="0"/>
           <w:sz w:val="24"/>
         </w:rPr>
-        <w:t>线性回归因MAPE相对稳定排名第一；Ridge回归拟合R²（0.288）显著高于线性回归（0.096），在拟合优度上更优。LSTM和三次指数平滑R²为负值，表明39个季度观测不足以训练神经网络或估计复杂的季节性参数。结论是：在小样本财务预测场景中，正则化的线性方法（Ridge回归）比深度学习方法（LSTM）更可靠。</w:t>
-      </w:r>
-    </w:p>
-    <w:p>
-      <w:pPr>
-        <w:spacing w:after="40" w:line="360" w:lineRule="auto"/>
-        <w:ind w:firstLine="420"/>
-      </w:pPr>
-      <w:r>
-        <w:rPr>
-          <w:rFonts w:ascii="宋体" w:hAnsi="宋体"/>
-          <w:b w:val="0"/>
-          <w:sz w:val="24"/>
-        </w:rPr>
-        <w:t>3. MAPE回测。以2026年第一季度实际数据验证预测效果：</w:t>
+        <w:t>2026年第一季度回测验证（表4）：资产负债率MAPE在2.4%-19.2%之间，预测效果可接受。毛利率MAPE高达2176%-4480%，因实际值接近零时相对误差被不合理放大——当实际毛利率为-0.46%时，任何非零预测值都会产生极端MAPE。</w:t>
       </w:r>
     </w:p>
     <w:tbl>
@@ -5138,21 +5616,8 @@
     </w:p>
     <w:p>
       <w:pPr>
-        <w:spacing w:after="40" w:line="360" w:lineRule="auto"/>
-        <w:ind w:firstLine="420"/>
-      </w:pPr>
-      <w:r>
-        <w:rPr>
-          <w:rFonts w:ascii="宋体" w:hAnsi="宋体"/>
-          <w:b w:val="0"/>
-          <w:sz w:val="24"/>
-        </w:rPr>
-        <w:t>毛利率偏差大是因实际值接近零时相对误差被不合理放大。剔除毛利率后，资产负债率MAPE在2.4%-19.2%之间，预测效果可接受。</w:t>
-      </w:r>
-    </w:p>
-    <w:p>
-      <w:pPr>
         <w:spacing w:before="240" w:after="120"/>
+        <w:outlineLvl w:val="1"/>
       </w:pPr>
       <w:r>
         <w:rPr>
@@ -5175,7 +5640,7 @@
           <w:b w:val="0"/>
           <w:sz w:val="24"/>
         </w:rPr>
-        <w:t>表5和表6报告了赛力斯和长安汽车2022-2025年ROE因素的连环替代分解结果。</w:t>
+        <w:t>表5报告了赛力斯和长安汽车ROE因素的连环替代分解结果。</w:t>
       </w:r>
     </w:p>
     <w:tbl>
@@ -6081,7 +6546,7 @@
           <w:b w:val="0"/>
           <w:sz w:val="24"/>
         </w:rPr>
-        <w:t>赛力斯2023→2024年出现爆发增长：净利率转正（-11.6%→3.3%，贡献+46.7pp）、周转率翻倍（0.70→1.54，贡献+12.3pp）、权益乘数急升（4.49→7.69，贡献+16.1pp），三因素叠加推动ROE从-36.4%飙升至38.7%。2024→2025年出现回调：ROE回落23.6pp至15.0%，主因去杠杆（权益乘数7.69→3.52，贡献-17.8pp）和周转率下降（1.54→1.15，贡献-11.2pp），净利率继续改善（3.3%→3.7%，贡献+5.4pp）抵消了部分跌幅。</w:t>
+        <w:t>赛力斯ROE呈现典型的过山车波动：2023→2024年三因素共振（净利率转正+46.7pp、周转率翻倍+12.3pp、杠杆飙升+16.1pp），ROE从-36.4%飙升至38.7%。2024→2025年ROE回落至15.0%，去杠杆贡献-17.8pp（权益乘数7.69→3.52）和周转率下降-11.2pp（1.54→1.15）是主因，净利率继续改善（+5.4pp）部分抵消。</w:t>
       </w:r>
     </w:p>
     <w:p>
@@ -6095,12 +6560,70 @@
           <w:b w:val="0"/>
           <w:sz w:val="24"/>
         </w:rPr>
-        <w:t>长安汽车ROE 12.3%→13.2%→8.0%→4.1%，三年间最大年度变动仅5.3pp，显著低于赛力斯。净利率持续下滑（6.4%→6.3%→3.8%→1.9%）是ROE下降的唯一主因。周转率和权益乘数基本稳定，表明长安汽车维持了稳健的资本结构和资产运营策略。</w:t>
+        <w:t>长安汽车ROE路径12.3%→13.2%→8.0%→4.1%，三年间最大年度变动仅5.3pp，远低于赛力斯。净利率持续下滑（6.4%→1.9%）是ROE下降的唯一主因，周转率和权益乘数基本稳定。杜邦对比揭示了核心差异：赛力斯ROE波动是杠杆扩张和收缩驱动的大幅摆动，长安汽车ROE下降是单一因素推动的缓慢过程。</w:t>
+      </w:r>
+    </w:p>
+    <w:p>
+      <w:pPr>
+        <w:jc w:val="center"/>
+      </w:pPr>
+      <w:r>
+        <w:drawing>
+          <wp:inline distT="0" distB="0" distL="114300" distR="114300">
+            <wp:extent cx="5039995" cy="1258570"/>
+            <wp:effectExtent l="0" t="0" r="4445" b="6350"/>
+            <wp:docPr id="11" name="Picture 11"/>
+            <wp:cNvGraphicFramePr>
+              <a:graphicFrameLocks xmlns:a="http://schemas.openxmlformats.org/drawingml/2006/main" noChangeAspect="1"/>
+            </wp:cNvGraphicFramePr>
+            <a:graphic xmlns:a="http://schemas.openxmlformats.org/drawingml/2006/main">
+              <a:graphicData uri="http://schemas.openxmlformats.org/drawingml/2006/picture">
+                <pic:pic xmlns:pic="http://schemas.openxmlformats.org/drawingml/2006/picture">
+                  <pic:nvPicPr>
+                    <pic:cNvPr id="11" name="Picture 11"/>
+                    <pic:cNvPicPr>
+                      <a:picLocks noChangeAspect="1"/>
+                    </pic:cNvPicPr>
+                  </pic:nvPicPr>
+                  <pic:blipFill>
+                    <a:blip r:embed="rId16"/>
+                    <a:stretch>
+                      <a:fillRect/>
+                    </a:stretch>
+                  </pic:blipFill>
+                  <pic:spPr>
+                    <a:xfrm>
+                      <a:off x="0" y="0"/>
+                      <a:ext cx="5040000" cy="1258868"/>
+                    </a:xfrm>
+                    <a:prstGeom prst="rect">
+                      <a:avLst/>
+                    </a:prstGeom>
+                  </pic:spPr>
+                </pic:pic>
+              </a:graphicData>
+            </a:graphic>
+          </wp:inline>
+        </w:drawing>
+      </w:r>
+    </w:p>
+    <w:p>
+      <w:pPr>
+        <w:spacing w:after="120"/>
+        <w:jc w:val="center"/>
+      </w:pPr>
+      <w:r>
+        <w:rPr>
+          <w:rFonts w:ascii="宋体" w:hAnsi="宋体"/>
+          <w:sz w:val="18"/>
+        </w:rPr>
+        <w:t>图11  杜邦分析ROE因素分解对比</w:t>
       </w:r>
     </w:p>
     <w:p>
       <w:pPr>
         <w:spacing w:before="240" w:after="120"/>
+        <w:outlineLvl w:val="1"/>
       </w:pPr>
       <w:r>
         <w:rPr>
@@ -6123,7 +6646,7 @@
           <w:b w:val="0"/>
           <w:sz w:val="24"/>
         </w:rPr>
-        <w:t>表7报告了8家企业最新年报的经营活动现金净流量三组合模式。</w:t>
+        <w:t>表6报告了8家企业最新年报的现金流组合。收付实现制下的现金流分析比权责发生制下的利润分析更能揭示经营模式本质。</w:t>
       </w:r>
     </w:p>
     <w:tbl>
@@ -6140,20 +6663,28 @@
         </w:tblCellMar>
       </w:tblPr>
       <w:tblGrid>
-        <w:gridCol w:w="1417"/>
-        <w:gridCol w:w="1417"/>
-        <w:gridCol w:w="1417"/>
-        <w:gridCol w:w="1417"/>
-        <w:gridCol w:w="1701"/>
-        <w:gridCol w:w="1417"/>
+        <w:gridCol w:w="1120"/>
+        <w:gridCol w:w="1350"/>
+        <w:gridCol w:w="1230"/>
+        <w:gridCol w:w="1290"/>
+        <w:gridCol w:w="2180"/>
+        <w:gridCol w:w="1900"/>
       </w:tblGrid>
       <w:tr>
+        <w:tblPrEx>
+          <w:tblCellMar>
+            <w:top w:w="0" w:type="dxa"/>
+            <w:left w:w="108" w:type="dxa"/>
+            <w:bottom w:w="0" w:type="dxa"/>
+            <w:right w:w="108" w:type="dxa"/>
+          </w:tblCellMar>
+        </w:tblPrEx>
         <w:trPr>
           <w:jc w:val="center"/>
         </w:trPr>
         <w:tc>
           <w:tcPr>
-            <w:tcW w:w="1417" w:type="dxa"/>
+            <w:tcW w:w="1120" w:type="dxa"/>
             <w:tcBorders>
               <w:top w:val="single" w:color="2E75B6" w:sz="8" w:space="0"/>
               <w:left w:val="single" w:color="CCCCCC" w:sz="4" w:space="0"/>
@@ -6179,7 +6710,7 @@
         </w:tc>
         <w:tc>
           <w:tcPr>
-            <w:tcW w:w="1417" w:type="dxa"/>
+            <w:tcW w:w="1350" w:type="dxa"/>
             <w:tcBorders>
               <w:top w:val="single" w:color="2E75B6" w:sz="8" w:space="0"/>
               <w:left w:val="single" w:color="CCCCCC" w:sz="4" w:space="0"/>
@@ -6205,7 +6736,7 @@
         </w:tc>
         <w:tc>
           <w:tcPr>
-            <w:tcW w:w="1417" w:type="dxa"/>
+            <w:tcW w:w="1230" w:type="dxa"/>
             <w:tcBorders>
               <w:top w:val="single" w:color="2E75B6" w:sz="8" w:space="0"/>
               <w:left w:val="single" w:color="CCCCCC" w:sz="4" w:space="0"/>
@@ -6231,7 +6762,7 @@
         </w:tc>
         <w:tc>
           <w:tcPr>
-            <w:tcW w:w="1417" w:type="dxa"/>
+            <w:tcW w:w="1290" w:type="dxa"/>
             <w:tcBorders>
               <w:top w:val="single" w:color="2E75B6" w:sz="8" w:space="0"/>
               <w:left w:val="single" w:color="CCCCCC" w:sz="4" w:space="0"/>
@@ -6257,7 +6788,7 @@
         </w:tc>
         <w:tc>
           <w:tcPr>
-            <w:tcW w:w="1701" w:type="dxa"/>
+            <w:tcW w:w="2180" w:type="dxa"/>
             <w:tcBorders>
               <w:top w:val="single" w:color="2E75B6" w:sz="8" w:space="0"/>
               <w:left w:val="single" w:color="CCCCCC" w:sz="4" w:space="0"/>
@@ -6283,7 +6814,7 @@
         </w:tc>
         <w:tc>
           <w:tcPr>
-            <w:tcW w:w="1417" w:type="dxa"/>
+            <w:tcW w:w="1900" w:type="dxa"/>
             <w:tcBorders>
               <w:top w:val="single" w:color="2E75B6" w:sz="8" w:space="0"/>
               <w:left w:val="single" w:color="CCCCCC" w:sz="4" w:space="0"/>
@@ -6322,7 +6853,7 @@
         </w:trPr>
         <w:tc>
           <w:tcPr>
-            <w:tcW w:w="1417" w:type="dxa"/>
+            <w:tcW w:w="1120" w:type="dxa"/>
             <w:tcBorders>
               <w:top w:val="single" w:color="CCCCCC" w:sz="4" w:space="0"/>
               <w:left w:val="single" w:color="CCCCCC" w:sz="4" w:space="0"/>
@@ -6347,7 +6878,7 @@
         </w:tc>
         <w:tc>
           <w:tcPr>
-            <w:tcW w:w="1417" w:type="dxa"/>
+            <w:tcW w:w="1350" w:type="dxa"/>
             <w:tcBorders>
               <w:top w:val="single" w:color="CCCCCC" w:sz="4" w:space="0"/>
               <w:left w:val="single" w:color="CCCCCC" w:sz="4" w:space="0"/>
@@ -6372,7 +6903,7 @@
         </w:tc>
         <w:tc>
           <w:tcPr>
-            <w:tcW w:w="1417" w:type="dxa"/>
+            <w:tcW w:w="1230" w:type="dxa"/>
             <w:tcBorders>
               <w:top w:val="single" w:color="CCCCCC" w:sz="4" w:space="0"/>
               <w:left w:val="single" w:color="CCCCCC" w:sz="4" w:space="0"/>
@@ -6397,7 +6928,7 @@
         </w:tc>
         <w:tc>
           <w:tcPr>
-            <w:tcW w:w="1417" w:type="dxa"/>
+            <w:tcW w:w="1290" w:type="dxa"/>
             <w:tcBorders>
               <w:top w:val="single" w:color="CCCCCC" w:sz="4" w:space="0"/>
               <w:left w:val="single" w:color="CCCCCC" w:sz="4" w:space="0"/>
@@ -6422,7 +6953,7 @@
         </w:tc>
         <w:tc>
           <w:tcPr>
-            <w:tcW w:w="1701" w:type="dxa"/>
+            <w:tcW w:w="2180" w:type="dxa"/>
             <w:tcBorders>
               <w:top w:val="single" w:color="CCCCCC" w:sz="4" w:space="0"/>
               <w:left w:val="single" w:color="CCCCCC" w:sz="4" w:space="0"/>
@@ -6447,7 +6978,7 @@
         </w:tc>
         <w:tc>
           <w:tcPr>
-            <w:tcW w:w="1417" w:type="dxa"/>
+            <w:tcW w:w="1900" w:type="dxa"/>
             <w:tcBorders>
               <w:top w:val="single" w:color="CCCCCC" w:sz="4" w:space="0"/>
               <w:left w:val="single" w:color="CCCCCC" w:sz="4" w:space="0"/>
@@ -6485,7 +7016,7 @@
         </w:trPr>
         <w:tc>
           <w:tcPr>
-            <w:tcW w:w="1417" w:type="dxa"/>
+            <w:tcW w:w="1120" w:type="dxa"/>
           </w:tcPr>
           <w:p>
             <w:pPr>
@@ -6503,7 +7034,7 @@
         </w:tc>
         <w:tc>
           <w:tcPr>
-            <w:tcW w:w="1417" w:type="dxa"/>
+            <w:tcW w:w="1350" w:type="dxa"/>
           </w:tcPr>
           <w:p>
             <w:pPr>
@@ -6521,7 +7052,7 @@
         </w:tc>
         <w:tc>
           <w:tcPr>
-            <w:tcW w:w="1417" w:type="dxa"/>
+            <w:tcW w:w="1230" w:type="dxa"/>
           </w:tcPr>
           <w:p>
             <w:pPr>
@@ -6539,7 +7070,7 @@
         </w:tc>
         <w:tc>
           <w:tcPr>
-            <w:tcW w:w="1417" w:type="dxa"/>
+            <w:tcW w:w="1290" w:type="dxa"/>
           </w:tcPr>
           <w:p>
             <w:pPr>
@@ -6557,7 +7088,7 @@
         </w:tc>
         <w:tc>
           <w:tcPr>
-            <w:tcW w:w="1701" w:type="dxa"/>
+            <w:tcW w:w="2180" w:type="dxa"/>
           </w:tcPr>
           <w:p>
             <w:pPr>
@@ -6575,19 +7106,19 @@
         </w:tc>
         <w:tc>
           <w:tcPr>
-            <w:tcW w:w="1417" w:type="dxa"/>
-          </w:tcPr>
-          <w:p>
-            <w:pPr>
-              <w:jc w:val="center"/>
-            </w:pPr>
-            <w:r>
-              <w:rPr>
-                <w:rFonts w:ascii="宋体" w:hAnsi="宋体"/>
-                <w:color w:val="333333"/>
-                <w:sz w:val="18"/>
-              </w:rPr>
-              <w:t>成长期</w:t>
+            <w:tcW w:w="1900" w:type="dxa"/>
+          </w:tcPr>
+          <w:p>
+            <w:pPr>
+              <w:jc w:val="center"/>
+            </w:pPr>
+            <w:r>
+              <w:rPr>
+                <w:rFonts w:ascii="宋体" w:hAnsi="宋体"/>
+                <w:color w:val="333333"/>
+                <w:sz w:val="18"/>
+              </w:rPr>
+              <w:t>成长期（激进扩张）</w:t>
             </w:r>
           </w:p>
         </w:tc>
@@ -6606,7 +7137,7 @@
         </w:trPr>
         <w:tc>
           <w:tcPr>
-            <w:tcW w:w="1417" w:type="dxa"/>
+            <w:tcW w:w="1120" w:type="dxa"/>
             <w:tcBorders>
               <w:top w:val="single" w:color="CCCCCC" w:sz="4" w:space="0"/>
               <w:left w:val="single" w:color="CCCCCC" w:sz="4" w:space="0"/>
@@ -6631,7 +7162,7 @@
         </w:tc>
         <w:tc>
           <w:tcPr>
-            <w:tcW w:w="1417" w:type="dxa"/>
+            <w:tcW w:w="1350" w:type="dxa"/>
             <w:tcBorders>
               <w:top w:val="single" w:color="CCCCCC" w:sz="4" w:space="0"/>
               <w:left w:val="single" w:color="CCCCCC" w:sz="4" w:space="0"/>
@@ -6656,7 +7187,7 @@
         </w:tc>
         <w:tc>
           <w:tcPr>
-            <w:tcW w:w="1417" w:type="dxa"/>
+            <w:tcW w:w="1230" w:type="dxa"/>
             <w:tcBorders>
               <w:top w:val="single" w:color="CCCCCC" w:sz="4" w:space="0"/>
               <w:left w:val="single" w:color="CCCCCC" w:sz="4" w:space="0"/>
@@ -6681,7 +7212,7 @@
         </w:tc>
         <w:tc>
           <w:tcPr>
-            <w:tcW w:w="1417" w:type="dxa"/>
+            <w:tcW w:w="1290" w:type="dxa"/>
             <w:tcBorders>
               <w:top w:val="single" w:color="CCCCCC" w:sz="4" w:space="0"/>
               <w:left w:val="single" w:color="CCCCCC" w:sz="4" w:space="0"/>
@@ -6706,7 +7237,7 @@
         </w:tc>
         <w:tc>
           <w:tcPr>
-            <w:tcW w:w="1701" w:type="dxa"/>
+            <w:tcW w:w="2180" w:type="dxa"/>
             <w:tcBorders>
               <w:top w:val="single" w:color="CCCCCC" w:sz="4" w:space="0"/>
               <w:left w:val="single" w:color="CCCCCC" w:sz="4" w:space="0"/>
@@ -6731,7 +7262,7 @@
         </w:tc>
         <w:tc>
           <w:tcPr>
-            <w:tcW w:w="1417" w:type="dxa"/>
+            <w:tcW w:w="1900" w:type="dxa"/>
             <w:tcBorders>
               <w:top w:val="single" w:color="CCCCCC" w:sz="4" w:space="0"/>
               <w:left w:val="single" w:color="CCCCCC" w:sz="4" w:space="0"/>
@@ -6750,7 +7281,7 @@
                 <w:color w:val="333333"/>
                 <w:sz w:val="18"/>
               </w:rPr>
-              <w:t>成熟期</w:t>
+              <w:t>成熟期典范</w:t>
             </w:r>
           </w:p>
         </w:tc>
@@ -6769,7 +7300,7 @@
         </w:trPr>
         <w:tc>
           <w:tcPr>
-            <w:tcW w:w="1417" w:type="dxa"/>
+            <w:tcW w:w="1120" w:type="dxa"/>
           </w:tcPr>
           <w:p>
             <w:pPr>
@@ -6787,7 +7318,7 @@
         </w:tc>
         <w:tc>
           <w:tcPr>
-            <w:tcW w:w="1417" w:type="dxa"/>
+            <w:tcW w:w="1350" w:type="dxa"/>
           </w:tcPr>
           <w:p>
             <w:pPr>
@@ -6805,7 +7336,7 @@
         </w:tc>
         <w:tc>
           <w:tcPr>
-            <w:tcW w:w="1417" w:type="dxa"/>
+            <w:tcW w:w="1230" w:type="dxa"/>
           </w:tcPr>
           <w:p>
             <w:pPr>
@@ -6823,7 +7354,7 @@
         </w:tc>
         <w:tc>
           <w:tcPr>
-            <w:tcW w:w="1417" w:type="dxa"/>
+            <w:tcW w:w="1290" w:type="dxa"/>
           </w:tcPr>
           <w:p>
             <w:pPr>
@@ -6841,7 +7372,7 @@
         </w:tc>
         <w:tc>
           <w:tcPr>
-            <w:tcW w:w="1701" w:type="dxa"/>
+            <w:tcW w:w="2180" w:type="dxa"/>
           </w:tcPr>
           <w:p>
             <w:pPr>
@@ -6859,19 +7390,19 @@
         </w:tc>
         <w:tc>
           <w:tcPr>
-            <w:tcW w:w="1417" w:type="dxa"/>
-          </w:tcPr>
-          <w:p>
-            <w:pPr>
-              <w:jc w:val="center"/>
-            </w:pPr>
-            <w:r>
-              <w:rPr>
-                <w:rFonts w:ascii="宋体" w:hAnsi="宋体"/>
-                <w:color w:val="333333"/>
-                <w:sz w:val="18"/>
-              </w:rPr>
-              <w:t>成熟期</w:t>
+            <w:tcW w:w="1900" w:type="dxa"/>
+          </w:tcPr>
+          <w:p>
+            <w:pPr>
+              <w:jc w:val="center"/>
+            </w:pPr>
+            <w:r>
+              <w:rPr>
+                <w:rFonts w:ascii="宋体" w:hAnsi="宋体"/>
+                <w:color w:val="333333"/>
+                <w:sz w:val="18"/>
+              </w:rPr>
+              <w:t>成熟期（收缩杠杆）</w:t>
             </w:r>
           </w:p>
         </w:tc>
@@ -6890,7 +7421,7 @@
         </w:trPr>
         <w:tc>
           <w:tcPr>
-            <w:tcW w:w="1417" w:type="dxa"/>
+            <w:tcW w:w="1120" w:type="dxa"/>
             <w:tcBorders>
               <w:top w:val="single" w:color="CCCCCC" w:sz="4" w:space="0"/>
               <w:left w:val="single" w:color="CCCCCC" w:sz="4" w:space="0"/>
@@ -6915,7 +7446,7 @@
         </w:tc>
         <w:tc>
           <w:tcPr>
-            <w:tcW w:w="1417" w:type="dxa"/>
+            <w:tcW w:w="1350" w:type="dxa"/>
             <w:tcBorders>
               <w:top w:val="single" w:color="CCCCCC" w:sz="4" w:space="0"/>
               <w:left w:val="single" w:color="CCCCCC" w:sz="4" w:space="0"/>
@@ -6940,7 +7471,7 @@
         </w:tc>
         <w:tc>
           <w:tcPr>
-            <w:tcW w:w="1417" w:type="dxa"/>
+            <w:tcW w:w="1230" w:type="dxa"/>
             <w:tcBorders>
               <w:top w:val="single" w:color="CCCCCC" w:sz="4" w:space="0"/>
               <w:left w:val="single" w:color="CCCCCC" w:sz="4" w:space="0"/>
@@ -6965,7 +7496,7 @@
         </w:tc>
         <w:tc>
           <w:tcPr>
-            <w:tcW w:w="1417" w:type="dxa"/>
+            <w:tcW w:w="1290" w:type="dxa"/>
             <w:tcBorders>
               <w:top w:val="single" w:color="CCCCCC" w:sz="4" w:space="0"/>
               <w:left w:val="single" w:color="CCCCCC" w:sz="4" w:space="0"/>
@@ -6990,7 +7521,7 @@
         </w:tc>
         <w:tc>
           <w:tcPr>
-            <w:tcW w:w="1701" w:type="dxa"/>
+            <w:tcW w:w="2180" w:type="dxa"/>
             <w:tcBorders>
               <w:top w:val="single" w:color="CCCCCC" w:sz="4" w:space="0"/>
               <w:left w:val="single" w:color="CCCCCC" w:sz="4" w:space="0"/>
@@ -7015,7 +7546,7 @@
         </w:tc>
         <w:tc>
           <w:tcPr>
-            <w:tcW w:w="1417" w:type="dxa"/>
+            <w:tcW w:w="1900" w:type="dxa"/>
             <w:tcBorders>
               <w:top w:val="single" w:color="CCCCCC" w:sz="4" w:space="0"/>
               <w:left w:val="single" w:color="CCCCCC" w:sz="4" w:space="0"/>
@@ -7034,7 +7565,7 @@
                 <w:color w:val="333333"/>
                 <w:sz w:val="18"/>
               </w:rPr>
-              <w:t>成熟期</w:t>
+              <w:t>成熟期（造血偏弱）</w:t>
             </w:r>
           </w:p>
         </w:tc>
@@ -7053,7 +7584,7 @@
         </w:trPr>
         <w:tc>
           <w:tcPr>
-            <w:tcW w:w="1417" w:type="dxa"/>
+            <w:tcW w:w="1120" w:type="dxa"/>
           </w:tcPr>
           <w:p>
             <w:pPr>
@@ -7071,7 +7602,7 @@
         </w:tc>
         <w:tc>
           <w:tcPr>
-            <w:tcW w:w="1417" w:type="dxa"/>
+            <w:tcW w:w="1350" w:type="dxa"/>
           </w:tcPr>
           <w:p>
             <w:pPr>
@@ -7089,7 +7620,7 @@
         </w:tc>
         <w:tc>
           <w:tcPr>
-            <w:tcW w:w="1417" w:type="dxa"/>
+            <w:tcW w:w="1230" w:type="dxa"/>
           </w:tcPr>
           <w:p>
             <w:pPr>
@@ -7107,7 +7638,7 @@
         </w:tc>
         <w:tc>
           <w:tcPr>
-            <w:tcW w:w="1417" w:type="dxa"/>
+            <w:tcW w:w="1290" w:type="dxa"/>
           </w:tcPr>
           <w:p>
             <w:pPr>
@@ -7125,7 +7656,7 @@
         </w:tc>
         <w:tc>
           <w:tcPr>
-            <w:tcW w:w="1701" w:type="dxa"/>
+            <w:tcW w:w="2180" w:type="dxa"/>
           </w:tcPr>
           <w:p>
             <w:pPr>
@@ -7143,7 +7674,7 @@
         </w:tc>
         <w:tc>
           <w:tcPr>
-            <w:tcW w:w="1417" w:type="dxa"/>
+            <w:tcW w:w="1900" w:type="dxa"/>
           </w:tcPr>
           <w:p>
             <w:pPr>
@@ -7174,7 +7705,7 @@
         </w:trPr>
         <w:tc>
           <w:tcPr>
-            <w:tcW w:w="1417" w:type="dxa"/>
+            <w:tcW w:w="1120" w:type="dxa"/>
             <w:tcBorders>
               <w:top w:val="single" w:color="CCCCCC" w:sz="4" w:space="0"/>
               <w:left w:val="single" w:color="CCCCCC" w:sz="4" w:space="0"/>
@@ -7199,7 +7730,7 @@
         </w:tc>
         <w:tc>
           <w:tcPr>
-            <w:tcW w:w="1417" w:type="dxa"/>
+            <w:tcW w:w="1350" w:type="dxa"/>
             <w:tcBorders>
               <w:top w:val="single" w:color="CCCCCC" w:sz="4" w:space="0"/>
               <w:left w:val="single" w:color="CCCCCC" w:sz="4" w:space="0"/>
@@ -7224,7 +7755,7 @@
         </w:tc>
         <w:tc>
           <w:tcPr>
-            <w:tcW w:w="1417" w:type="dxa"/>
+            <w:tcW w:w="1230" w:type="dxa"/>
             <w:tcBorders>
               <w:top w:val="single" w:color="CCCCCC" w:sz="4" w:space="0"/>
               <w:left w:val="single" w:color="CCCCCC" w:sz="4" w:space="0"/>
@@ -7249,7 +7780,7 @@
         </w:tc>
         <w:tc>
           <w:tcPr>
-            <w:tcW w:w="1417" w:type="dxa"/>
+            <w:tcW w:w="1290" w:type="dxa"/>
             <w:tcBorders>
               <w:top w:val="single" w:color="CCCCCC" w:sz="4" w:space="0"/>
               <w:left w:val="single" w:color="CCCCCC" w:sz="4" w:space="0"/>
@@ -7274,7 +7805,7 @@
         </w:tc>
         <w:tc>
           <w:tcPr>
-            <w:tcW w:w="1701" w:type="dxa"/>
+            <w:tcW w:w="2180" w:type="dxa"/>
             <w:tcBorders>
               <w:top w:val="single" w:color="CCCCCC" w:sz="4" w:space="0"/>
               <w:left w:val="single" w:color="CCCCCC" w:sz="4" w:space="0"/>
@@ -7299,7 +7830,7 @@
         </w:tc>
         <w:tc>
           <w:tcPr>
-            <w:tcW w:w="1417" w:type="dxa"/>
+            <w:tcW w:w="1900" w:type="dxa"/>
             <w:tcBorders>
               <w:top w:val="single" w:color="CCCCCC" w:sz="4" w:space="0"/>
               <w:left w:val="single" w:color="CCCCCC" w:sz="4" w:space="0"/>
@@ -7337,7 +7868,7 @@
         </w:trPr>
         <w:tc>
           <w:tcPr>
-            <w:tcW w:w="1417" w:type="dxa"/>
+            <w:tcW w:w="1120" w:type="dxa"/>
           </w:tcPr>
           <w:p>
             <w:pPr>
@@ -7355,7 +7886,7 @@
         </w:tc>
         <w:tc>
           <w:tcPr>
-            <w:tcW w:w="1417" w:type="dxa"/>
+            <w:tcW w:w="1350" w:type="dxa"/>
           </w:tcPr>
           <w:p>
             <w:pPr>
@@ -7373,7 +7904,7 @@
         </w:tc>
         <w:tc>
           <w:tcPr>
-            <w:tcW w:w="1417" w:type="dxa"/>
+            <w:tcW w:w="1230" w:type="dxa"/>
           </w:tcPr>
           <w:p>
             <w:pPr>
@@ -7391,7 +7922,7 @@
         </w:tc>
         <w:tc>
           <w:tcPr>
-            <w:tcW w:w="1417" w:type="dxa"/>
+            <w:tcW w:w="1290" w:type="dxa"/>
           </w:tcPr>
           <w:p>
             <w:pPr>
@@ -7409,7 +7940,7 @@
         </w:tc>
         <w:tc>
           <w:tcPr>
-            <w:tcW w:w="1701" w:type="dxa"/>
+            <w:tcW w:w="2180" w:type="dxa"/>
           </w:tcPr>
           <w:p>
             <w:pPr>
@@ -7427,7 +7958,7 @@
         </w:tc>
         <w:tc>
           <w:tcPr>
-            <w:tcW w:w="1417" w:type="dxa"/>
+            <w:tcW w:w="1900" w:type="dxa"/>
           </w:tcPr>
           <w:p>
             <w:pPr>
@@ -7461,26 +7992,13 @@
           <w:b w:val="0"/>
           <w:sz w:val="24"/>
         </w:rPr>
-        <w:t>"经营+/投资-/筹资+"为成长期特征：经营活动净流入为正但不足以覆盖投资扩张，需外部融资。赛力斯和比亚迪属于此模式。赛力斯经营净流入289.1亿元，筹资183亿元补充投资。"经营+/投资-/筹资-"为成熟期典范：经营活动现金可完全覆盖投资和偿债。长城汽车404亿元经营净流入同时覆盖292亿元投资和134亿元偿债，无需外部融资，财务最为健康。</w:t>
-      </w:r>
-    </w:p>
-    <w:p>
-      <w:pPr>
-        <w:spacing w:after="40" w:line="360" w:lineRule="auto"/>
-        <w:ind w:firstLine="420"/>
-      </w:pPr>
-      <w:r>
-        <w:rPr>
-          <w:rFonts w:ascii="宋体" w:hAnsi="宋体"/>
-          <w:b w:val="0"/>
-          <w:sz w:val="24"/>
-        </w:rPr>
-        <w:t>长安汽车经营净流入仅18.4亿元，虽为正但规模偏小，投资支出122.2亿元需消耗现金储备。广汽集团经营净流出-150.3亿元，是唯一经营现金流为负的企业，经营业务本身消耗现金，依赖筹资55.1亿元维持运营。经营现金净流量组合比利润指标更能揭示企业经营模式的本质差异——赛力斯的高ROE伴随后续融资需求，长城汽车的高ROE伴随自给自足的现金流，两者增长质量存在根本区别。</w:t>
+        <w:t>"经营+/投资-/筹资+"为成长期特征——赛力斯经营净流入289.1亿元但不足以覆盖投资，需外部筹资182.8亿元。"经营+/投资-/筹资-"为成熟期特征——长城汽车404亿元经营净流入同时覆盖292亿投资和134亿偿债，无需外部融资，是成熟期典范。长安汽车经营净流入仅18.4亿元，虽为正但规模偏小，是"造血偏弱"型成熟期。广汽集团经营净流出-150.3亿元，是唯一经营现金流为负的企业，经营业务本身消耗现金，依赖筹资维持运营，现金流组合进入需关注区间。现金流组合比利润更能揭示本质：赛力斯高ROE伴随后续融资需求，长城汽车高ROE伴随自给自足的现金流——两者的增长质量存在根本区别。</w:t>
       </w:r>
     </w:p>
     <w:p>
       <w:pPr>
         <w:spacing w:before="240" w:after="120"/>
+        <w:outlineLvl w:val="1"/>
       </w:pPr>
       <w:r>
         <w:rPr>
@@ -7503,7 +8021,7 @@
           <w:b w:val="0"/>
           <w:sz w:val="24"/>
         </w:rPr>
-        <w:t>1. NEV市场行业景气度。中国新能源汽车市场经历了补贴驱动期（2016-2019，53万→119万辆）、疫情复苏期（2020-2021，突破350万辆）和爆发增长期（2022-2025，688万→预计超1500万辆）三个阶段。2025年渗透率首次突破50%，新能源车进入主流市场。当前月销量120-130万辆，同比增速从100%以上回落至20%-30%，行业处于高景气但增速放缓阶段。</w:t>
+        <w:t>1. NEV市场景气度。中国新能源汽车市场经历了补贴驱动期（2016-2019）、疫情复苏期（2020-2021）和爆发增长期（2022-2025）三个阶段，2025年渗透率首次突破50%。当前月销量120-130万辆，同比增速从100%以上回落至20%-30%，行业高景气但增速放缓。</w:t>
       </w:r>
     </w:p>
     <w:p>
@@ -7515,7 +8033,7 @@
           <wp:inline distT="0" distB="0" distL="114300" distR="114300">
             <wp:extent cx="5399405" cy="2341880"/>
             <wp:effectExtent l="0" t="0" r="10795" b="5080"/>
-            <wp:docPr id="3" name="Picture 3"/>
+            <wp:docPr id="12" name="Picture 12"/>
             <wp:cNvGraphicFramePr>
               <a:graphicFrameLocks xmlns:a="http://schemas.openxmlformats.org/drawingml/2006/main" noChangeAspect="1"/>
             </wp:cNvGraphicFramePr>
@@ -7523,13 +8041,13 @@
               <a:graphicData uri="http://schemas.openxmlformats.org/drawingml/2006/picture">
                 <pic:pic xmlns:pic="http://schemas.openxmlformats.org/drawingml/2006/picture">
                   <pic:nvPicPr>
-                    <pic:cNvPr id="3" name="Picture 3"/>
+                    <pic:cNvPr id="12" name="Picture 12"/>
                     <pic:cNvPicPr>
                       <a:picLocks noChangeAspect="1"/>
                     </pic:cNvPicPr>
                   </pic:nvPicPr>
                   <pic:blipFill>
-                    <a:blip r:embed="rId8"/>
+                    <a:blip r:embed="rId17"/>
                     <a:stretch>
                       <a:fillRect/>
                     </a:stretch>
@@ -7560,7 +8078,7 @@
           <w:rFonts w:ascii="宋体" w:hAnsi="宋体"/>
           <w:sz w:val="18"/>
         </w:rPr>
-        <w:t>图12  中国NEV月度产销量趋势</w:t>
+        <w:t>图12  中国NEV月度产销量趋势（2016-2025）</w:t>
       </w:r>
     </w:p>
     <w:p>
@@ -7572,7 +8090,7 @@
           <wp:inline distT="0" distB="0" distL="114300" distR="114300">
             <wp:extent cx="5399405" cy="2292350"/>
             <wp:effectExtent l="0" t="0" r="10795" b="8890"/>
-            <wp:docPr id="4" name="Picture 4"/>
+            <wp:docPr id="13" name="Picture 13"/>
             <wp:cNvGraphicFramePr>
               <a:graphicFrameLocks xmlns:a="http://schemas.openxmlformats.org/drawingml/2006/main" noChangeAspect="1"/>
             </wp:cNvGraphicFramePr>
@@ -7580,13 +8098,13 @@
               <a:graphicData uri="http://schemas.openxmlformats.org/drawingml/2006/picture">
                 <pic:pic xmlns:pic="http://schemas.openxmlformats.org/drawingml/2006/picture">
                   <pic:nvPicPr>
-                    <pic:cNvPr id="4" name="Picture 4"/>
+                    <pic:cNvPr id="13" name="Picture 13"/>
                     <pic:cNvPicPr>
                       <a:picLocks noChangeAspect="1"/>
                     </pic:cNvPicPr>
                   </pic:nvPicPr>
                   <pic:blipFill>
-                    <a:blip r:embed="rId9"/>
+                    <a:blip r:embed="rId18"/>
                     <a:stretch>
                       <a:fillRect/>
                     </a:stretch>
@@ -7629,7 +8147,7 @@
           <wp:inline distT="0" distB="0" distL="114300" distR="114300">
             <wp:extent cx="5399405" cy="2002790"/>
             <wp:effectExtent l="0" t="0" r="10795" b="8890"/>
-            <wp:docPr id="5" name="Picture 5"/>
+            <wp:docPr id="14" name="Picture 14"/>
             <wp:cNvGraphicFramePr>
               <a:graphicFrameLocks xmlns:a="http://schemas.openxmlformats.org/drawingml/2006/main" noChangeAspect="1"/>
             </wp:cNvGraphicFramePr>
@@ -7637,13 +8155,13 @@
               <a:graphicData uri="http://schemas.openxmlformats.org/drawingml/2006/picture">
                 <pic:pic xmlns:pic="http://schemas.openxmlformats.org/drawingml/2006/picture">
                   <pic:nvPicPr>
-                    <pic:cNvPr id="5" name="Picture 5"/>
+                    <pic:cNvPr id="14" name="Picture 14"/>
                     <pic:cNvPicPr>
                       <a:picLocks noChangeAspect="1"/>
                     </pic:cNvPicPr>
                   </pic:nvPicPr>
                   <pic:blipFill>
-                    <a:blip r:embed="rId10"/>
+                    <a:blip r:embed="rId19"/>
                     <a:stretch>
                       <a:fillRect/>
                     </a:stretch>
@@ -7688,7 +8206,7 @@
           <w:b w:val="0"/>
           <w:sz w:val="24"/>
         </w:rPr>
-        <w:t>2. 企业增速与行业偏离度。偏离度=企业年销量增速−行业NEV年销量增速。赛力斯2022-2024年增速远超行业（偏离度为正），但2025年偏离度显著收窄至行业均值附近，高增长阶段可能见顶。长安汽车2021-2025年持续跑输行业（偏离度为负），新能源加速但燃油车基本盘拖累总增速。</w:t>
+        <w:t>2. 企业增速偏离度。赛力斯2022-2024年增速远超行业大盘（偏离度为正），但2025年偏离度显著收窄至行业均值附近，高增长阶段可能见顶。长安汽车持续跑输行业NEV增速（偏离度为负），新能源加速（~26%）但燃油车基本盘拖累总增速。</w:t>
       </w:r>
     </w:p>
     <w:p>
@@ -7700,7 +8218,7 @@
           <wp:inline distT="0" distB="0" distL="114300" distR="114300">
             <wp:extent cx="5399405" cy="2345055"/>
             <wp:effectExtent l="0" t="0" r="10795" b="1905"/>
-            <wp:docPr id="6" name="Picture 6"/>
+            <wp:docPr id="15" name="Picture 15"/>
             <wp:cNvGraphicFramePr>
               <a:graphicFrameLocks xmlns:a="http://schemas.openxmlformats.org/drawingml/2006/main" noChangeAspect="1"/>
             </wp:cNvGraphicFramePr>
@@ -7708,13 +8226,13 @@
               <a:graphicData uri="http://schemas.openxmlformats.org/drawingml/2006/picture">
                 <pic:pic xmlns:pic="http://schemas.openxmlformats.org/drawingml/2006/picture">
                   <pic:nvPicPr>
-                    <pic:cNvPr id="6" name="Picture 6"/>
+                    <pic:cNvPr id="15" name="Picture 15"/>
                     <pic:cNvPicPr>
                       <a:picLocks noChangeAspect="1"/>
                     </pic:cNvPicPr>
                   </pic:nvPicPr>
                   <pic:blipFill>
-                    <a:blip r:embed="rId11"/>
+                    <a:blip r:embed="rId20"/>
                     <a:stretch>
                       <a:fillRect/>
                     </a:stretch>
@@ -7759,7 +8277,7 @@
           <w:b w:val="0"/>
           <w:sz w:val="24"/>
         </w:rPr>
-        <w:t>3. 季度销量结构深度分析。长安新能源占比从2023Q1的5.8%升至2025Q4的27.3%（+21.5pp），深蓝品牌增长最为显著（季度3万→12万辆）。但燃油及合资品牌仍占~73%，增速趋零。赛力斯问界占比从2022Q1的30.4%飙升至2025Q4的93.8%（+63.4pp），Q4冲量效应显著（2024Q4销量14.5万辆为全年峰值）。</w:t>
+        <w:t>3. 季度结构深度分析。长安新能源占比从2023Q1的5.8%升至2025Q4的27.3%（+21.5pp），深蓝品牌增长最为显著。赛力斯问界占比从2022Q1的30.4%飙升至2025Q4的93.8%（+63.4pp），Q4冲量效应显著（2024Q4销量14.5万辆为全年峰值）。</w:t>
       </w:r>
     </w:p>
     <w:p>
@@ -7771,7 +8289,7 @@
           <wp:inline distT="0" distB="0" distL="114300" distR="114300">
             <wp:extent cx="5399405" cy="3787140"/>
             <wp:effectExtent l="0" t="0" r="10795" b="7620"/>
-            <wp:docPr id="7" name="Picture 7"/>
+            <wp:docPr id="16" name="Picture 16"/>
             <wp:cNvGraphicFramePr>
               <a:graphicFrameLocks xmlns:a="http://schemas.openxmlformats.org/drawingml/2006/main" noChangeAspect="1"/>
             </wp:cNvGraphicFramePr>
@@ -7779,13 +8297,13 @@
               <a:graphicData uri="http://schemas.openxmlformats.org/drawingml/2006/picture">
                 <pic:pic xmlns:pic="http://schemas.openxmlformats.org/drawingml/2006/picture">
                   <pic:nvPicPr>
-                    <pic:cNvPr id="7" name="Picture 7"/>
+                    <pic:cNvPr id="16" name="Picture 16"/>
                     <pic:cNvPicPr>
                       <a:picLocks noChangeAspect="1"/>
                     </pic:cNvPicPr>
                   </pic:nvPicPr>
                   <pic:blipFill>
-                    <a:blip r:embed="rId12"/>
+                    <a:blip r:embed="rId21"/>
                     <a:stretch>
                       <a:fillRect/>
                     </a:stretch>
@@ -7828,7 +8346,7 @@
           <wp:inline distT="0" distB="0" distL="114300" distR="114300">
             <wp:extent cx="5399405" cy="3444875"/>
             <wp:effectExtent l="0" t="0" r="10795" b="14605"/>
-            <wp:docPr id="8" name="Picture 8"/>
+            <wp:docPr id="17" name="Picture 17"/>
             <wp:cNvGraphicFramePr>
               <a:graphicFrameLocks xmlns:a="http://schemas.openxmlformats.org/drawingml/2006/main" noChangeAspect="1"/>
             </wp:cNvGraphicFramePr>
@@ -7836,13 +8354,13 @@
               <a:graphicData uri="http://schemas.openxmlformats.org/drawingml/2006/picture">
                 <pic:pic xmlns:pic="http://schemas.openxmlformats.org/drawingml/2006/picture">
                   <pic:nvPicPr>
-                    <pic:cNvPr id="8" name="Picture 8"/>
+                    <pic:cNvPr id="17" name="Picture 17"/>
                     <pic:cNvPicPr>
                       <a:picLocks noChangeAspect="1"/>
                     </pic:cNvPicPr>
                   </pic:nvPicPr>
                   <pic:blipFill>
-                    <a:blip r:embed="rId13"/>
+                    <a:blip r:embed="rId22"/>
                     <a:stretch>
                       <a:fillRect/>
                     </a:stretch>
@@ -7885,7 +8403,7 @@
           <wp:inline distT="0" distB="0" distL="114300" distR="114300">
             <wp:extent cx="5399405" cy="3785235"/>
             <wp:effectExtent l="0" t="0" r="10795" b="9525"/>
-            <wp:docPr id="9" name="Picture 9"/>
+            <wp:docPr id="18" name="Picture 18"/>
             <wp:cNvGraphicFramePr>
               <a:graphicFrameLocks xmlns:a="http://schemas.openxmlformats.org/drawingml/2006/main" noChangeAspect="1"/>
             </wp:cNvGraphicFramePr>
@@ -7893,13 +8411,13 @@
               <a:graphicData uri="http://schemas.openxmlformats.org/drawingml/2006/picture">
                 <pic:pic xmlns:pic="http://schemas.openxmlformats.org/drawingml/2006/picture">
                   <pic:nvPicPr>
-                    <pic:cNvPr id="9" name="Picture 9"/>
+                    <pic:cNvPr id="18" name="Picture 18"/>
                     <pic:cNvPicPr>
                       <a:picLocks noChangeAspect="1"/>
                     </pic:cNvPicPr>
                   </pic:nvPicPr>
                   <pic:blipFill>
-                    <a:blip r:embed="rId14"/>
+                    <a:blip r:embed="rId23"/>
                     <a:stretch>
                       <a:fillRect/>
                     </a:stretch>
@@ -7944,7 +8462,7 @@
           <w:b w:val="0"/>
           <w:sz w:val="24"/>
         </w:rPr>
-        <w:t>4. 月度季节性模式。NEV销量年末冲量效应显著（12月全年峰值，2月谷底）。赛力斯Q4冲量幅度远超行业均值（环比&gt;40%），这一季度间的剧烈波动是毛利率和ROE大幅摆动的重要外部驱动因素。同比增速换挡趋势明显（2022-2023年100%+→2024-2025年20%-30%），企业成长性将更多依赖份额争夺而非行业β。</w:t>
+        <w:t>4. 月度季节性模式。年末冲量效应与Q4财务指标波动高度同步（12月峰值，2月谷底）。赛力斯Q4冲量幅度远超行业（环比&gt;40%），是毛利率和ROE季节性波动的重要外部驱动。同比增速换挡趋势明显（100%+→20%-30%），企业成长性将更多依赖份额争夺而非行业β。</w:t>
       </w:r>
     </w:p>
     <w:p>
@@ -7956,7 +8474,7 @@
           <wp:inline distT="0" distB="0" distL="114300" distR="114300">
             <wp:extent cx="5399405" cy="3362325"/>
             <wp:effectExtent l="0" t="0" r="10795" b="5715"/>
-            <wp:docPr id="10" name="Picture 10"/>
+            <wp:docPr id="19" name="Picture 19"/>
             <wp:cNvGraphicFramePr>
               <a:graphicFrameLocks xmlns:a="http://schemas.openxmlformats.org/drawingml/2006/main" noChangeAspect="1"/>
             </wp:cNvGraphicFramePr>
@@ -7964,13 +8482,13 @@
               <a:graphicData uri="http://schemas.openxmlformats.org/drawingml/2006/picture">
                 <pic:pic xmlns:pic="http://schemas.openxmlformats.org/drawingml/2006/picture">
                   <pic:nvPicPr>
-                    <pic:cNvPr id="10" name="Picture 10"/>
+                    <pic:cNvPr id="19" name="Picture 19"/>
                     <pic:cNvPicPr>
                       <a:picLocks noChangeAspect="1"/>
                     </pic:cNvPicPr>
                   </pic:nvPicPr>
                   <pic:blipFill>
-                    <a:blip r:embed="rId15"/>
+                    <a:blip r:embed="rId24"/>
                     <a:stretch>
                       <a:fillRect/>
                     </a:stretch>
@@ -8013,7 +8531,7 @@
           <wp:inline distT="0" distB="0" distL="114300" distR="114300">
             <wp:extent cx="5399405" cy="2011045"/>
             <wp:effectExtent l="0" t="0" r="10795" b="635"/>
-            <wp:docPr id="11" name="Picture 11"/>
+            <wp:docPr id="20" name="Picture 20"/>
             <wp:cNvGraphicFramePr>
               <a:graphicFrameLocks xmlns:a="http://schemas.openxmlformats.org/drawingml/2006/main" noChangeAspect="1"/>
             </wp:cNvGraphicFramePr>
@@ -8021,13 +8539,13 @@
               <a:graphicData uri="http://schemas.openxmlformats.org/drawingml/2006/picture">
                 <pic:pic xmlns:pic="http://schemas.openxmlformats.org/drawingml/2006/picture">
                   <pic:nvPicPr>
-                    <pic:cNvPr id="11" name="Picture 11"/>
+                    <pic:cNvPr id="20" name="Picture 20"/>
                     <pic:cNvPicPr>
                       <a:picLocks noChangeAspect="1"/>
                     </pic:cNvPicPr>
                   </pic:nvPicPr>
                   <pic:blipFill>
-                    <a:blip r:embed="rId16"/>
+                    <a:blip r:embed="rId25"/>
                     <a:stretch>
                       <a:fillRect/>
                     </a:stretch>
@@ -8072,12 +8590,13 @@
           <w:b w:val="0"/>
           <w:sz w:val="24"/>
         </w:rPr>
-        <w:t>5. 联动小结。赛力斯前期超涨后偏离度收窄，先发优势弱化，高ROE可持续性面临增速放缓考验。长安长期跑输行业，转型偏慢，但多品牌均衡提供抗风险缓冲。Q4冲量拉高年末毛利率和ROE，季节性虚增在年初消退。行业增速换挡至20%-30%意味着两种模式都面临从"跑马圈地"到"精耕细作"的范式转换，分析焦点应从增长性指标转向效率性指标。</w:t>
+        <w:t>5. 联动小结。赛力斯前期超涨后偏离度收窄，先发优势弱化，高ROE可持续性面临增速放缓考验。长安长期跑输行业，但多品牌均衡提供抗风险缓冲。Q4冲量拉高年末财务虚值在年初消退。行业增速换挡至20%-30%意味着两种模式都面临从"跑马圈地"到"精耕细作"的范式转换，分析焦点应从增长性指标转向效率性指标。</w:t>
       </w:r>
     </w:p>
     <w:p>
       <w:pPr>
         <w:spacing w:before="240" w:after="120"/>
+        <w:outlineLvl w:val="1"/>
       </w:pPr>
       <w:r>
         <w:rPr>
@@ -8100,7 +8619,7 @@
           <w:b w:val="0"/>
           <w:sz w:val="24"/>
         </w:rPr>
-        <w:t>表8为Altman Z-score计算结果。8家企业无一进入传统安全区（Z&gt;2.99），长城汽车Z=2.08最接近，北汽蓝谷Z=-1.44最低。但结合前文现金流和盈利能力分析，长城和长安的"危险区"判定更多是高研发、轻资产的行业特征所致。</w:t>
+        <w:t>表7报告了Altman Z-score计算结果。8家企业无一进入传统安全区，长城汽车Z=2.08最接近，北汽蓝谷-1.44最低。但长城和长安的"危险区"判定更多是行业特征所致（高研发、轻资产），结合前文现金流和盈利分析可知并非实际破产风险。</w:t>
       </w:r>
     </w:p>
     <w:tbl>
@@ -8132,6 +8651,7 @@
           </w:tblCellMar>
         </w:tblPrEx>
         <w:trPr>
+          <w:trHeight w:val="148" w:hRule="atLeast"/>
           <w:jc w:val="center"/>
         </w:trPr>
         <w:tc>
@@ -9049,7 +9569,7 @@
           <w:b w:val="0"/>
           <w:sz w:val="24"/>
         </w:rPr>
-        <w:t>表9为沃尔评分（修正版）结果。赛力斯90.4分排名第一，主要得益于高营收增长率（54.8%）和高总资产周转率（1.402）。沃尔评分对高增长企业的偏好是其固有特点——几乎所有企业的营收增长率均为满分40分，天花板效应仍有影响。</w:t>
+        <w:t>表8报告了沃尔评分（修正版，营收增长率分档评分减少天花板效应）。赛力斯90.4分排名第一，主要得益于高营收增长率（54.8%）和高总资产周转率（1.402）。沃尔评分对高增长企业的偏好是其固有特点。</w:t>
       </w:r>
     </w:p>
     <w:tbl>
@@ -9066,14 +9586,14 @@
         </w:tblCellMar>
       </w:tblPr>
       <w:tblGrid>
-        <w:gridCol w:w="850"/>
-        <w:gridCol w:w="1247"/>
-        <w:gridCol w:w="850"/>
-        <w:gridCol w:w="1134"/>
-        <w:gridCol w:w="1134"/>
-        <w:gridCol w:w="850"/>
-        <w:gridCol w:w="850"/>
-        <w:gridCol w:w="1134"/>
+        <w:gridCol w:w="623"/>
+        <w:gridCol w:w="1050"/>
+        <w:gridCol w:w="870"/>
+        <w:gridCol w:w="1194"/>
+        <w:gridCol w:w="1590"/>
+        <w:gridCol w:w="1370"/>
+        <w:gridCol w:w="1240"/>
+        <w:gridCol w:w="1366"/>
       </w:tblGrid>
       <w:tr>
         <w:tblPrEx>
@@ -9085,11 +9605,12 @@
           </w:tblCellMar>
         </w:tblPrEx>
         <w:trPr>
+          <w:trHeight w:val="253" w:hRule="atLeast"/>
           <w:jc w:val="center"/>
         </w:trPr>
         <w:tc>
           <w:tcPr>
-            <w:tcW w:w="850" w:type="dxa"/>
+            <w:tcW w:w="623" w:type="dxa"/>
             <w:tcBorders>
               <w:top w:val="single" w:color="2E75B6" w:sz="8" w:space="0"/>
               <w:left w:val="single" w:color="CCCCCC" w:sz="4" w:space="0"/>
@@ -9115,7 +9636,7 @@
         </w:tc>
         <w:tc>
           <w:tcPr>
-            <w:tcW w:w="1247" w:type="dxa"/>
+            <w:tcW w:w="1050" w:type="dxa"/>
             <w:tcBorders>
               <w:top w:val="single" w:color="2E75B6" w:sz="8" w:space="0"/>
               <w:left w:val="single" w:color="CCCCCC" w:sz="4" w:space="0"/>
@@ -9141,7 +9662,7 @@
         </w:tc>
         <w:tc>
           <w:tcPr>
-            <w:tcW w:w="850" w:type="dxa"/>
+            <w:tcW w:w="870" w:type="dxa"/>
             <w:tcBorders>
               <w:top w:val="single" w:color="2E75B6" w:sz="8" w:space="0"/>
               <w:left w:val="single" w:color="CCCCCC" w:sz="4" w:space="0"/>
@@ -9167,7 +9688,7 @@
         </w:tc>
         <w:tc>
           <w:tcPr>
-            <w:tcW w:w="1134" w:type="dxa"/>
+            <w:tcW w:w="1194" w:type="dxa"/>
             <w:tcBorders>
               <w:top w:val="single" w:color="2E75B6" w:sz="8" w:space="0"/>
               <w:left w:val="single" w:color="CCCCCC" w:sz="4" w:space="0"/>
@@ -9193,7 +9714,7 @@
         </w:tc>
         <w:tc>
           <w:tcPr>
-            <w:tcW w:w="1134" w:type="dxa"/>
+            <w:tcW w:w="1590" w:type="dxa"/>
             <w:tcBorders>
               <w:top w:val="single" w:color="2E75B6" w:sz="8" w:space="0"/>
               <w:left w:val="single" w:color="CCCCCC" w:sz="4" w:space="0"/>
@@ -9219,7 +9740,7 @@
         </w:tc>
         <w:tc>
           <w:tcPr>
-            <w:tcW w:w="850" w:type="dxa"/>
+            <w:tcW w:w="1370" w:type="dxa"/>
             <w:tcBorders>
               <w:top w:val="single" w:color="2E75B6" w:sz="8" w:space="0"/>
               <w:left w:val="single" w:color="CCCCCC" w:sz="4" w:space="0"/>
@@ -9245,7 +9766,7 @@
         </w:tc>
         <w:tc>
           <w:tcPr>
-            <w:tcW w:w="850" w:type="dxa"/>
+            <w:tcW w:w="1240" w:type="dxa"/>
             <w:tcBorders>
               <w:top w:val="single" w:color="2E75B6" w:sz="8" w:space="0"/>
               <w:left w:val="single" w:color="CCCCCC" w:sz="4" w:space="0"/>
@@ -9271,7 +9792,7 @@
         </w:tc>
         <w:tc>
           <w:tcPr>
-            <w:tcW w:w="1134" w:type="dxa"/>
+            <w:tcW w:w="1366" w:type="dxa"/>
             <w:tcBorders>
               <w:top w:val="single" w:color="2E75B6" w:sz="8" w:space="0"/>
               <w:left w:val="single" w:color="CCCCCC" w:sz="4" w:space="0"/>
@@ -9306,11 +9827,12 @@
           </w:tblCellMar>
         </w:tblPrEx>
         <w:trPr>
+          <w:trHeight w:val="439" w:hRule="atLeast"/>
           <w:jc w:val="center"/>
         </w:trPr>
         <w:tc>
           <w:tcPr>
-            <w:tcW w:w="850" w:type="dxa"/>
+            <w:tcW w:w="623" w:type="dxa"/>
             <w:tcBorders>
               <w:top w:val="single" w:color="CCCCCC" w:sz="4" w:space="0"/>
               <w:left w:val="single" w:color="CCCCCC" w:sz="4" w:space="0"/>
@@ -9335,7 +9857,7 @@
         </w:tc>
         <w:tc>
           <w:tcPr>
-            <w:tcW w:w="1247" w:type="dxa"/>
+            <w:tcW w:w="1050" w:type="dxa"/>
             <w:tcBorders>
               <w:top w:val="single" w:color="CCCCCC" w:sz="4" w:space="0"/>
               <w:left w:val="single" w:color="CCCCCC" w:sz="4" w:space="0"/>
@@ -9360,7 +9882,7 @@
         </w:tc>
         <w:tc>
           <w:tcPr>
-            <w:tcW w:w="850" w:type="dxa"/>
+            <w:tcW w:w="870" w:type="dxa"/>
             <w:tcBorders>
               <w:top w:val="single" w:color="CCCCCC" w:sz="4" w:space="0"/>
               <w:left w:val="single" w:color="CCCCCC" w:sz="4" w:space="0"/>
@@ -9385,7 +9907,7 @@
         </w:tc>
         <w:tc>
           <w:tcPr>
-            <w:tcW w:w="1134" w:type="dxa"/>
+            <w:tcW w:w="1194" w:type="dxa"/>
             <w:tcBorders>
               <w:top w:val="single" w:color="CCCCCC" w:sz="4" w:space="0"/>
               <w:left w:val="single" w:color="CCCCCC" w:sz="4" w:space="0"/>
@@ -9410,7 +9932,7 @@
         </w:tc>
         <w:tc>
           <w:tcPr>
-            <w:tcW w:w="1134" w:type="dxa"/>
+            <w:tcW w:w="1590" w:type="dxa"/>
             <w:tcBorders>
               <w:top w:val="single" w:color="CCCCCC" w:sz="4" w:space="0"/>
               <w:left w:val="single" w:color="CCCCCC" w:sz="4" w:space="0"/>
@@ -9435,7 +9957,7 @@
         </w:tc>
         <w:tc>
           <w:tcPr>
-            <w:tcW w:w="850" w:type="dxa"/>
+            <w:tcW w:w="1370" w:type="dxa"/>
             <w:tcBorders>
               <w:top w:val="single" w:color="CCCCCC" w:sz="4" w:space="0"/>
               <w:left w:val="single" w:color="CCCCCC" w:sz="4" w:space="0"/>
@@ -9460,7 +9982,7 @@
         </w:tc>
         <w:tc>
           <w:tcPr>
-            <w:tcW w:w="850" w:type="dxa"/>
+            <w:tcW w:w="1240" w:type="dxa"/>
             <w:tcBorders>
               <w:top w:val="single" w:color="CCCCCC" w:sz="4" w:space="0"/>
               <w:left w:val="single" w:color="CCCCCC" w:sz="4" w:space="0"/>
@@ -9485,7 +10007,7 @@
         </w:tc>
         <w:tc>
           <w:tcPr>
-            <w:tcW w:w="1134" w:type="dxa"/>
+            <w:tcW w:w="1366" w:type="dxa"/>
             <w:tcBorders>
               <w:top w:val="single" w:color="CCCCCC" w:sz="4" w:space="0"/>
               <w:left w:val="single" w:color="CCCCCC" w:sz="4" w:space="0"/>
@@ -9519,11 +10041,12 @@
           </w:tblCellMar>
         </w:tblPrEx>
         <w:trPr>
+          <w:trHeight w:val="439" w:hRule="atLeast"/>
           <w:jc w:val="center"/>
         </w:trPr>
         <w:tc>
           <w:tcPr>
-            <w:tcW w:w="850" w:type="dxa"/>
+            <w:tcW w:w="623" w:type="dxa"/>
           </w:tcPr>
           <w:p>
             <w:pPr>
@@ -9541,7 +10064,7 @@
         </w:tc>
         <w:tc>
           <w:tcPr>
-            <w:tcW w:w="1247" w:type="dxa"/>
+            <w:tcW w:w="1050" w:type="dxa"/>
           </w:tcPr>
           <w:p>
             <w:pPr>
@@ -9559,7 +10082,7 @@
         </w:tc>
         <w:tc>
           <w:tcPr>
-            <w:tcW w:w="850" w:type="dxa"/>
+            <w:tcW w:w="870" w:type="dxa"/>
           </w:tcPr>
           <w:p>
             <w:pPr>
@@ -9577,7 +10100,7 @@
         </w:tc>
         <w:tc>
           <w:tcPr>
-            <w:tcW w:w="1134" w:type="dxa"/>
+            <w:tcW w:w="1194" w:type="dxa"/>
           </w:tcPr>
           <w:p>
             <w:pPr>
@@ -9595,7 +10118,7 @@
         </w:tc>
         <w:tc>
           <w:tcPr>
-            <w:tcW w:w="1134" w:type="dxa"/>
+            <w:tcW w:w="1590" w:type="dxa"/>
           </w:tcPr>
           <w:p>
             <w:pPr>
@@ -9613,7 +10136,7 @@
         </w:tc>
         <w:tc>
           <w:tcPr>
-            <w:tcW w:w="850" w:type="dxa"/>
+            <w:tcW w:w="1370" w:type="dxa"/>
           </w:tcPr>
           <w:p>
             <w:pPr>
@@ -9631,7 +10154,7 @@
         </w:tc>
         <w:tc>
           <w:tcPr>
-            <w:tcW w:w="850" w:type="dxa"/>
+            <w:tcW w:w="1240" w:type="dxa"/>
           </w:tcPr>
           <w:p>
             <w:pPr>
@@ -9649,7 +10172,7 @@
         </w:tc>
         <w:tc>
           <w:tcPr>
-            <w:tcW w:w="1134" w:type="dxa"/>
+            <w:tcW w:w="1366" w:type="dxa"/>
           </w:tcPr>
           <w:p>
             <w:pPr>
@@ -9676,11 +10199,12 @@
           </w:tblCellMar>
         </w:tblPrEx>
         <w:trPr>
+          <w:trHeight w:val="439" w:hRule="atLeast"/>
           <w:jc w:val="center"/>
         </w:trPr>
         <w:tc>
           <w:tcPr>
-            <w:tcW w:w="850" w:type="dxa"/>
+            <w:tcW w:w="623" w:type="dxa"/>
             <w:tcBorders>
               <w:top w:val="single" w:color="CCCCCC" w:sz="4" w:space="0"/>
               <w:left w:val="single" w:color="CCCCCC" w:sz="4" w:space="0"/>
@@ -9705,7 +10229,7 @@
         </w:tc>
         <w:tc>
           <w:tcPr>
-            <w:tcW w:w="1247" w:type="dxa"/>
+            <w:tcW w:w="1050" w:type="dxa"/>
             <w:tcBorders>
               <w:top w:val="single" w:color="CCCCCC" w:sz="4" w:space="0"/>
               <w:left w:val="single" w:color="CCCCCC" w:sz="4" w:space="0"/>
@@ -9730,7 +10254,7 @@
         </w:tc>
         <w:tc>
           <w:tcPr>
-            <w:tcW w:w="850" w:type="dxa"/>
+            <w:tcW w:w="870" w:type="dxa"/>
             <w:tcBorders>
               <w:top w:val="single" w:color="CCCCCC" w:sz="4" w:space="0"/>
               <w:left w:val="single" w:color="CCCCCC" w:sz="4" w:space="0"/>
@@ -9755,7 +10279,7 @@
         </w:tc>
         <w:tc>
           <w:tcPr>
-            <w:tcW w:w="1134" w:type="dxa"/>
+            <w:tcW w:w="1194" w:type="dxa"/>
             <w:tcBorders>
               <w:top w:val="single" w:color="CCCCCC" w:sz="4" w:space="0"/>
               <w:left w:val="single" w:color="CCCCCC" w:sz="4" w:space="0"/>
@@ -9780,7 +10304,7 @@
         </w:tc>
         <w:tc>
           <w:tcPr>
-            <w:tcW w:w="1134" w:type="dxa"/>
+            <w:tcW w:w="1590" w:type="dxa"/>
             <w:tcBorders>
               <w:top w:val="single" w:color="CCCCCC" w:sz="4" w:space="0"/>
               <w:left w:val="single" w:color="CCCCCC" w:sz="4" w:space="0"/>
@@ -9805,7 +10329,7 @@
         </w:tc>
         <w:tc>
           <w:tcPr>
-            <w:tcW w:w="850" w:type="dxa"/>
+            <w:tcW w:w="1370" w:type="dxa"/>
             <w:tcBorders>
               <w:top w:val="single" w:color="CCCCCC" w:sz="4" w:space="0"/>
               <w:left w:val="single" w:color="CCCCCC" w:sz="4" w:space="0"/>
@@ -9830,7 +10354,7 @@
         </w:tc>
         <w:tc>
           <w:tcPr>
-            <w:tcW w:w="850" w:type="dxa"/>
+            <w:tcW w:w="1240" w:type="dxa"/>
             <w:tcBorders>
               <w:top w:val="single" w:color="CCCCCC" w:sz="4" w:space="0"/>
               <w:left w:val="single" w:color="CCCCCC" w:sz="4" w:space="0"/>
@@ -9855,7 +10379,7 @@
         </w:tc>
         <w:tc>
           <w:tcPr>
-            <w:tcW w:w="1134" w:type="dxa"/>
+            <w:tcW w:w="1366" w:type="dxa"/>
             <w:tcBorders>
               <w:top w:val="single" w:color="CCCCCC" w:sz="4" w:space="0"/>
               <w:left w:val="single" w:color="CCCCCC" w:sz="4" w:space="0"/>
@@ -9863,6 +10387,156 @@
               <w:right w:val="single" w:color="CCCCCC" w:sz="4" w:space="0"/>
             </w:tcBorders>
             <w:shd w:val="clear" w:color="auto" w:fill="F8F9FA"/>
+          </w:tcPr>
+          <w:p>
+            <w:pPr>
+              <w:jc w:val="center"/>
+            </w:pPr>
+            <w:r>
+              <w:rPr>
+                <w:rFonts w:ascii="宋体" w:hAnsi="宋体"/>
+                <w:color w:val="333333"/>
+                <w:sz w:val="18"/>
+              </w:rPr>
+              <w:t>40.0</w:t>
+            </w:r>
+          </w:p>
+        </w:tc>
+      </w:tr>
+      <w:tr>
+        <w:trPr>
+          <w:trHeight w:val="439" w:hRule="atLeast"/>
+          <w:jc w:val="center"/>
+        </w:trPr>
+        <w:tc>
+          <w:tcPr>
+            <w:tcW w:w="623" w:type="dxa"/>
+          </w:tcPr>
+          <w:p>
+            <w:pPr>
+              <w:jc w:val="left"/>
+            </w:pPr>
+            <w:r>
+              <w:rPr>
+                <w:rFonts w:ascii="宋体" w:hAnsi="宋体"/>
+                <w:color w:val="333333"/>
+                <w:sz w:val="18"/>
+              </w:rPr>
+              <w:t>4</w:t>
+            </w:r>
+          </w:p>
+        </w:tc>
+        <w:tc>
+          <w:tcPr>
+            <w:tcW w:w="1050" w:type="dxa"/>
+          </w:tcPr>
+          <w:p>
+            <w:pPr>
+              <w:jc w:val="center"/>
+            </w:pPr>
+            <w:r>
+              <w:rPr>
+                <w:rFonts w:ascii="宋体" w:hAnsi="宋体"/>
+                <w:color w:val="333333"/>
+                <w:sz w:val="18"/>
+              </w:rPr>
+              <w:t>北汽蓝谷</w:t>
+            </w:r>
+          </w:p>
+        </w:tc>
+        <w:tc>
+          <w:tcPr>
+            <w:tcW w:w="870" w:type="dxa"/>
+          </w:tcPr>
+          <w:p>
+            <w:pPr>
+              <w:jc w:val="center"/>
+            </w:pPr>
+            <w:r>
+              <w:rPr>
+                <w:rFonts w:ascii="宋体" w:hAnsi="宋体"/>
+                <w:color w:val="333333"/>
+                <w:sz w:val="18"/>
+              </w:rPr>
+              <w:t>78.8</w:t>
+            </w:r>
+          </w:p>
+        </w:tc>
+        <w:tc>
+          <w:tcPr>
+            <w:tcW w:w="1194" w:type="dxa"/>
+          </w:tcPr>
+          <w:p>
+            <w:pPr>
+              <w:jc w:val="center"/>
+            </w:pPr>
+            <w:r>
+              <w:rPr>
+                <w:rFonts w:ascii="宋体" w:hAnsi="宋体"/>
+                <w:color w:val="333333"/>
+                <w:sz w:val="18"/>
+              </w:rPr>
+              <w:t>0.0</w:t>
+            </w:r>
+          </w:p>
+        </w:tc>
+        <w:tc>
+          <w:tcPr>
+            <w:tcW w:w="1590" w:type="dxa"/>
+          </w:tcPr>
+          <w:p>
+            <w:pPr>
+              <w:jc w:val="center"/>
+            </w:pPr>
+            <w:r>
+              <w:rPr>
+                <w:rFonts w:ascii="宋体" w:hAnsi="宋体"/>
+                <w:color w:val="333333"/>
+                <w:sz w:val="18"/>
+              </w:rPr>
+              <w:t>12.1</w:t>
+            </w:r>
+          </w:p>
+        </w:tc>
+        <w:tc>
+          <w:tcPr>
+            <w:tcW w:w="1370" w:type="dxa"/>
+          </w:tcPr>
+          <w:p>
+            <w:pPr>
+              <w:jc w:val="center"/>
+            </w:pPr>
+            <w:r>
+              <w:rPr>
+                <w:rFonts w:ascii="宋体" w:hAnsi="宋体"/>
+                <w:color w:val="333333"/>
+                <w:sz w:val="18"/>
+              </w:rPr>
+              <w:t>10.9</w:t>
+            </w:r>
+          </w:p>
+        </w:tc>
+        <w:tc>
+          <w:tcPr>
+            <w:tcW w:w="1240" w:type="dxa"/>
+          </w:tcPr>
+          <w:p>
+            <w:pPr>
+              <w:jc w:val="center"/>
+            </w:pPr>
+            <w:r>
+              <w:rPr>
+                <w:rFonts w:ascii="宋体" w:hAnsi="宋体"/>
+                <w:color w:val="333333"/>
+                <w:sz w:val="18"/>
+              </w:rPr>
+              <w:t>15.8</w:t>
+            </w:r>
+          </w:p>
+        </w:tc>
+        <w:tc>
+          <w:tcPr>
+            <w:tcW w:w="1366" w:type="dxa"/>
           </w:tcPr>
           <w:p>
             <w:pPr>
@@ -9889,11 +10563,19 @@
           </w:tblCellMar>
         </w:tblPrEx>
         <w:trPr>
+          <w:trHeight w:val="439" w:hRule="atLeast"/>
           <w:jc w:val="center"/>
         </w:trPr>
         <w:tc>
           <w:tcPr>
-            <w:tcW w:w="850" w:type="dxa"/>
+            <w:tcW w:w="623" w:type="dxa"/>
+            <w:tcBorders>
+              <w:top w:val="single" w:color="CCCCCC" w:sz="4" w:space="0"/>
+              <w:left w:val="single" w:color="CCCCCC" w:sz="4" w:space="0"/>
+              <w:bottom w:val="single" w:color="CCCCCC" w:sz="4" w:space="0"/>
+              <w:right w:val="single" w:color="CCCCCC" w:sz="4" w:space="0"/>
+            </w:tcBorders>
+            <w:shd w:val="clear" w:color="auto" w:fill="F8F9FA"/>
           </w:tcPr>
           <w:p>
             <w:pPr>
@@ -9905,121 +10587,170 @@
                 <w:color w:val="333333"/>
                 <w:sz w:val="18"/>
               </w:rPr>
-              <w:t>4</w:t>
-            </w:r>
-          </w:p>
-        </w:tc>
-        <w:tc>
-          <w:tcPr>
-            <w:tcW w:w="1247" w:type="dxa"/>
-          </w:tcPr>
-          <w:p>
-            <w:pPr>
-              <w:jc w:val="center"/>
-            </w:pPr>
-            <w:r>
-              <w:rPr>
-                <w:rFonts w:ascii="宋体" w:hAnsi="宋体"/>
-                <w:color w:val="333333"/>
-                <w:sz w:val="18"/>
-              </w:rPr>
-              <w:t>北汽蓝谷</w:t>
-            </w:r>
-          </w:p>
-        </w:tc>
-        <w:tc>
-          <w:tcPr>
-            <w:tcW w:w="850" w:type="dxa"/>
-          </w:tcPr>
-          <w:p>
-            <w:pPr>
-              <w:jc w:val="center"/>
-            </w:pPr>
-            <w:r>
-              <w:rPr>
-                <w:rFonts w:ascii="宋体" w:hAnsi="宋体"/>
-                <w:color w:val="333333"/>
-                <w:sz w:val="18"/>
-              </w:rPr>
-              <w:t>78.8</w:t>
-            </w:r>
-          </w:p>
-        </w:tc>
-        <w:tc>
-          <w:tcPr>
-            <w:tcW w:w="1134" w:type="dxa"/>
-          </w:tcPr>
-          <w:p>
-            <w:pPr>
-              <w:jc w:val="center"/>
-            </w:pPr>
-            <w:r>
-              <w:rPr>
-                <w:rFonts w:ascii="宋体" w:hAnsi="宋体"/>
-                <w:color w:val="333333"/>
-                <w:sz w:val="18"/>
-              </w:rPr>
-              <w:t>0.0</w:t>
-            </w:r>
-          </w:p>
-        </w:tc>
-        <w:tc>
-          <w:tcPr>
-            <w:tcW w:w="1134" w:type="dxa"/>
-          </w:tcPr>
-          <w:p>
-            <w:pPr>
-              <w:jc w:val="center"/>
-            </w:pPr>
-            <w:r>
-              <w:rPr>
-                <w:rFonts w:ascii="宋体" w:hAnsi="宋体"/>
-                <w:color w:val="333333"/>
-                <w:sz w:val="18"/>
-              </w:rPr>
-              <w:t>12.1</w:t>
-            </w:r>
-          </w:p>
-        </w:tc>
-        <w:tc>
-          <w:tcPr>
-            <w:tcW w:w="850" w:type="dxa"/>
-          </w:tcPr>
-          <w:p>
-            <w:pPr>
-              <w:jc w:val="center"/>
-            </w:pPr>
-            <w:r>
-              <w:rPr>
-                <w:rFonts w:ascii="宋体" w:hAnsi="宋体"/>
-                <w:color w:val="333333"/>
-                <w:sz w:val="18"/>
-              </w:rPr>
-              <w:t>10.9</w:t>
-            </w:r>
-          </w:p>
-        </w:tc>
-        <w:tc>
-          <w:tcPr>
-            <w:tcW w:w="850" w:type="dxa"/>
-          </w:tcPr>
-          <w:p>
-            <w:pPr>
-              <w:jc w:val="center"/>
-            </w:pPr>
-            <w:r>
-              <w:rPr>
-                <w:rFonts w:ascii="宋体" w:hAnsi="宋体"/>
-                <w:color w:val="333333"/>
-                <w:sz w:val="18"/>
-              </w:rPr>
-              <w:t>15.8</w:t>
-            </w:r>
-          </w:p>
-        </w:tc>
-        <w:tc>
-          <w:tcPr>
-            <w:tcW w:w="1134" w:type="dxa"/>
+              <w:t>5</w:t>
+            </w:r>
+          </w:p>
+        </w:tc>
+        <w:tc>
+          <w:tcPr>
+            <w:tcW w:w="1050" w:type="dxa"/>
+            <w:tcBorders>
+              <w:top w:val="single" w:color="CCCCCC" w:sz="4" w:space="0"/>
+              <w:left w:val="single" w:color="CCCCCC" w:sz="4" w:space="0"/>
+              <w:bottom w:val="single" w:color="CCCCCC" w:sz="4" w:space="0"/>
+              <w:right w:val="single" w:color="CCCCCC" w:sz="4" w:space="0"/>
+            </w:tcBorders>
+            <w:shd w:val="clear" w:color="auto" w:fill="F8F9FA"/>
+          </w:tcPr>
+          <w:p>
+            <w:pPr>
+              <w:jc w:val="center"/>
+            </w:pPr>
+            <w:r>
+              <w:rPr>
+                <w:rFonts w:ascii="宋体" w:hAnsi="宋体"/>
+                <w:color w:val="333333"/>
+                <w:sz w:val="18"/>
+              </w:rPr>
+              <w:t>长安汽车</w:t>
+            </w:r>
+          </w:p>
+        </w:tc>
+        <w:tc>
+          <w:tcPr>
+            <w:tcW w:w="870" w:type="dxa"/>
+            <w:tcBorders>
+              <w:top w:val="single" w:color="CCCCCC" w:sz="4" w:space="0"/>
+              <w:left w:val="single" w:color="CCCCCC" w:sz="4" w:space="0"/>
+              <w:bottom w:val="single" w:color="CCCCCC" w:sz="4" w:space="0"/>
+              <w:right w:val="single" w:color="CCCCCC" w:sz="4" w:space="0"/>
+            </w:tcBorders>
+            <w:shd w:val="clear" w:color="auto" w:fill="F8F9FA"/>
+          </w:tcPr>
+          <w:p>
+            <w:pPr>
+              <w:jc w:val="center"/>
+            </w:pPr>
+            <w:r>
+              <w:rPr>
+                <w:rFonts w:ascii="宋体" w:hAnsi="宋体"/>
+                <w:color w:val="333333"/>
+                <w:sz w:val="18"/>
+              </w:rPr>
+              <w:t>78.4</w:t>
+            </w:r>
+          </w:p>
+        </w:tc>
+        <w:tc>
+          <w:tcPr>
+            <w:tcW w:w="1194" w:type="dxa"/>
+            <w:tcBorders>
+              <w:top w:val="single" w:color="CCCCCC" w:sz="4" w:space="0"/>
+              <w:left w:val="single" w:color="CCCCCC" w:sz="4" w:space="0"/>
+              <w:bottom w:val="single" w:color="CCCCCC" w:sz="4" w:space="0"/>
+              <w:right w:val="single" w:color="CCCCCC" w:sz="4" w:space="0"/>
+            </w:tcBorders>
+            <w:shd w:val="clear" w:color="auto" w:fill="F8F9FA"/>
+          </w:tcPr>
+          <w:p>
+            <w:pPr>
+              <w:jc w:val="center"/>
+            </w:pPr>
+            <w:r>
+              <w:rPr>
+                <w:rFonts w:ascii="宋体" w:hAnsi="宋体"/>
+                <w:color w:val="333333"/>
+                <w:sz w:val="18"/>
+              </w:rPr>
+              <w:t>1.6</w:t>
+            </w:r>
+          </w:p>
+        </w:tc>
+        <w:tc>
+          <w:tcPr>
+            <w:tcW w:w="1590" w:type="dxa"/>
+            <w:tcBorders>
+              <w:top w:val="single" w:color="CCCCCC" w:sz="4" w:space="0"/>
+              <w:left w:val="single" w:color="CCCCCC" w:sz="4" w:space="0"/>
+              <w:bottom w:val="single" w:color="CCCCCC" w:sz="4" w:space="0"/>
+              <w:right w:val="single" w:color="CCCCCC" w:sz="4" w:space="0"/>
+            </w:tcBorders>
+            <w:shd w:val="clear" w:color="auto" w:fill="F8F9FA"/>
+          </w:tcPr>
+          <w:p>
+            <w:pPr>
+              <w:jc w:val="center"/>
+            </w:pPr>
+            <w:r>
+              <w:rPr>
+                <w:rFonts w:ascii="宋体" w:hAnsi="宋体"/>
+                <w:color w:val="333333"/>
+                <w:sz w:val="18"/>
+              </w:rPr>
+              <w:t>0.7</w:t>
+            </w:r>
+          </w:p>
+        </w:tc>
+        <w:tc>
+          <w:tcPr>
+            <w:tcW w:w="1370" w:type="dxa"/>
+            <w:tcBorders>
+              <w:top w:val="single" w:color="CCCCCC" w:sz="4" w:space="0"/>
+              <w:left w:val="single" w:color="CCCCCC" w:sz="4" w:space="0"/>
+              <w:bottom w:val="single" w:color="CCCCCC" w:sz="4" w:space="0"/>
+              <w:right w:val="single" w:color="CCCCCC" w:sz="4" w:space="0"/>
+            </w:tcBorders>
+            <w:shd w:val="clear" w:color="auto" w:fill="F8F9FA"/>
+          </w:tcPr>
+          <w:p>
+            <w:pPr>
+              <w:jc w:val="center"/>
+            </w:pPr>
+            <w:r>
+              <w:rPr>
+                <w:rFonts w:ascii="宋体" w:hAnsi="宋体"/>
+                <w:color w:val="333333"/>
+                <w:sz w:val="18"/>
+              </w:rPr>
+              <w:t>20.2</w:t>
+            </w:r>
+          </w:p>
+        </w:tc>
+        <w:tc>
+          <w:tcPr>
+            <w:tcW w:w="1240" w:type="dxa"/>
+            <w:tcBorders>
+              <w:top w:val="single" w:color="CCCCCC" w:sz="4" w:space="0"/>
+              <w:left w:val="single" w:color="CCCCCC" w:sz="4" w:space="0"/>
+              <w:bottom w:val="single" w:color="CCCCCC" w:sz="4" w:space="0"/>
+              <w:right w:val="single" w:color="CCCCCC" w:sz="4" w:space="0"/>
+            </w:tcBorders>
+            <w:shd w:val="clear" w:color="auto" w:fill="F8F9FA"/>
+          </w:tcPr>
+          <w:p>
+            <w:pPr>
+              <w:jc w:val="center"/>
+            </w:pPr>
+            <w:r>
+              <w:rPr>
+                <w:rFonts w:ascii="宋体" w:hAnsi="宋体"/>
+                <w:color w:val="333333"/>
+                <w:sz w:val="18"/>
+              </w:rPr>
+              <w:t>15.9</w:t>
+            </w:r>
+          </w:p>
+        </w:tc>
+        <w:tc>
+          <w:tcPr>
+            <w:tcW w:w="1366" w:type="dxa"/>
+            <w:tcBorders>
+              <w:top w:val="single" w:color="CCCCCC" w:sz="4" w:space="0"/>
+              <w:left w:val="single" w:color="CCCCCC" w:sz="4" w:space="0"/>
+              <w:bottom w:val="single" w:color="CCCCCC" w:sz="4" w:space="0"/>
+              <w:right w:val="single" w:color="CCCCCC" w:sz="4" w:space="0"/>
+            </w:tcBorders>
+            <w:shd w:val="clear" w:color="auto" w:fill="F8F9FA"/>
           </w:tcPr>
           <w:p>
             <w:pPr>
@@ -10046,18 +10777,12 @@
           </w:tblCellMar>
         </w:tblPrEx>
         <w:trPr>
+          <w:trHeight w:val="439" w:hRule="atLeast"/>
           <w:jc w:val="center"/>
         </w:trPr>
         <w:tc>
           <w:tcPr>
-            <w:tcW w:w="850" w:type="dxa"/>
-            <w:tcBorders>
-              <w:top w:val="single" w:color="CCCCCC" w:sz="4" w:space="0"/>
-              <w:left w:val="single" w:color="CCCCCC" w:sz="4" w:space="0"/>
-              <w:bottom w:val="single" w:color="CCCCCC" w:sz="4" w:space="0"/>
-              <w:right w:val="single" w:color="CCCCCC" w:sz="4" w:space="0"/>
-            </w:tcBorders>
-            <w:shd w:val="clear" w:color="auto" w:fill="F8F9FA"/>
+            <w:tcW w:w="623" w:type="dxa"/>
           </w:tcPr>
           <w:p>
             <w:pPr>
@@ -10069,45 +10794,31 @@
                 <w:color w:val="333333"/>
                 <w:sz w:val="18"/>
               </w:rPr>
-              <w:t>5</w:t>
-            </w:r>
-          </w:p>
-        </w:tc>
-        <w:tc>
-          <w:tcPr>
-            <w:tcW w:w="1247" w:type="dxa"/>
-            <w:tcBorders>
-              <w:top w:val="single" w:color="CCCCCC" w:sz="4" w:space="0"/>
-              <w:left w:val="single" w:color="CCCCCC" w:sz="4" w:space="0"/>
-              <w:bottom w:val="single" w:color="CCCCCC" w:sz="4" w:space="0"/>
-              <w:right w:val="single" w:color="CCCCCC" w:sz="4" w:space="0"/>
-            </w:tcBorders>
-            <w:shd w:val="clear" w:color="auto" w:fill="F8F9FA"/>
-          </w:tcPr>
-          <w:p>
-            <w:pPr>
-              <w:jc w:val="center"/>
-            </w:pPr>
-            <w:r>
-              <w:rPr>
-                <w:rFonts w:ascii="宋体" w:hAnsi="宋体"/>
-                <w:color w:val="333333"/>
-                <w:sz w:val="18"/>
-              </w:rPr>
-              <w:t>长安汽车</w:t>
-            </w:r>
-          </w:p>
-        </w:tc>
-        <w:tc>
-          <w:tcPr>
-            <w:tcW w:w="850" w:type="dxa"/>
-            <w:tcBorders>
-              <w:top w:val="single" w:color="CCCCCC" w:sz="4" w:space="0"/>
-              <w:left w:val="single" w:color="CCCCCC" w:sz="4" w:space="0"/>
-              <w:bottom w:val="single" w:color="CCCCCC" w:sz="4" w:space="0"/>
-              <w:right w:val="single" w:color="CCCCCC" w:sz="4" w:space="0"/>
-            </w:tcBorders>
-            <w:shd w:val="clear" w:color="auto" w:fill="F8F9FA"/>
+              <w:t>6</w:t>
+            </w:r>
+          </w:p>
+        </w:tc>
+        <w:tc>
+          <w:tcPr>
+            <w:tcW w:w="1050" w:type="dxa"/>
+          </w:tcPr>
+          <w:p>
+            <w:pPr>
+              <w:jc w:val="center"/>
+            </w:pPr>
+            <w:r>
+              <w:rPr>
+                <w:rFonts w:ascii="宋体" w:hAnsi="宋体"/>
+                <w:color w:val="333333"/>
+                <w:sz w:val="18"/>
+              </w:rPr>
+              <w:t>上汽集团</w:t>
+            </w:r>
+          </w:p>
+        </w:tc>
+        <w:tc>
+          <w:tcPr>
+            <w:tcW w:w="870" w:type="dxa"/>
           </w:tcPr>
           <w:p>
             <w:pPr>
@@ -10125,114 +10836,79 @@
         </w:tc>
         <w:tc>
           <w:tcPr>
-            <w:tcW w:w="1134" w:type="dxa"/>
-            <w:tcBorders>
-              <w:top w:val="single" w:color="CCCCCC" w:sz="4" w:space="0"/>
-              <w:left w:val="single" w:color="CCCCCC" w:sz="4" w:space="0"/>
-              <w:bottom w:val="single" w:color="CCCCCC" w:sz="4" w:space="0"/>
-              <w:right w:val="single" w:color="CCCCCC" w:sz="4" w:space="0"/>
-            </w:tcBorders>
-            <w:shd w:val="clear" w:color="auto" w:fill="F8F9FA"/>
-          </w:tcPr>
-          <w:p>
-            <w:pPr>
-              <w:jc w:val="center"/>
-            </w:pPr>
-            <w:r>
-              <w:rPr>
-                <w:rFonts w:ascii="宋体" w:hAnsi="宋体"/>
-                <w:color w:val="333333"/>
-                <w:sz w:val="18"/>
-              </w:rPr>
-              <w:t>1.6</w:t>
-            </w:r>
-          </w:p>
-        </w:tc>
-        <w:tc>
-          <w:tcPr>
-            <w:tcW w:w="1134" w:type="dxa"/>
-            <w:tcBorders>
-              <w:top w:val="single" w:color="CCCCCC" w:sz="4" w:space="0"/>
-              <w:left w:val="single" w:color="CCCCCC" w:sz="4" w:space="0"/>
-              <w:bottom w:val="single" w:color="CCCCCC" w:sz="4" w:space="0"/>
-              <w:right w:val="single" w:color="CCCCCC" w:sz="4" w:space="0"/>
-            </w:tcBorders>
-            <w:shd w:val="clear" w:color="auto" w:fill="F8F9FA"/>
-          </w:tcPr>
-          <w:p>
-            <w:pPr>
-              <w:jc w:val="center"/>
-            </w:pPr>
-            <w:r>
-              <w:rPr>
-                <w:rFonts w:ascii="宋体" w:hAnsi="宋体"/>
-                <w:color w:val="333333"/>
-                <w:sz w:val="18"/>
-              </w:rPr>
-              <w:t>0.7</w:t>
-            </w:r>
-          </w:p>
-        </w:tc>
-        <w:tc>
-          <w:tcPr>
-            <w:tcW w:w="850" w:type="dxa"/>
-            <w:tcBorders>
-              <w:top w:val="single" w:color="CCCCCC" w:sz="4" w:space="0"/>
-              <w:left w:val="single" w:color="CCCCCC" w:sz="4" w:space="0"/>
-              <w:bottom w:val="single" w:color="CCCCCC" w:sz="4" w:space="0"/>
-              <w:right w:val="single" w:color="CCCCCC" w:sz="4" w:space="0"/>
-            </w:tcBorders>
-            <w:shd w:val="clear" w:color="auto" w:fill="F8F9FA"/>
-          </w:tcPr>
-          <w:p>
-            <w:pPr>
-              <w:jc w:val="center"/>
-            </w:pPr>
-            <w:r>
-              <w:rPr>
-                <w:rFonts w:ascii="宋体" w:hAnsi="宋体"/>
-                <w:color w:val="333333"/>
-                <w:sz w:val="18"/>
-              </w:rPr>
-              <w:t>20.2</w:t>
-            </w:r>
-          </w:p>
-        </w:tc>
-        <w:tc>
-          <w:tcPr>
-            <w:tcW w:w="850" w:type="dxa"/>
-            <w:tcBorders>
-              <w:top w:val="single" w:color="CCCCCC" w:sz="4" w:space="0"/>
-              <w:left w:val="single" w:color="CCCCCC" w:sz="4" w:space="0"/>
-              <w:bottom w:val="single" w:color="CCCCCC" w:sz="4" w:space="0"/>
-              <w:right w:val="single" w:color="CCCCCC" w:sz="4" w:space="0"/>
-            </w:tcBorders>
-            <w:shd w:val="clear" w:color="auto" w:fill="F8F9FA"/>
-          </w:tcPr>
-          <w:p>
-            <w:pPr>
-              <w:jc w:val="center"/>
-            </w:pPr>
-            <w:r>
-              <w:rPr>
-                <w:rFonts w:ascii="宋体" w:hAnsi="宋体"/>
-                <w:color w:val="333333"/>
-                <w:sz w:val="18"/>
-              </w:rPr>
-              <w:t>15.9</w:t>
-            </w:r>
-          </w:p>
-        </w:tc>
-        <w:tc>
-          <w:tcPr>
-            <w:tcW w:w="1134" w:type="dxa"/>
-            <w:tcBorders>
-              <w:top w:val="single" w:color="CCCCCC" w:sz="4" w:space="0"/>
-              <w:left w:val="single" w:color="CCCCCC" w:sz="4" w:space="0"/>
-              <w:bottom w:val="single" w:color="CCCCCC" w:sz="4" w:space="0"/>
-              <w:right w:val="single" w:color="CCCCCC" w:sz="4" w:space="0"/>
-            </w:tcBorders>
-            <w:shd w:val="clear" w:color="auto" w:fill="F8F9FA"/>
+            <w:tcW w:w="1194" w:type="dxa"/>
+          </w:tcPr>
+          <w:p>
+            <w:pPr>
+              <w:jc w:val="center"/>
+            </w:pPr>
+            <w:r>
+              <w:rPr>
+                <w:rFonts w:ascii="宋体" w:hAnsi="宋体"/>
+                <w:color w:val="333333"/>
+                <w:sz w:val="18"/>
+              </w:rPr>
+              <w:t>0.0</w:t>
+            </w:r>
+          </w:p>
+        </w:tc>
+        <w:tc>
+          <w:tcPr>
+            <w:tcW w:w="1590" w:type="dxa"/>
+          </w:tcPr>
+          <w:p>
+            <w:pPr>
+              <w:jc w:val="center"/>
+            </w:pPr>
+            <w:r>
+              <w:rPr>
+                <w:rFonts w:ascii="宋体" w:hAnsi="宋体"/>
+                <w:color w:val="333333"/>
+                <w:sz w:val="18"/>
+              </w:rPr>
+              <w:t>5.8</w:t>
+            </w:r>
+          </w:p>
+        </w:tc>
+        <w:tc>
+          <w:tcPr>
+            <w:tcW w:w="1370" w:type="dxa"/>
+          </w:tcPr>
+          <w:p>
+            <w:pPr>
+              <w:jc w:val="center"/>
+            </w:pPr>
+            <w:r>
+              <w:rPr>
+                <w:rFonts w:ascii="宋体" w:hAnsi="宋体"/>
+                <w:color w:val="333333"/>
+                <w:sz w:val="18"/>
+              </w:rPr>
+              <w:t>19.9</w:t>
+            </w:r>
+          </w:p>
+        </w:tc>
+        <w:tc>
+          <w:tcPr>
+            <w:tcW w:w="1240" w:type="dxa"/>
+          </w:tcPr>
+          <w:p>
+            <w:pPr>
+              <w:jc w:val="center"/>
+            </w:pPr>
+            <w:r>
+              <w:rPr>
+                <w:rFonts w:ascii="宋体" w:hAnsi="宋体"/>
+                <w:color w:val="333333"/>
+                <w:sz w:val="18"/>
+              </w:rPr>
+              <w:t>12.6</w:t>
+            </w:r>
+          </w:p>
+        </w:tc>
+        <w:tc>
+          <w:tcPr>
+            <w:tcW w:w="1366" w:type="dxa"/>
           </w:tcPr>
           <w:p>
             <w:pPr>
@@ -10259,11 +10935,19 @@
           </w:tblCellMar>
         </w:tblPrEx>
         <w:trPr>
+          <w:trHeight w:val="439" w:hRule="atLeast"/>
           <w:jc w:val="center"/>
         </w:trPr>
         <w:tc>
           <w:tcPr>
-            <w:tcW w:w="850" w:type="dxa"/>
+            <w:tcW w:w="623" w:type="dxa"/>
+            <w:tcBorders>
+              <w:top w:val="single" w:color="CCCCCC" w:sz="4" w:space="0"/>
+              <w:left w:val="single" w:color="CCCCCC" w:sz="4" w:space="0"/>
+              <w:bottom w:val="single" w:color="CCCCCC" w:sz="4" w:space="0"/>
+              <w:right w:val="single" w:color="CCCCCC" w:sz="4" w:space="0"/>
+            </w:tcBorders>
+            <w:shd w:val="clear" w:color="auto" w:fill="F8F9FA"/>
           </w:tcPr>
           <w:p>
             <w:pPr>
@@ -10275,49 +10959,70 @@
                 <w:color w:val="333333"/>
                 <w:sz w:val="18"/>
               </w:rPr>
-              <w:t>6</w:t>
-            </w:r>
-          </w:p>
-        </w:tc>
-        <w:tc>
-          <w:tcPr>
-            <w:tcW w:w="1247" w:type="dxa"/>
-          </w:tcPr>
-          <w:p>
-            <w:pPr>
-              <w:jc w:val="center"/>
-            </w:pPr>
-            <w:r>
-              <w:rPr>
-                <w:rFonts w:ascii="宋体" w:hAnsi="宋体"/>
-                <w:color w:val="333333"/>
-                <w:sz w:val="18"/>
-              </w:rPr>
-              <w:t>上汽集团</w:t>
-            </w:r>
-          </w:p>
-        </w:tc>
-        <w:tc>
-          <w:tcPr>
-            <w:tcW w:w="850" w:type="dxa"/>
-          </w:tcPr>
-          <w:p>
-            <w:pPr>
-              <w:jc w:val="center"/>
-            </w:pPr>
-            <w:r>
-              <w:rPr>
-                <w:rFonts w:ascii="宋体" w:hAnsi="宋体"/>
-                <w:color w:val="333333"/>
-                <w:sz w:val="18"/>
-              </w:rPr>
-              <w:t>78.4</w:t>
-            </w:r>
-          </w:p>
-        </w:tc>
-        <w:tc>
-          <w:tcPr>
-            <w:tcW w:w="1134" w:type="dxa"/>
+              <w:t>7</w:t>
+            </w:r>
+          </w:p>
+        </w:tc>
+        <w:tc>
+          <w:tcPr>
+            <w:tcW w:w="1050" w:type="dxa"/>
+            <w:tcBorders>
+              <w:top w:val="single" w:color="CCCCCC" w:sz="4" w:space="0"/>
+              <w:left w:val="single" w:color="CCCCCC" w:sz="4" w:space="0"/>
+              <w:bottom w:val="single" w:color="CCCCCC" w:sz="4" w:space="0"/>
+              <w:right w:val="single" w:color="CCCCCC" w:sz="4" w:space="0"/>
+            </w:tcBorders>
+            <w:shd w:val="clear" w:color="auto" w:fill="F8F9FA"/>
+          </w:tcPr>
+          <w:p>
+            <w:pPr>
+              <w:jc w:val="center"/>
+            </w:pPr>
+            <w:r>
+              <w:rPr>
+                <w:rFonts w:ascii="宋体" w:hAnsi="宋体"/>
+                <w:color w:val="333333"/>
+                <w:sz w:val="18"/>
+              </w:rPr>
+              <w:t>江淮汽车</w:t>
+            </w:r>
+          </w:p>
+        </w:tc>
+        <w:tc>
+          <w:tcPr>
+            <w:tcW w:w="870" w:type="dxa"/>
+            <w:tcBorders>
+              <w:top w:val="single" w:color="CCCCCC" w:sz="4" w:space="0"/>
+              <w:left w:val="single" w:color="CCCCCC" w:sz="4" w:space="0"/>
+              <w:bottom w:val="single" w:color="CCCCCC" w:sz="4" w:space="0"/>
+              <w:right w:val="single" w:color="CCCCCC" w:sz="4" w:space="0"/>
+            </w:tcBorders>
+            <w:shd w:val="clear" w:color="auto" w:fill="F8F9FA"/>
+          </w:tcPr>
+          <w:p>
+            <w:pPr>
+              <w:jc w:val="center"/>
+            </w:pPr>
+            <w:r>
+              <w:rPr>
+                <w:rFonts w:ascii="宋体" w:hAnsi="宋体"/>
+                <w:color w:val="333333"/>
+                <w:sz w:val="18"/>
+              </w:rPr>
+              <w:t>78.2</w:t>
+            </w:r>
+          </w:p>
+        </w:tc>
+        <w:tc>
+          <w:tcPr>
+            <w:tcW w:w="1194" w:type="dxa"/>
+            <w:tcBorders>
+              <w:top w:val="single" w:color="CCCCCC" w:sz="4" w:space="0"/>
+              <w:left w:val="single" w:color="CCCCCC" w:sz="4" w:space="0"/>
+              <w:bottom w:val="single" w:color="CCCCCC" w:sz="4" w:space="0"/>
+              <w:right w:val="single" w:color="CCCCCC" w:sz="4" w:space="0"/>
+            </w:tcBorders>
+            <w:shd w:val="clear" w:color="auto" w:fill="F8F9FA"/>
           </w:tcPr>
           <w:p>
             <w:pPr>
@@ -10335,61 +11040,89 @@
         </w:tc>
         <w:tc>
           <w:tcPr>
-            <w:tcW w:w="1134" w:type="dxa"/>
-          </w:tcPr>
-          <w:p>
-            <w:pPr>
-              <w:jc w:val="center"/>
-            </w:pPr>
-            <w:r>
-              <w:rPr>
-                <w:rFonts w:ascii="宋体" w:hAnsi="宋体"/>
-                <w:color w:val="333333"/>
-                <w:sz w:val="18"/>
-              </w:rPr>
-              <w:t>5.8</w:t>
-            </w:r>
-          </w:p>
-        </w:tc>
-        <w:tc>
-          <w:tcPr>
-            <w:tcW w:w="850" w:type="dxa"/>
-          </w:tcPr>
-          <w:p>
-            <w:pPr>
-              <w:jc w:val="center"/>
-            </w:pPr>
-            <w:r>
-              <w:rPr>
-                <w:rFonts w:ascii="宋体" w:hAnsi="宋体"/>
-                <w:color w:val="333333"/>
-                <w:sz w:val="18"/>
-              </w:rPr>
-              <w:t>19.9</w:t>
-            </w:r>
-          </w:p>
-        </w:tc>
-        <w:tc>
-          <w:tcPr>
-            <w:tcW w:w="850" w:type="dxa"/>
-          </w:tcPr>
-          <w:p>
-            <w:pPr>
-              <w:jc w:val="center"/>
-            </w:pPr>
-            <w:r>
-              <w:rPr>
-                <w:rFonts w:ascii="宋体" w:hAnsi="宋体"/>
-                <w:color w:val="333333"/>
-                <w:sz w:val="18"/>
-              </w:rPr>
-              <w:t>12.6</w:t>
-            </w:r>
-          </w:p>
-        </w:tc>
-        <w:tc>
-          <w:tcPr>
-            <w:tcW w:w="1134" w:type="dxa"/>
+            <w:tcW w:w="1590" w:type="dxa"/>
+            <w:tcBorders>
+              <w:top w:val="single" w:color="CCCCCC" w:sz="4" w:space="0"/>
+              <w:left w:val="single" w:color="CCCCCC" w:sz="4" w:space="0"/>
+              <w:bottom w:val="single" w:color="CCCCCC" w:sz="4" w:space="0"/>
+              <w:right w:val="single" w:color="CCCCCC" w:sz="4" w:space="0"/>
+            </w:tcBorders>
+            <w:shd w:val="clear" w:color="auto" w:fill="F8F9FA"/>
+          </w:tcPr>
+          <w:p>
+            <w:pPr>
+              <w:jc w:val="center"/>
+            </w:pPr>
+            <w:r>
+              <w:rPr>
+                <w:rFonts w:ascii="宋体" w:hAnsi="宋体"/>
+                <w:color w:val="333333"/>
+                <w:sz w:val="18"/>
+              </w:rPr>
+              <w:t>7.6</w:t>
+            </w:r>
+          </w:p>
+        </w:tc>
+        <w:tc>
+          <w:tcPr>
+            <w:tcW w:w="1370" w:type="dxa"/>
+            <w:tcBorders>
+              <w:top w:val="single" w:color="CCCCCC" w:sz="4" w:space="0"/>
+              <w:left w:val="single" w:color="CCCCCC" w:sz="4" w:space="0"/>
+              <w:bottom w:val="single" w:color="CCCCCC" w:sz="4" w:space="0"/>
+              <w:right w:val="single" w:color="CCCCCC" w:sz="4" w:space="0"/>
+            </w:tcBorders>
+            <w:shd w:val="clear" w:color="auto" w:fill="F8F9FA"/>
+          </w:tcPr>
+          <w:p>
+            <w:pPr>
+              <w:jc w:val="center"/>
+            </w:pPr>
+            <w:r>
+              <w:rPr>
+                <w:rFonts w:ascii="宋体" w:hAnsi="宋体"/>
+                <w:color w:val="333333"/>
+                <w:sz w:val="18"/>
+              </w:rPr>
+              <w:t>13.4</w:t>
+            </w:r>
+          </w:p>
+        </w:tc>
+        <w:tc>
+          <w:tcPr>
+            <w:tcW w:w="1240" w:type="dxa"/>
+            <w:tcBorders>
+              <w:top w:val="single" w:color="CCCCCC" w:sz="4" w:space="0"/>
+              <w:left w:val="single" w:color="CCCCCC" w:sz="4" w:space="0"/>
+              <w:bottom w:val="single" w:color="CCCCCC" w:sz="4" w:space="0"/>
+              <w:right w:val="single" w:color="CCCCCC" w:sz="4" w:space="0"/>
+            </w:tcBorders>
+            <w:shd w:val="clear" w:color="auto" w:fill="F8F9FA"/>
+          </w:tcPr>
+          <w:p>
+            <w:pPr>
+              <w:jc w:val="center"/>
+            </w:pPr>
+            <w:r>
+              <w:rPr>
+                <w:rFonts w:ascii="宋体" w:hAnsi="宋体"/>
+                <w:color w:val="333333"/>
+                <w:sz w:val="18"/>
+              </w:rPr>
+              <w:t>17.2</w:t>
+            </w:r>
+          </w:p>
+        </w:tc>
+        <w:tc>
+          <w:tcPr>
+            <w:tcW w:w="1366" w:type="dxa"/>
+            <w:tcBorders>
+              <w:top w:val="single" w:color="CCCCCC" w:sz="4" w:space="0"/>
+              <w:left w:val="single" w:color="CCCCCC" w:sz="4" w:space="0"/>
+              <w:bottom w:val="single" w:color="CCCCCC" w:sz="4" w:space="0"/>
+              <w:right w:val="single" w:color="CCCCCC" w:sz="4" w:space="0"/>
+            </w:tcBorders>
+            <w:shd w:val="clear" w:color="auto" w:fill="F8F9FA"/>
           </w:tcPr>
           <w:p>
             <w:pPr>
@@ -10416,18 +11149,12 @@
           </w:tblCellMar>
         </w:tblPrEx>
         <w:trPr>
+          <w:trHeight w:val="439" w:hRule="atLeast"/>
           <w:jc w:val="center"/>
         </w:trPr>
         <w:tc>
           <w:tcPr>
-            <w:tcW w:w="850" w:type="dxa"/>
-            <w:tcBorders>
-              <w:top w:val="single" w:color="CCCCCC" w:sz="4" w:space="0"/>
-              <w:left w:val="single" w:color="CCCCCC" w:sz="4" w:space="0"/>
-              <w:bottom w:val="single" w:color="CCCCCC" w:sz="4" w:space="0"/>
-              <w:right w:val="single" w:color="CCCCCC" w:sz="4" w:space="0"/>
-            </w:tcBorders>
-            <w:shd w:val="clear" w:color="auto" w:fill="F8F9FA"/>
+            <w:tcW w:w="623" w:type="dxa"/>
           </w:tcPr>
           <w:p>
             <w:pPr>
@@ -10439,70 +11166,49 @@
                 <w:color w:val="333333"/>
                 <w:sz w:val="18"/>
               </w:rPr>
-              <w:t>7</w:t>
-            </w:r>
-          </w:p>
-        </w:tc>
-        <w:tc>
-          <w:tcPr>
-            <w:tcW w:w="1247" w:type="dxa"/>
-            <w:tcBorders>
-              <w:top w:val="single" w:color="CCCCCC" w:sz="4" w:space="0"/>
-              <w:left w:val="single" w:color="CCCCCC" w:sz="4" w:space="0"/>
-              <w:bottom w:val="single" w:color="CCCCCC" w:sz="4" w:space="0"/>
-              <w:right w:val="single" w:color="CCCCCC" w:sz="4" w:space="0"/>
-            </w:tcBorders>
-            <w:shd w:val="clear" w:color="auto" w:fill="F8F9FA"/>
-          </w:tcPr>
-          <w:p>
-            <w:pPr>
-              <w:jc w:val="center"/>
-            </w:pPr>
-            <w:r>
-              <w:rPr>
-                <w:rFonts w:ascii="宋体" w:hAnsi="宋体"/>
-                <w:color w:val="333333"/>
-                <w:sz w:val="18"/>
-              </w:rPr>
-              <w:t>江淮汽车</w:t>
-            </w:r>
-          </w:p>
-        </w:tc>
-        <w:tc>
-          <w:tcPr>
-            <w:tcW w:w="850" w:type="dxa"/>
-            <w:tcBorders>
-              <w:top w:val="single" w:color="CCCCCC" w:sz="4" w:space="0"/>
-              <w:left w:val="single" w:color="CCCCCC" w:sz="4" w:space="0"/>
-              <w:bottom w:val="single" w:color="CCCCCC" w:sz="4" w:space="0"/>
-              <w:right w:val="single" w:color="CCCCCC" w:sz="4" w:space="0"/>
-            </w:tcBorders>
-            <w:shd w:val="clear" w:color="auto" w:fill="F8F9FA"/>
-          </w:tcPr>
-          <w:p>
-            <w:pPr>
-              <w:jc w:val="center"/>
-            </w:pPr>
-            <w:r>
-              <w:rPr>
-                <w:rFonts w:ascii="宋体" w:hAnsi="宋体"/>
-                <w:color w:val="333333"/>
-                <w:sz w:val="18"/>
-              </w:rPr>
-              <w:t>78.2</w:t>
-            </w:r>
-          </w:p>
-        </w:tc>
-        <w:tc>
-          <w:tcPr>
-            <w:tcW w:w="1134" w:type="dxa"/>
-            <w:tcBorders>
-              <w:top w:val="single" w:color="CCCCCC" w:sz="4" w:space="0"/>
-              <w:left w:val="single" w:color="CCCCCC" w:sz="4" w:space="0"/>
-              <w:bottom w:val="single" w:color="CCCCCC" w:sz="4" w:space="0"/>
-              <w:right w:val="single" w:color="CCCCCC" w:sz="4" w:space="0"/>
-            </w:tcBorders>
-            <w:shd w:val="clear" w:color="auto" w:fill="F8F9FA"/>
+              <w:t>8</w:t>
+            </w:r>
+          </w:p>
+        </w:tc>
+        <w:tc>
+          <w:tcPr>
+            <w:tcW w:w="1050" w:type="dxa"/>
+          </w:tcPr>
+          <w:p>
+            <w:pPr>
+              <w:jc w:val="center"/>
+            </w:pPr>
+            <w:r>
+              <w:rPr>
+                <w:rFonts w:ascii="宋体" w:hAnsi="宋体"/>
+                <w:color w:val="333333"/>
+                <w:sz w:val="18"/>
+              </w:rPr>
+              <w:t>广汽集团</w:t>
+            </w:r>
+          </w:p>
+        </w:tc>
+        <w:tc>
+          <w:tcPr>
+            <w:tcW w:w="870" w:type="dxa"/>
+          </w:tcPr>
+          <w:p>
+            <w:pPr>
+              <w:jc w:val="center"/>
+            </w:pPr>
+            <w:r>
+              <w:rPr>
+                <w:rFonts w:ascii="宋体" w:hAnsi="宋体"/>
+                <w:color w:val="333333"/>
+                <w:sz w:val="18"/>
+              </w:rPr>
+              <w:t>77.5</w:t>
+            </w:r>
+          </w:p>
+        </w:tc>
+        <w:tc>
+          <w:tcPr>
+            <w:tcW w:w="1194" w:type="dxa"/>
           </w:tcPr>
           <w:p>
             <w:pPr>
@@ -10520,192 +11226,7 @@
         </w:tc>
         <w:tc>
           <w:tcPr>
-            <w:tcW w:w="1134" w:type="dxa"/>
-            <w:tcBorders>
-              <w:top w:val="single" w:color="CCCCCC" w:sz="4" w:space="0"/>
-              <w:left w:val="single" w:color="CCCCCC" w:sz="4" w:space="0"/>
-              <w:bottom w:val="single" w:color="CCCCCC" w:sz="4" w:space="0"/>
-              <w:right w:val="single" w:color="CCCCCC" w:sz="4" w:space="0"/>
-            </w:tcBorders>
-            <w:shd w:val="clear" w:color="auto" w:fill="F8F9FA"/>
-          </w:tcPr>
-          <w:p>
-            <w:pPr>
-              <w:jc w:val="center"/>
-            </w:pPr>
-            <w:r>
-              <w:rPr>
-                <w:rFonts w:ascii="宋体" w:hAnsi="宋体"/>
-                <w:color w:val="333333"/>
-                <w:sz w:val="18"/>
-              </w:rPr>
-              <w:t>7.6</w:t>
-            </w:r>
-          </w:p>
-        </w:tc>
-        <w:tc>
-          <w:tcPr>
-            <w:tcW w:w="850" w:type="dxa"/>
-            <w:tcBorders>
-              <w:top w:val="single" w:color="CCCCCC" w:sz="4" w:space="0"/>
-              <w:left w:val="single" w:color="CCCCCC" w:sz="4" w:space="0"/>
-              <w:bottom w:val="single" w:color="CCCCCC" w:sz="4" w:space="0"/>
-              <w:right w:val="single" w:color="CCCCCC" w:sz="4" w:space="0"/>
-            </w:tcBorders>
-            <w:shd w:val="clear" w:color="auto" w:fill="F8F9FA"/>
-          </w:tcPr>
-          <w:p>
-            <w:pPr>
-              <w:jc w:val="center"/>
-            </w:pPr>
-            <w:r>
-              <w:rPr>
-                <w:rFonts w:ascii="宋体" w:hAnsi="宋体"/>
-                <w:color w:val="333333"/>
-                <w:sz w:val="18"/>
-              </w:rPr>
-              <w:t>13.4</w:t>
-            </w:r>
-          </w:p>
-        </w:tc>
-        <w:tc>
-          <w:tcPr>
-            <w:tcW w:w="850" w:type="dxa"/>
-            <w:tcBorders>
-              <w:top w:val="single" w:color="CCCCCC" w:sz="4" w:space="0"/>
-              <w:left w:val="single" w:color="CCCCCC" w:sz="4" w:space="0"/>
-              <w:bottom w:val="single" w:color="CCCCCC" w:sz="4" w:space="0"/>
-              <w:right w:val="single" w:color="CCCCCC" w:sz="4" w:space="0"/>
-            </w:tcBorders>
-            <w:shd w:val="clear" w:color="auto" w:fill="F8F9FA"/>
-          </w:tcPr>
-          <w:p>
-            <w:pPr>
-              <w:jc w:val="center"/>
-            </w:pPr>
-            <w:r>
-              <w:rPr>
-                <w:rFonts w:ascii="宋体" w:hAnsi="宋体"/>
-                <w:color w:val="333333"/>
-                <w:sz w:val="18"/>
-              </w:rPr>
-              <w:t>17.2</w:t>
-            </w:r>
-          </w:p>
-        </w:tc>
-        <w:tc>
-          <w:tcPr>
-            <w:tcW w:w="1134" w:type="dxa"/>
-            <w:tcBorders>
-              <w:top w:val="single" w:color="CCCCCC" w:sz="4" w:space="0"/>
-              <w:left w:val="single" w:color="CCCCCC" w:sz="4" w:space="0"/>
-              <w:bottom w:val="single" w:color="CCCCCC" w:sz="4" w:space="0"/>
-              <w:right w:val="single" w:color="CCCCCC" w:sz="4" w:space="0"/>
-            </w:tcBorders>
-            <w:shd w:val="clear" w:color="auto" w:fill="F8F9FA"/>
-          </w:tcPr>
-          <w:p>
-            <w:pPr>
-              <w:jc w:val="center"/>
-            </w:pPr>
-            <w:r>
-              <w:rPr>
-                <w:rFonts w:ascii="宋体" w:hAnsi="宋体"/>
-                <w:color w:val="333333"/>
-                <w:sz w:val="18"/>
-              </w:rPr>
-              <w:t>40.0</w:t>
-            </w:r>
-          </w:p>
-        </w:tc>
-      </w:tr>
-      <w:tr>
-        <w:tblPrEx>
-          <w:tblCellMar>
-            <w:top w:w="0" w:type="dxa"/>
-            <w:left w:w="108" w:type="dxa"/>
-            <w:bottom w:w="0" w:type="dxa"/>
-            <w:right w:w="108" w:type="dxa"/>
-          </w:tblCellMar>
-        </w:tblPrEx>
-        <w:trPr>
-          <w:jc w:val="center"/>
-        </w:trPr>
-        <w:tc>
-          <w:tcPr>
-            <w:tcW w:w="850" w:type="dxa"/>
-          </w:tcPr>
-          <w:p>
-            <w:pPr>
-              <w:jc w:val="left"/>
-            </w:pPr>
-            <w:r>
-              <w:rPr>
-                <w:rFonts w:ascii="宋体" w:hAnsi="宋体"/>
-                <w:color w:val="333333"/>
-                <w:sz w:val="18"/>
-              </w:rPr>
-              <w:t>8</w:t>
-            </w:r>
-          </w:p>
-        </w:tc>
-        <w:tc>
-          <w:tcPr>
-            <w:tcW w:w="1247" w:type="dxa"/>
-          </w:tcPr>
-          <w:p>
-            <w:pPr>
-              <w:jc w:val="center"/>
-            </w:pPr>
-            <w:r>
-              <w:rPr>
-                <w:rFonts w:ascii="宋体" w:hAnsi="宋体"/>
-                <w:color w:val="333333"/>
-                <w:sz w:val="18"/>
-              </w:rPr>
-              <w:t>广汽集团</w:t>
-            </w:r>
-          </w:p>
-        </w:tc>
-        <w:tc>
-          <w:tcPr>
-            <w:tcW w:w="850" w:type="dxa"/>
-          </w:tcPr>
-          <w:p>
-            <w:pPr>
-              <w:jc w:val="center"/>
-            </w:pPr>
-            <w:r>
-              <w:rPr>
-                <w:rFonts w:ascii="宋体" w:hAnsi="宋体"/>
-                <w:color w:val="333333"/>
-                <w:sz w:val="18"/>
-              </w:rPr>
-              <w:t>77.5</w:t>
-            </w:r>
-          </w:p>
-        </w:tc>
-        <w:tc>
-          <w:tcPr>
-            <w:tcW w:w="1134" w:type="dxa"/>
-          </w:tcPr>
-          <w:p>
-            <w:pPr>
-              <w:jc w:val="center"/>
-            </w:pPr>
-            <w:r>
-              <w:rPr>
-                <w:rFonts w:ascii="宋体" w:hAnsi="宋体"/>
-                <w:color w:val="333333"/>
-                <w:sz w:val="18"/>
-              </w:rPr>
-              <w:t>0.0</w:t>
-            </w:r>
-          </w:p>
-        </w:tc>
-        <w:tc>
-          <w:tcPr>
-            <w:tcW w:w="1134" w:type="dxa"/>
+            <w:tcW w:w="1590" w:type="dxa"/>
           </w:tcPr>
           <w:p>
             <w:pPr>
@@ -10723,7 +11244,7 @@
         </w:tc>
         <w:tc>
           <w:tcPr>
-            <w:tcW w:w="850" w:type="dxa"/>
+            <w:tcW w:w="1370" w:type="dxa"/>
           </w:tcPr>
           <w:p>
             <w:pPr>
@@ -10741,7 +11262,7 @@
         </w:tc>
         <w:tc>
           <w:tcPr>
-            <w:tcW w:w="850" w:type="dxa"/>
+            <w:tcW w:w="1240" w:type="dxa"/>
           </w:tcPr>
           <w:p>
             <w:pPr>
@@ -10759,7 +11280,7 @@
         </w:tc>
         <w:tc>
           <w:tcPr>
-            <w:tcW w:w="1134" w:type="dxa"/>
+            <w:tcW w:w="1366" w:type="dxa"/>
           </w:tcPr>
           <w:p>
             <w:pPr>
@@ -10785,6 +11306,7 @@
     <w:p>
       <w:pPr>
         <w:spacing w:before="240" w:after="120"/>
+        <w:outlineLvl w:val="1"/>
       </w:pPr>
       <w:r>
         <w:rPr>
@@ -10798,6 +11320,63 @@
     </w:p>
     <w:p>
       <w:pPr>
+        <w:jc w:val="center"/>
+      </w:pPr>
+      <w:r>
+        <w:drawing>
+          <wp:inline distT="0" distB="0" distL="114300" distR="114300">
+            <wp:extent cx="5399405" cy="2081530"/>
+            <wp:effectExtent l="0" t="0" r="10795" b="6350"/>
+            <wp:docPr id="21" name="Picture 21"/>
+            <wp:cNvGraphicFramePr>
+              <a:graphicFrameLocks xmlns:a="http://schemas.openxmlformats.org/drawingml/2006/main" noChangeAspect="1"/>
+            </wp:cNvGraphicFramePr>
+            <a:graphic xmlns:a="http://schemas.openxmlformats.org/drawingml/2006/main">
+              <a:graphicData uri="http://schemas.openxmlformats.org/drawingml/2006/picture">
+                <pic:pic xmlns:pic="http://schemas.openxmlformats.org/drawingml/2006/picture">
+                  <pic:nvPicPr>
+                    <pic:cNvPr id="21" name="Picture 21"/>
+                    <pic:cNvPicPr>
+                      <a:picLocks noChangeAspect="1"/>
+                    </pic:cNvPicPr>
+                  </pic:nvPicPr>
+                  <pic:blipFill>
+                    <a:blip r:embed="rId26"/>
+                    <a:stretch>
+                      <a:fillRect/>
+                    </a:stretch>
+                  </pic:blipFill>
+                  <pic:spPr>
+                    <a:xfrm>
+                      <a:off x="0" y="0"/>
+                      <a:ext cx="5400000" cy="2081564"/>
+                    </a:xfrm>
+                    <a:prstGeom prst="rect">
+                      <a:avLst/>
+                    </a:prstGeom>
+                  </pic:spPr>
+                </pic:pic>
+              </a:graphicData>
+            </a:graphic>
+          </wp:inline>
+        </w:drawing>
+      </w:r>
+    </w:p>
+    <w:p>
+      <w:pPr>
+        <w:spacing w:after="120"/>
+        <w:jc w:val="center"/>
+      </w:pPr>
+      <w:r>
+        <w:rPr>
+          <w:rFonts w:ascii="宋体" w:hAnsi="宋体"/>
+          <w:sz w:val="18"/>
+        </w:rPr>
+        <w:t>图21  赛力斯vs长安销量结构对比</w:t>
+      </w:r>
+    </w:p>
+    <w:p>
+      <w:pPr>
         <w:spacing w:after="40" w:line="360" w:lineRule="auto"/>
         <w:ind w:firstLine="420"/>
       </w:pPr>
@@ -10807,13 +11386,128 @@
           <w:b w:val="0"/>
           <w:sz w:val="24"/>
         </w:rPr>
-        <w:t>赛力斯问界占比从2022年57.8%升至2025年约95%，品牌集中度是最大非财务风险。长安新能源占比从7.8%升至约26%，多品牌布局提供天然风险分散。十年趋势图（图22）显示赛力斯在毛利率和ROE上的波动远大于长安，与NEV行业景气度变化高度同步。</w:t>
+        <w:t>赛力斯问界占比从57.8%（2022）升至约95%（2025），品牌集中度是最大非财务风险——华为合作策略的任何变化都可能产生系统性影响。长安新能源占比从7.8%升至约26%，多品牌布局提供风险分散。十年趋势（图22-23）显示赛力斯在毛利率和ROE上的波动远大于长安，与NEV行业景气度高度同步——赛力斯的爆发增长和回调都发生在行业景气度的阶段性高点。</w:t>
+      </w:r>
+    </w:p>
+    <w:p>
+      <w:pPr>
+        <w:jc w:val="center"/>
+      </w:pPr>
+      <w:r>
+        <w:drawing>
+          <wp:inline distT="0" distB="0" distL="114300" distR="114300">
+            <wp:extent cx="4186555" cy="3442970"/>
+            <wp:effectExtent l="0" t="0" r="4445" b="1270"/>
+            <wp:docPr id="22" name="Picture 22"/>
+            <wp:cNvGraphicFramePr>
+              <a:graphicFrameLocks xmlns:a="http://schemas.openxmlformats.org/drawingml/2006/main" noChangeAspect="1"/>
+            </wp:cNvGraphicFramePr>
+            <a:graphic xmlns:a="http://schemas.openxmlformats.org/drawingml/2006/main">
+              <a:graphicData uri="http://schemas.openxmlformats.org/drawingml/2006/picture">
+                <pic:pic xmlns:pic="http://schemas.openxmlformats.org/drawingml/2006/picture">
+                  <pic:nvPicPr>
+                    <pic:cNvPr id="22" name="Picture 22"/>
+                    <pic:cNvPicPr>
+                      <a:picLocks noChangeAspect="1"/>
+                    </pic:cNvPicPr>
+                  </pic:nvPicPr>
+                  <pic:blipFill>
+                    <a:blip r:embed="rId27"/>
+                    <a:stretch>
+                      <a:fillRect/>
+                    </a:stretch>
+                  </pic:blipFill>
+                  <pic:spPr>
+                    <a:xfrm>
+                      <a:off x="0" y="0"/>
+                      <a:ext cx="4186555" cy="3442970"/>
+                    </a:xfrm>
+                    <a:prstGeom prst="rect">
+                      <a:avLst/>
+                    </a:prstGeom>
+                  </pic:spPr>
+                </pic:pic>
+              </a:graphicData>
+            </a:graphic>
+          </wp:inline>
+        </w:drawing>
+      </w:r>
+    </w:p>
+    <w:p>
+      <w:pPr>
+        <w:spacing w:after="120"/>
+        <w:jc w:val="center"/>
+      </w:pPr>
+      <w:r>
+        <w:rPr>
+          <w:rFonts w:ascii="宋体" w:hAnsi="宋体"/>
+          <w:sz w:val="18"/>
+        </w:rPr>
+        <w:t>图22  综合风险雷达图</w:t>
+      </w:r>
+    </w:p>
+    <w:p>
+      <w:pPr>
+        <w:jc w:val="center"/>
+      </w:pPr>
+      <w:r>
+        <w:drawing>
+          <wp:inline distT="0" distB="0" distL="114300" distR="114300">
+            <wp:extent cx="5039995" cy="4807585"/>
+            <wp:effectExtent l="0" t="0" r="4445" b="8255"/>
+            <wp:docPr id="23" name="Picture 23"/>
+            <wp:cNvGraphicFramePr>
+              <a:graphicFrameLocks xmlns:a="http://schemas.openxmlformats.org/drawingml/2006/main" noChangeAspect="1"/>
+            </wp:cNvGraphicFramePr>
+            <a:graphic xmlns:a="http://schemas.openxmlformats.org/drawingml/2006/main">
+              <a:graphicData uri="http://schemas.openxmlformats.org/drawingml/2006/picture">
+                <pic:pic xmlns:pic="http://schemas.openxmlformats.org/drawingml/2006/picture">
+                  <pic:nvPicPr>
+                    <pic:cNvPr id="23" name="Picture 23"/>
+                    <pic:cNvPicPr>
+                      <a:picLocks noChangeAspect="1"/>
+                    </pic:cNvPicPr>
+                  </pic:nvPicPr>
+                  <pic:blipFill>
+                    <a:blip r:embed="rId28"/>
+                    <a:stretch>
+                      <a:fillRect/>
+                    </a:stretch>
+                  </pic:blipFill>
+                  <pic:spPr>
+                    <a:xfrm>
+                      <a:off x="0" y="0"/>
+                      <a:ext cx="5040000" cy="4807645"/>
+                    </a:xfrm>
+                    <a:prstGeom prst="rect">
+                      <a:avLst/>
+                    </a:prstGeom>
+                  </pic:spPr>
+                </pic:pic>
+              </a:graphicData>
+            </a:graphic>
+          </wp:inline>
+        </w:drawing>
+      </w:r>
+    </w:p>
+    <w:p>
+      <w:pPr>
+        <w:spacing w:after="120"/>
+        <w:jc w:val="center"/>
+      </w:pPr>
+      <w:r>
+        <w:rPr>
+          <w:rFonts w:ascii="宋体" w:hAnsi="宋体"/>
+          <w:sz w:val="18"/>
+        </w:rPr>
+        <w:t>图23  赛力斯vs长安五指标十年趋势</w:t>
       </w:r>
     </w:p>
     <w:p>
       <w:pPr>
         <w:spacing w:before="360" w:after="240"/>
         <w:jc w:val="center"/>
+        <w:outlineLvl w:val="0"/>
       </w:pPr>
       <w:r>
         <w:rPr>
@@ -10828,6 +11522,7 @@
     <w:p>
       <w:pPr>
         <w:spacing w:before="240" w:after="120"/>
+        <w:outlineLvl w:val="1"/>
       </w:pPr>
       <w:r>
         <w:rPr>
@@ -10850,7 +11545,7 @@
           <w:b w:val="0"/>
           <w:sz w:val="24"/>
         </w:rPr>
-        <w:t>本文通过对8家A股上市车企314个季度财务数据的多维度分析，得出以下主要结论：</w:t>
+        <w:t>通过对8家A股上市车企314个季度财务数据的多维度分析，本文得出以下主要结论：</w:t>
       </w:r>
     </w:p>
     <w:p>
@@ -10864,7 +11559,7 @@
           <w:b w:val="0"/>
           <w:sz w:val="24"/>
         </w:rPr>
-        <w:t>第一，赛力斯与长安汽车代表了两种截然不同的财务风险特征。赛力斯ROE波动剧烈（-45.7%→38.7%→15.0%），其高ROE部分由高杠杆驱动（权益乘数曾达7.69），去杠杆和周转率下降是ROE回落的主因（分别贡献-17.8pp和-11.2pp）。长安汽车ROE温和下降（12.3%→4.1%），最大年度变动仅5.3pp，净利率持续下滑是唯一主因（贡献-3.9pp）。</w:t>
+        <w:t>第一，赛力斯与长安汽车代表了两种截然不同的财务风险特征。赛力斯ROE波动剧烈（-45.7%→38.7%→15.0%），高ROE部分由高杠杆驱动（权益乘数曾达7.69），去杠杆（-17.8pp）和周转率下降（-11.2pp）是ROE回落主因。长安汽车ROE温和下降（12.3%→4.1%），最大年度变动仅5.3pp，净利率持续下滑（贡献-3.9pp）是唯一主因。</w:t>
       </w:r>
     </w:p>
     <w:p>
@@ -10878,7 +11573,7 @@
           <w:b w:val="0"/>
           <w:sz w:val="24"/>
         </w:rPr>
-        <w:t>第二，在六种预测方法中，Ridge回归（L2正则化+多项式+季节性）对资产负债率的预测最为可靠（MAPE 2.4%-19.2%）。LSTM和三次指数平滑在小样本下严重过拟合（R²为负数十至数百倍），不适用于季度财务数据预测。MAPE回测（2026Q1）显示毛利率预测偏差大但资产负债率预测可靠。</w:t>
+        <w:t>第二，六种预测方法中，Ridge回归对资产负债率预测最为可靠（MAPE 2.4%-19.2%），优于LSTM和三次指数平滑（小样本严重过拟合）。MAPE回测（2026Q1）显示资产负债率预测可靠，毛利率因接近零时MAPE放大。</w:t>
       </w:r>
     </w:p>
     <w:p>
@@ -10892,7 +11587,7 @@
           <w:b w:val="0"/>
           <w:sz w:val="24"/>
         </w:rPr>
-        <w:t>第三，经营现金净流量三组合分析揭示了两种模式的本质差异——赛力斯为成长期（经营289亿+筹资183亿），长安为成熟期（经营18亿造血偏弱）。长城汽车为成熟期典范（经营404亿自给自足），广汽集团经营现金流为负（-150亿）。</w:t>
+        <w:t>第三，现金流三组合揭示了经营模式的本质差异——赛力斯为成长期（经营+筹资），长安为"造血偏弱"型成熟期，长城为成熟期典范（自给自足），广汽经营现金流为负。</w:t>
       </w:r>
     </w:p>
     <w:p>
@@ -10906,12 +11601,13 @@
           <w:b w:val="0"/>
           <w:sz w:val="24"/>
         </w:rPr>
-        <w:t>第四，NEV行业景气度分析表明，赛力斯超涨后偏离度收窄至行业均值，先发优势面临均值回归；长安长期跑输，转型速度偏慢。行业增速从100%+回落至20%-30%，两种模式都面临从"跑马圈地"到"精耕细作"的范式转换。</w:t>
+        <w:t>第四，NEV行业景气度联动显示，赛力斯超涨后偏离度收窄至均值，先发优势弱化；行业增速换挡至20%-30%意味两种模式都需从增长驱动转向效率驱动。</w:t>
       </w:r>
     </w:p>
     <w:p>
       <w:pPr>
         <w:spacing w:before="240" w:after="120"/>
+        <w:outlineLvl w:val="1"/>
       </w:pPr>
       <w:r>
         <w:rPr>
@@ -10934,7 +11630,7 @@
           <w:b w:val="0"/>
           <w:sz w:val="24"/>
         </w:rPr>
-        <w:t>对赛力斯：降低问界品牌集中度（~95%→70%以下），通过股权融资替代债务融资降低资产负债率（70.91%），关注资产周转效率（周转率贡献-11.2pp），保持净利率改善趋势（3.3%→3.7%），充分认识NEV增速换挡趋势并提前制定应对策略。</w:t>
+        <w:t>赛力斯：降低问界品牌集中度（~95%→70%以下），通过股权融资替代债务融资降低资产负债率（70.91%），关注资产周转效率（贡献-11.2pp），保持净利率改善趋势（3.3%→3.7%），认识NEV增速换挡并提前制定策略。</w:t>
       </w:r>
     </w:p>
     <w:p>
@@ -10948,12 +11644,13 @@
           <w:b w:val="0"/>
           <w:sz w:val="24"/>
         </w:rPr>
-        <w:t>对长安汽车：加快新能源渗透率提升（~26%→50%，3年目标），改善毛利率（1.61%→5%+，通过产品结构优化和成本管控），增强经营现金净流量（18.4亿→翻倍，通过应收账款和存货管理），在加速转型过程中保持资产负债率59.61%的稳健优势。</w:t>
+        <w:t>长安汽车：加快新能源渗透率（~26%→50%），改善毛利率（1.61%→5%+），增强经营现金净流量（18.4亿→翻倍），保持财务稳健优势（Z-score 1.82，负债率59.61%）。</w:t>
       </w:r>
     </w:p>
     <w:p>
       <w:pPr>
         <w:spacing w:before="240" w:after="120"/>
+        <w:outlineLvl w:val="1"/>
       </w:pPr>
       <w:r>
         <w:rPr>
@@ -10976,7 +11673,7 @@
           <w:b w:val="0"/>
           <w:sz w:val="24"/>
         </w:rPr>
-        <w:t>本研究存在以下局限：样本仅8家A股企业，普适性有限；39个季度限制深度学习方法有效性；毛利率MAPE因接近零时相对误差放大；Altman Z-score基于1968年美国数据对新能源车企适用性有局限；Prophet因CmdStan环境错误未正常运行。未来研究可考虑扩展样本至港股和美股车企、采用更长的训练时间窗口、引入半参数或贝叶斯方法改善小样本预测精度、以及构建针对新能源行业的改进Z-score模型。</w:t>
+        <w:t>样本仅8家A股企业；39个季度限制深度学习方法有效性；毛利率MAPE因接近零时放大；Altman Z-score基于1968年美国数据；Prophet因CmdStan错误未运行。未来可扩展样本至港股美股、采用更长窗口、引入半参数方法改善小样本预测精度。</w:t>
       </w:r>
     </w:p>
     <w:p>
@@ -10988,6 +11685,7 @@
       <w:pPr>
         <w:spacing w:before="360" w:after="240"/>
         <w:jc w:val="center"/>
+        <w:outlineLvl w:val="2"/>
       </w:pPr>
       <w:r>
         <w:rPr>
@@ -11141,8 +11839,8 @@
         </w:tblCellMar>
       </w:tblPr>
       <w:tblGrid>
-        <w:gridCol w:w="567"/>
-        <w:gridCol w:w="1701"/>
+        <w:gridCol w:w="681"/>
+        <w:gridCol w:w="1587"/>
         <w:gridCol w:w="3969"/>
         <w:gridCol w:w="1134"/>
       </w:tblGrid>
@@ -11160,7 +11858,7 @@
         </w:trPr>
         <w:tc>
           <w:tcPr>
-            <w:tcW w:w="567" w:type="dxa"/>
+            <w:tcW w:w="681" w:type="dxa"/>
             <w:tcBorders>
               <w:top w:val="single" w:color="2E75B6" w:sz="8" w:space="0"/>
               <w:left w:val="single" w:color="CCCCCC" w:sz="4" w:space="0"/>
@@ -11186,7 +11884,7 @@
         </w:tc>
         <w:tc>
           <w:tcPr>
-            <w:tcW w:w="1701" w:type="dxa"/>
+            <w:tcW w:w="1587" w:type="dxa"/>
             <w:tcBorders>
               <w:top w:val="single" w:color="2E75B6" w:sz="8" w:space="0"/>
               <w:left w:val="single" w:color="CCCCCC" w:sz="4" w:space="0"/>
@@ -11277,7 +11975,7 @@
         </w:trPr>
         <w:tc>
           <w:tcPr>
-            <w:tcW w:w="567" w:type="dxa"/>
+            <w:tcW w:w="681" w:type="dxa"/>
             <w:tcBorders>
               <w:top w:val="single" w:color="CCCCCC" w:sz="4" w:space="0"/>
               <w:left w:val="single" w:color="CCCCCC" w:sz="4" w:space="0"/>
@@ -11302,7 +12000,7 @@
         </w:tc>
         <w:tc>
           <w:tcPr>
-            <w:tcW w:w="1701" w:type="dxa"/>
+            <w:tcW w:w="1587" w:type="dxa"/>
             <w:tcBorders>
               <w:top w:val="single" w:color="CCCCCC" w:sz="4" w:space="0"/>
               <w:left w:val="single" w:color="CCCCCC" w:sz="4" w:space="0"/>
@@ -11390,7 +12088,7 @@
         </w:trPr>
         <w:tc>
           <w:tcPr>
-            <w:tcW w:w="567" w:type="dxa"/>
+            <w:tcW w:w="681" w:type="dxa"/>
           </w:tcPr>
           <w:p>
             <w:pPr>
@@ -11408,7 +12106,7 @@
         </w:tc>
         <w:tc>
           <w:tcPr>
-            <w:tcW w:w="1701" w:type="dxa"/>
+            <w:tcW w:w="1587" w:type="dxa"/>
           </w:tcPr>
           <w:p>
             <w:pPr>
@@ -11475,7 +12173,7 @@
         </w:trPr>
         <w:tc>
           <w:tcPr>
-            <w:tcW w:w="567" w:type="dxa"/>
+            <w:tcW w:w="681" w:type="dxa"/>
             <w:tcBorders>
               <w:top w:val="single" w:color="CCCCCC" w:sz="4" w:space="0"/>
               <w:left w:val="single" w:color="CCCCCC" w:sz="4" w:space="0"/>
@@ -11500,7 +12198,7 @@
         </w:tc>
         <w:tc>
           <w:tcPr>
-            <w:tcW w:w="1701" w:type="dxa"/>
+            <w:tcW w:w="1587" w:type="dxa"/>
             <w:tcBorders>
               <w:top w:val="single" w:color="CCCCCC" w:sz="4" w:space="0"/>
               <w:left w:val="single" w:color="CCCCCC" w:sz="4" w:space="0"/>
@@ -11588,7 +12286,7 @@
         </w:trPr>
         <w:tc>
           <w:tcPr>
-            <w:tcW w:w="567" w:type="dxa"/>
+            <w:tcW w:w="681" w:type="dxa"/>
           </w:tcPr>
           <w:p>
             <w:pPr>
@@ -11606,7 +12304,7 @@
         </w:tc>
         <w:tc>
           <w:tcPr>
-            <w:tcW w:w="1701" w:type="dxa"/>
+            <w:tcW w:w="1587" w:type="dxa"/>
           </w:tcPr>
           <w:p>
             <w:pPr>
@@ -11636,7 +12334,7 @@
                 <w:color w:val="333333"/>
                 <w:sz w:val="18"/>
               </w:rPr>
-              <w:t>2×归母净利润/(期初权益+期末权益)</w:t>
+              <w:t>2×归母净利润/(期初+期末权益)</w:t>
             </w:r>
           </w:p>
         </w:tc>
@@ -11673,7 +12371,7 @@
         </w:trPr>
         <w:tc>
           <w:tcPr>
-            <w:tcW w:w="567" w:type="dxa"/>
+            <w:tcW w:w="681" w:type="dxa"/>
             <w:tcBorders>
               <w:top w:val="single" w:color="CCCCCC" w:sz="4" w:space="0"/>
               <w:left w:val="single" w:color="CCCCCC" w:sz="4" w:space="0"/>
@@ -11698,7 +12396,7 @@
         </w:tc>
         <w:tc>
           <w:tcPr>
-            <w:tcW w:w="1701" w:type="dxa"/>
+            <w:tcW w:w="1587" w:type="dxa"/>
             <w:tcBorders>
               <w:top w:val="single" w:color="CCCCCC" w:sz="4" w:space="0"/>
               <w:left w:val="single" w:color="CCCCCC" w:sz="4" w:space="0"/>
@@ -11742,7 +12440,7 @@
                 <w:color w:val="333333"/>
                 <w:sz w:val="18"/>
               </w:rPr>
-              <w:t>2×营业成本/(期初存货+期末存货)</w:t>
+              <w:t>2×营业成本/(期初+期末存货)</w:t>
             </w:r>
           </w:p>
         </w:tc>
@@ -11786,7 +12484,7 @@
         </w:trPr>
         <w:tc>
           <w:tcPr>
-            <w:tcW w:w="567" w:type="dxa"/>
+            <w:tcW w:w="681" w:type="dxa"/>
           </w:tcPr>
           <w:p>
             <w:pPr>
@@ -11804,7 +12502,7 @@
         </w:tc>
         <w:tc>
           <w:tcPr>
-            <w:tcW w:w="1701" w:type="dxa"/>
+            <w:tcW w:w="1587" w:type="dxa"/>
           </w:tcPr>
           <w:p>
             <w:pPr>
@@ -11834,7 +12532,7 @@
                 <w:color w:val="333333"/>
                 <w:sz w:val="18"/>
               </w:rPr>
-              <w:t>2×营业收入/(期初总资产+期末总资产)</w:t>
+              <w:t>2×营业收入/(期初+期末总资产)</w:t>
             </w:r>
           </w:p>
         </w:tc>
@@ -11871,7 +12569,7 @@
         </w:trPr>
         <w:tc>
           <w:tcPr>
-            <w:tcW w:w="567" w:type="dxa"/>
+            <w:tcW w:w="681" w:type="dxa"/>
             <w:tcBorders>
               <w:top w:val="single" w:color="CCCCCC" w:sz="4" w:space="0"/>
               <w:left w:val="single" w:color="CCCCCC" w:sz="4" w:space="0"/>
@@ -11896,7 +12594,7 @@
         </w:tc>
         <w:tc>
           <w:tcPr>
-            <w:tcW w:w="1701" w:type="dxa"/>
+            <w:tcW w:w="1587" w:type="dxa"/>
             <w:tcBorders>
               <w:top w:val="single" w:color="CCCCCC" w:sz="4" w:space="0"/>
               <w:left w:val="single" w:color="CCCCCC" w:sz="4" w:space="0"/>
@@ -11940,7 +12638,7 @@
                 <w:color w:val="333333"/>
                 <w:sz w:val="18"/>
               </w:rPr>
-              <w:t>2×营业收入/(期初应收+期末应收)</w:t>
+              <w:t>2×营业收入/(期初+期末应收)</w:t>
             </w:r>
           </w:p>
         </w:tc>
@@ -11984,7 +12682,7 @@
         </w:trPr>
         <w:tc>
           <w:tcPr>
-            <w:tcW w:w="567" w:type="dxa"/>
+            <w:tcW w:w="681" w:type="dxa"/>
           </w:tcPr>
           <w:p>
             <w:pPr>
@@ -12002,7 +12700,7 @@
         </w:tc>
         <w:tc>
           <w:tcPr>
-            <w:tcW w:w="1701" w:type="dxa"/>
+            <w:tcW w:w="1587" w:type="dxa"/>
           </w:tcPr>
           <w:p>
             <w:pPr>
@@ -12069,7 +12767,7 @@
         </w:trPr>
         <w:tc>
           <w:tcPr>
-            <w:tcW w:w="567" w:type="dxa"/>
+            <w:tcW w:w="681" w:type="dxa"/>
             <w:tcBorders>
               <w:top w:val="single" w:color="CCCCCC" w:sz="4" w:space="0"/>
               <w:left w:val="single" w:color="CCCCCC" w:sz="4" w:space="0"/>
@@ -12094,7 +12792,7 @@
         </w:tc>
         <w:tc>
           <w:tcPr>
-            <w:tcW w:w="1701" w:type="dxa"/>
+            <w:tcW w:w="1587" w:type="dxa"/>
             <w:tcBorders>
               <w:top w:val="single" w:color="CCCCCC" w:sz="4" w:space="0"/>
               <w:left w:val="single" w:color="CCCCCC" w:sz="4" w:space="0"/>
@@ -12182,7 +12880,7 @@
         </w:trPr>
         <w:tc>
           <w:tcPr>
-            <w:tcW w:w="567" w:type="dxa"/>
+            <w:tcW w:w="681" w:type="dxa"/>
           </w:tcPr>
           <w:p>
             <w:pPr>
@@ -12200,7 +12898,7 @@
         </w:tc>
         <w:tc>
           <w:tcPr>
-            <w:tcW w:w="1701" w:type="dxa"/>
+            <w:tcW w:w="1587" w:type="dxa"/>
           </w:tcPr>
           <w:p>
             <w:pPr>
@@ -12267,7 +12965,7 @@
         </w:trPr>
         <w:tc>
           <w:tcPr>
-            <w:tcW w:w="567" w:type="dxa"/>
+            <w:tcW w:w="681" w:type="dxa"/>
             <w:tcBorders>
               <w:top w:val="single" w:color="CCCCCC" w:sz="4" w:space="0"/>
               <w:left w:val="single" w:color="CCCCCC" w:sz="4" w:space="0"/>
@@ -12292,7 +12990,7 @@
         </w:tc>
         <w:tc>
           <w:tcPr>
-            <w:tcW w:w="1701" w:type="dxa"/>
+            <w:tcW w:w="1587" w:type="dxa"/>
             <w:tcBorders>
               <w:top w:val="single" w:color="CCCCCC" w:sz="4" w:space="0"/>
               <w:left w:val="single" w:color="CCCCCC" w:sz="4" w:space="0"/>
@@ -12380,7 +13078,7 @@
         </w:trPr>
         <w:tc>
           <w:tcPr>
-            <w:tcW w:w="567" w:type="dxa"/>
+            <w:tcW w:w="681" w:type="dxa"/>
           </w:tcPr>
           <w:p>
             <w:pPr>
@@ -12398,7 +13096,7 @@
         </w:tc>
         <w:tc>
           <w:tcPr>
-            <w:tcW w:w="1701" w:type="dxa"/>
+            <w:tcW w:w="1587" w:type="dxa"/>
           </w:tcPr>
           <w:p>
             <w:pPr>
@@ -12465,7 +13163,7 @@
         </w:trPr>
         <w:tc>
           <w:tcPr>
-            <w:tcW w:w="567" w:type="dxa"/>
+            <w:tcW w:w="681" w:type="dxa"/>
             <w:tcBorders>
               <w:top w:val="single" w:color="CCCCCC" w:sz="4" w:space="0"/>
               <w:left w:val="single" w:color="CCCCCC" w:sz="4" w:space="0"/>
@@ -12490,7 +13188,7 @@
         </w:tc>
         <w:tc>
           <w:tcPr>
-            <w:tcW w:w="1701" w:type="dxa"/>
+            <w:tcW w:w="1587" w:type="dxa"/>
             <w:tcBorders>
               <w:top w:val="single" w:color="CCCCCC" w:sz="4" w:space="0"/>
               <w:left w:val="single" w:color="CCCCCC" w:sz="4" w:space="0"/>
@@ -12578,7 +13276,7 @@
         </w:trPr>
         <w:tc>
           <w:tcPr>
-            <w:tcW w:w="567" w:type="dxa"/>
+            <w:tcW w:w="681" w:type="dxa"/>
           </w:tcPr>
           <w:p>
             <w:pPr>
@@ -12596,7 +13294,7 @@
         </w:tc>
         <w:tc>
           <w:tcPr>
-            <w:tcW w:w="1701" w:type="dxa"/>
+            <w:tcW w:w="1587" w:type="dxa"/>
           </w:tcPr>
           <w:p>
             <w:pPr>
@@ -12663,7 +13361,7 @@
         </w:trPr>
         <w:tc>
           <w:tcPr>
-            <w:tcW w:w="567" w:type="dxa"/>
+            <w:tcW w:w="681" w:type="dxa"/>
             <w:tcBorders>
               <w:top w:val="single" w:color="CCCCCC" w:sz="4" w:space="0"/>
               <w:left w:val="single" w:color="CCCCCC" w:sz="4" w:space="0"/>
@@ -12688,7 +13386,7 @@
         </w:tc>
         <w:tc>
           <w:tcPr>
-            <w:tcW w:w="1701" w:type="dxa"/>
+            <w:tcW w:w="1587" w:type="dxa"/>
             <w:tcBorders>
               <w:top w:val="single" w:color="CCCCCC" w:sz="4" w:space="0"/>
               <w:left w:val="single" w:color="CCCCCC" w:sz="4" w:space="0"/>
@@ -12732,7 +13430,7 @@
                 <w:color w:val="333333"/>
                 <w:sz w:val="18"/>
               </w:rPr>
-              <w:t>(短借+长借+应付债券+一年到期非流负)/资产合计</w:t>
+              <w:t>(短借+长借+应付债券+一年到期非流负)/资产</w:t>
             </w:r>
           </w:p>
         </w:tc>
@@ -12776,7 +13474,7 @@
         </w:trPr>
         <w:tc>
           <w:tcPr>
-            <w:tcW w:w="567" w:type="dxa"/>
+            <w:tcW w:w="681" w:type="dxa"/>
           </w:tcPr>
           <w:p>
             <w:pPr>
@@ -12794,7 +13492,7 @@
         </w:tc>
         <w:tc>
           <w:tcPr>
-            <w:tcW w:w="1701" w:type="dxa"/>
+            <w:tcW w:w="1587" w:type="dxa"/>
           </w:tcPr>
           <w:p>
             <w:pPr>
@@ -12861,7 +13559,7 @@
         </w:trPr>
         <w:tc>
           <w:tcPr>
-            <w:tcW w:w="567" w:type="dxa"/>
+            <w:tcW w:w="681" w:type="dxa"/>
             <w:tcBorders>
               <w:top w:val="single" w:color="CCCCCC" w:sz="4" w:space="0"/>
               <w:left w:val="single" w:color="CCCCCC" w:sz="4" w:space="0"/>
@@ -12886,7 +13584,7 @@
         </w:tc>
         <w:tc>
           <w:tcPr>
-            <w:tcW w:w="1701" w:type="dxa"/>
+            <w:tcW w:w="1587" w:type="dxa"/>
             <w:tcBorders>
               <w:top w:val="single" w:color="CCCCCC" w:sz="4" w:space="0"/>
               <w:left w:val="single" w:color="CCCCCC" w:sz="4" w:space="0"/>
@@ -12930,7 +13628,7 @@
                 <w:color w:val="333333"/>
                 <w:sz w:val="18"/>
               </w:rPr>
-              <w:t>资产合计/归属母公司所有者权益</w:t>
+              <w:t>资产合计/归母权益</w:t>
             </w:r>
           </w:p>
         </w:tc>
@@ -12974,7 +13672,7 @@
         </w:trPr>
         <w:tc>
           <w:tcPr>
-            <w:tcW w:w="567" w:type="dxa"/>
+            <w:tcW w:w="681" w:type="dxa"/>
           </w:tcPr>
           <w:p>
             <w:pPr>
@@ -12992,7 +13690,7 @@
         </w:tc>
         <w:tc>
           <w:tcPr>
-            <w:tcW w:w="1701" w:type="dxa"/>
+            <w:tcW w:w="1587" w:type="dxa"/>
           </w:tcPr>
           <w:p>
             <w:pPr>
@@ -13087,7 +13785,7 @@
       <w:tblGrid>
         <w:gridCol w:w="1417"/>
         <w:gridCol w:w="1746"/>
-        <w:gridCol w:w="2646"/>
+        <w:gridCol w:w="2736"/>
         <w:gridCol w:w="2835"/>
       </w:tblGrid>
       <w:tr>
@@ -13315,7 +14013,7 @@
                 <w:color w:val="333333"/>
                 <w:sz w:val="18"/>
               </w:rPr>
-              <w:t>L2正则化+多项式趋势+季度季节性哑变量</w:t>
+              <w:t>L2正则化+多项式+季节性</w:t>
             </w:r>
           </w:p>
         </w:tc>
@@ -13400,7 +14098,7 @@
                 <w:color w:val="333333"/>
                 <w:sz w:val="18"/>
               </w:rPr>
-              <w:t>cap/floor约束毛利率，降低变点灵敏度</w:t>
+              <w:t>cap/floor约束毛利率</w:t>
             </w:r>
           </w:p>
         </w:tc>
@@ -13513,7 +14211,7 @@
                 <w:color w:val="333333"/>
                 <w:sz w:val="18"/>
               </w:rPr>
-              <w:t>小样本自动降低epochs，无PyTorch回退Ridge</w:t>
+              <w:t>小样本降epochs,无PyTorch回退</w:t>
             </w:r>
           </w:p>
         </w:tc>
@@ -13580,7 +14278,7 @@
                 <w:color w:val="333333"/>
                 <w:sz w:val="18"/>
               </w:rPr>
-              <w:t>trend/seasonal=add,period=4</w:t>
+              <w:t>trend/seasonal=add</w:t>
             </w:r>
           </w:p>
         </w:tc>
@@ -13598,7 +14296,7 @@
                 <w:color w:val="333333"/>
                 <w:sz w:val="18"/>
               </w:rPr>
-              <w:t>无库时NumPy简化(α=0.3,β=0.05,γ=0.3)</w:t>
+              <w:t>无库时NumPy简化(α=0.3)</w:t>
             </w:r>
           </w:p>
         </w:tc>
@@ -13686,7 +14384,7 @@
                 <w:color w:val="333333"/>
                 <w:sz w:val="18"/>
               </w:rPr>
-              <w:t>order=(2,1,2)</w:t>
+              <w:t>order=(2,1,2)fallback(1,1,0)</w:t>
             </w:r>
           </w:p>
         </w:tc>
@@ -13711,7 +14409,7 @@
                 <w:color w:val="333333"/>
                 <w:sz w:val="18"/>
               </w:rPr>
-              <w:t>失败降(1,1,0)，无库时简化AR(1)回退</w:t>
+              <w:t>无库时AR(1)回退</w:t>
             </w:r>
           </w:p>
         </w:tc>
@@ -13778,7 +14476,7 @@
                 <w:color w:val="333333"/>
                 <w:sz w:val="18"/>
               </w:rPr>
-              <w:t>默认参数</w:t>
+              <w:t>默认</w:t>
             </w:r>
           </w:p>
         </w:tc>
@@ -13796,7 +14494,7 @@
                 <w:color w:val="333333"/>
                 <w:sz w:val="18"/>
               </w:rPr>
-              <w:t>无正则化基线方法</w:t>
+              <w:t>基线方法</w:t>
             </w:r>
           </w:p>
         </w:tc>
@@ -13830,6 +14528,7 @@
     <w:p>
       <w:pPr>
         <w:spacing w:before="240" w:after="120"/>
+        <w:outlineLvl w:val="1"/>
       </w:pPr>
       <w:r>
         <w:rPr>
@@ -13850,70 +14549,15 @@
         <w:rPr>
           <w:rFonts w:ascii="宋体" w:hAnsi="宋体"/>
           <w:b w:val="0"/>
-          <w:sz w:val="24"/>
-        </w:rPr>
-        <w:t>财务数据通过AkShare接口自动采集，采集脚本位于项目data/目录下：</w:t>
-      </w:r>
-    </w:p>
-    <w:p>
-      <w:pPr>
-        <w:spacing w:after="40" w:line="360" w:lineRule="auto"/>
-        <w:ind w:firstLine="420"/>
-      </w:pPr>
-      <w:r>
-        <w:rPr>
-          <w:rFonts w:ascii="宋体" w:hAnsi="宋体"/>
-          <w:b w:val="0"/>
           <w:sz w:val="21"/>
         </w:rPr>
-        <w:t>collect_financial_data.py：批量采集8家车企2016-2025年三张财务报表，输出为Excel文件（*_财务数据.xlsx）</w:t>
-      </w:r>
-    </w:p>
-    <w:p>
-      <w:pPr>
-        <w:spacing w:after="40" w:line="360" w:lineRule="auto"/>
-        <w:ind w:firstLine="420"/>
-      </w:pPr>
-      <w:r>
-        <w:rPr>
-          <w:rFonts w:ascii="宋体" w:hAnsi="宋体"/>
-          <w:b w:val="0"/>
-          <w:sz w:val="21"/>
-        </w:rPr>
-        <w:t>collect_2026q1_for_mape.py：追加采集赛力斯和长安汽车2026Q1数据，用于预测回测验证</w:t>
-      </w:r>
-    </w:p>
-    <w:p>
-      <w:pPr>
-        <w:spacing w:after="40" w:line="360" w:lineRule="auto"/>
-        <w:ind w:firstLine="420"/>
-      </w:pPr>
-      <w:r>
-        <w:rPr>
-          <w:rFonts w:ascii="宋体" w:hAnsi="宋体"/>
-          <w:b w:val="0"/>
-          <w:sz w:val="21"/>
-        </w:rPr>
-        <w:t>add_company_sales.py、extract_sales_structure.py：采集和分析公司销量结构数据</w:t>
-      </w:r>
-    </w:p>
-    <w:p>
-      <w:pPr>
-        <w:spacing w:after="40" w:line="360" w:lineRule="auto"/>
-        <w:ind w:firstLine="420"/>
-      </w:pPr>
-      <w:r>
-        <w:rPr>
-          <w:rFonts w:ascii="宋体" w:hAnsi="宋体"/>
-          <w:b w:val="0"/>
-          <w:sz w:val="21"/>
-        </w:rPr>
-        <w:t>行业NEV数据源：中国汽车行业多维销量数据库.xlsx，基于CAAM月度发布汇总</w:t>
+        <w:t>财务数据通过AkShare自动采集：collect_financial_data.py（8家企业2016-2025年三张报表）、collect_2026q1_for_mape.py（追加2026Q1回测数据）、add_company_sales.py/extract_sales_structure.py（销量结构数据）。行业NEV数据：中国汽车行业多维销量数据库.xlsx，基于CAAM月度发布汇总。以上脚本位于项目data/目录。</w:t>
       </w:r>
     </w:p>
     <w:p>
       <w:pPr>
         <w:spacing w:before="240" w:after="120"/>
+        <w:outlineLvl w:val="1"/>
       </w:pPr>
       <w:r>
         <w:rPr>
@@ -13936,40 +14580,13 @@
           <w:b w:val="0"/>
           <w:sz w:val="21"/>
         </w:rPr>
-        <w:t>核心分析模块位于lib/financial_metrics.py，导出以下函数：compute_ratios(18项财务指标)、extract_kmeans_features(5维聚类特征)、compute_zscore(Altman Z-score)、compute_walle_score(沃尔评分)、compute_dupont(杜邦连环替代)、compare_all_forecasts(六种预测方法统一接口)、forecast_ridge/forecast_linear/forecast_exp_smoothing/forecast_arima/forecast_lstm/forecast_prophet_method(各预测方法)。</w:t>
-      </w:r>
-    </w:p>
-    <w:p>
-      <w:pPr>
-        <w:spacing w:after="40" w:line="360" w:lineRule="auto"/>
-        <w:ind w:firstLine="420"/>
-      </w:pPr>
-      <w:r>
-        <w:rPr>
-          <w:rFonts w:ascii="宋体" w:hAnsi="宋体"/>
-          <w:b w:val="0"/>
-          <w:sz w:val="21"/>
-        </w:rPr>
-        <w:t>NEV行业分析模块位于work/nev_industry_analysis.py，独立运行可生成9张行业分析图表。</w:t>
-      </w:r>
-    </w:p>
-    <w:p>
-      <w:pPr>
-        <w:spacing w:after="40" w:line="360" w:lineRule="auto"/>
-        <w:ind w:firstLine="420"/>
-      </w:pPr>
-      <w:r>
-        <w:rPr>
-          <w:rFonts w:ascii="宋体" w:hAnsi="宋体"/>
-          <w:b w:val="0"/>
-          <w:sz w:val="21"/>
-        </w:rPr>
-        <w:t>主分析流程以Jupyter Notebook形式组织（.ipynb），按"数据加载→指标计算→聚类分析→预测对比→综合评价"顺序编排，所有Cell均可在配置好依赖环境后逐次运行复现全部结果。</w:t>
+        <w:t>核心分析模块：lib/financial_metrics.py，导出compute_ratios(18项指标)、extract_kmeans_features(5维聚类特征)、compute_zscore(Z-score)、compute_walle_score(沃尔评分)、compute_dupont(杜邦连环替代)、compare_all_forecasts(六方法统一接口)等函数。NEV分析模块：work/nev_industry_analysis.py，独立运行生成9张行业分析图表。主分析流程以Jupyter Notebook组织（.ipynb），所有单元格可在配置好依赖环境后逐次运行复现全部结果。</w:t>
       </w:r>
     </w:p>
     <w:p>
       <w:pPr>
         <w:spacing w:before="240" w:after="120"/>
+        <w:outlineLvl w:val="1"/>
       </w:pPr>
       <w:r>
         <w:rPr>
@@ -13992,12 +14609,30 @@
           <w:b w:val="0"/>
           <w:sz w:val="21"/>
         </w:rPr>
-        <w:t>Python 3.11+，主要依赖：pandas&gt;=2.0, numpy&gt;=1.24, scikit-learn&gt;=1.3, matplotlib&gt;=3.7, openpyxl&gt;=3.1, akshare&gt;=1.12, prophet&gt;=1.1（可选，无Prophet时自动回退线性回归）。完整依赖见requirements.txt。虚拟环境配置：python -m venv .venv &amp;&amp; .venv\Scripts\activate &amp;&amp; pip install -r requirements.txt</w:t>
+        <w:t>Python 3.1</w:t>
+      </w:r>
+      <w:r>
+        <w:rPr>
+          <w:rFonts w:hint="eastAsia" w:ascii="宋体" w:hAnsi="宋体" w:eastAsia="宋体"/>
+          <w:b w:val="0"/>
+          <w:sz w:val="21"/>
+          <w:lang w:val="en-US" w:eastAsia="zh-CN"/>
+        </w:rPr>
+        <w:t>4</w:t>
+      </w:r>
+      <w:r>
+        <w:rPr>
+          <w:rFonts w:ascii="宋体" w:hAnsi="宋体"/>
+          <w:b w:val="0"/>
+          <w:sz w:val="21"/>
+        </w:rPr>
+        <w:t>，主要依赖：pandas&gt;=2.0, numpy&gt;=1.24, scikit-learn&gt;=1.3, matplotlib&gt;=3.7, openpyxl&gt;=3.1, akshare&gt;=1.12, prophet&gt;=1.1（可选）。完整依赖：requirements.txt。</w:t>
       </w:r>
     </w:p>
     <w:p>
       <w:pPr>
         <w:spacing w:before="240" w:after="120"/>
+        <w:outlineLvl w:val="1"/>
       </w:pPr>
       <w:r>
         <w:rPr>
@@ -14006,7 +14641,7 @@
           <w:color w:val="000000"/>
           <w:sz w:val="28"/>
         </w:rPr>
-        <w:t>（四）原始数据文件清单</w:t>
+        <w:t>（四）数据文件清单</w:t>
       </w:r>
     </w:p>
     <w:p>
@@ -14020,65 +14655,14 @@
           <w:b w:val="0"/>
           <w:sz w:val="21"/>
         </w:rPr>
-        <w:t>data/*_财务数据.xlsx（8个文件）：每家车企含资产负</w:t>
-      </w:r>
-      <w:bookmarkStart w:id="0" w:name="_GoBack"/>
-      <w:bookmarkEnd w:id="0"/>
-      <w:r>
-        <w:rPr>
-          <w:rFonts w:ascii="宋体" w:hAnsi="宋体"/>
-          <w:b w:val="0"/>
-          <w:sz w:val="21"/>
-        </w:rPr>
-        <w:t>债表、利润表、现金流量表、财务指标表、合并报表等Sheet。</w:t>
-      </w:r>
-    </w:p>
-    <w:p>
-      <w:pPr>
-        <w:spacing w:after="40" w:line="360" w:lineRule="auto"/>
-        <w:ind w:firstLine="420"/>
-      </w:pPr>
-      <w:r>
-        <w:rPr>
-          <w:rFonts w:ascii="宋体" w:hAnsi="宋体"/>
-          <w:b w:val="0"/>
-          <w:sz w:val="21"/>
-        </w:rPr>
-        <w:t>data/赛力斯_季度销量结构.xlsx、data/长安汽车_季度销量结构.xlsx：季度销量明细。</w:t>
-      </w:r>
-    </w:p>
-    <w:p>
-      <w:pPr>
-        <w:spacing w:after="40" w:line="360" w:lineRule="auto"/>
-        <w:ind w:firstLine="420"/>
-      </w:pPr>
-      <w:r>
-        <w:rPr>
-          <w:rFonts w:ascii="宋体" w:hAnsi="宋体"/>
-          <w:b w:val="0"/>
-          <w:sz w:val="21"/>
-        </w:rPr>
-        <w:t>data/新能源汽车行业销量数据.xlsx、data/中国汽车行业多维销量数据库.xlsx：行业NEV数据。</w:t>
-      </w:r>
-    </w:p>
-    <w:p>
-      <w:pPr>
-        <w:spacing w:after="40" w:line="360" w:lineRule="auto"/>
-        <w:ind w:firstLine="420"/>
-      </w:pPr>
-      <w:r>
-        <w:rPr>
-          <w:rFonts w:ascii="宋体" w:hAnsi="宋体"/>
-          <w:b w:val="0"/>
-          <w:sz w:val="21"/>
-        </w:rPr>
-        <w:t>reports/目录：共3个子目录（pictures/15张、nb_charts/15张、nev_industry_analysis/9张），合计39张分析图表。</w:t>
+        <w:t>data/*_财务数据.xlsx（8个文件）：每家车企含资产负债表/利润表/现金流量表/财务指标表/合并报表。data/赛力斯_季度销量结构.xlsx、data/长安汽车_季度销量结构.xlsx：季度销量明细。data/新能源汽车行业销量数据.xlsx、data/中国汽车行业多维销量数据库.xlsx：行业NEV数据。reports/目录（3个子目录，39张分析图表）：pictures/15张、nb_charts/15张、nev_industry_analysis/9张。</w:t>
       </w:r>
     </w:p>
     <w:p/>
     <w:p>
       <w:pPr>
         <w:jc w:val="center"/>
+        <w:outlineLvl w:val="0"/>
       </w:pPr>
       <w:r>
         <w:rPr>
@@ -14331,8 +14915,8 @@
     <w:lsdException w:uiPriority="99" w:name="Normal Indent"/>
     <w:lsdException w:uiPriority="99" w:name="footnote text"/>
     <w:lsdException w:uiPriority="99" w:name="annotation text"/>
-    <w:lsdException w:uiPriority="99" w:semiHidden="0" w:name="header"/>
-    <w:lsdException w:uiPriority="99" w:semiHidden="0" w:name="footer"/>
+    <w:lsdException w:qFormat="1" w:uiPriority="99" w:semiHidden="0" w:name="header"/>
+    <w:lsdException w:qFormat="1" w:uiPriority="99" w:semiHidden="0" w:name="footer"/>
     <w:lsdException w:uiPriority="99" w:name="index heading"/>
     <w:lsdException w:qFormat="1" w:uiPriority="35" w:name="caption"/>
     <w:lsdException w:uiPriority="99" w:name="table of figures"/>
@@ -14348,13 +14932,13 @@
     <w:lsdException w:qFormat="1" w:uiPriority="99" w:semiHidden="0" w:name="macro"/>
     <w:lsdException w:uiPriority="99" w:name="toa heading"/>
     <w:lsdException w:qFormat="1" w:uiPriority="99" w:semiHidden="0" w:name="List"/>
-    <w:lsdException w:uiPriority="99" w:semiHidden="0" w:name="List Bullet"/>
+    <w:lsdException w:qFormat="1" w:uiPriority="99" w:semiHidden="0" w:name="List Bullet"/>
     <w:lsdException w:qFormat="1" w:uiPriority="99" w:semiHidden="0" w:name="List Number"/>
     <w:lsdException w:qFormat="1" w:uiPriority="99" w:semiHidden="0" w:name="List 2"/>
     <w:lsdException w:qFormat="1" w:uiPriority="99" w:semiHidden="0" w:name="List 3"/>
     <w:lsdException w:uiPriority="99" w:name="List 4"/>
     <w:lsdException w:uiPriority="99" w:name="List 5"/>
-    <w:lsdException w:uiPriority="99" w:semiHidden="0" w:name="List Bullet 2"/>
+    <w:lsdException w:qFormat="1" w:uiPriority="99" w:semiHidden="0" w:name="List Bullet 2"/>
     <w:lsdException w:qFormat="1" w:uiPriority="99" w:semiHidden="0" w:name="List Bullet 3"/>
     <w:lsdException w:uiPriority="99" w:name="List Bullet 4"/>
     <w:lsdException w:uiPriority="99" w:name="List Bullet 5"/>
@@ -14365,10 +14949,10 @@
     <w:lsdException w:qFormat="1" w:unhideWhenUsed="0" w:uiPriority="10" w:semiHidden="0" w:name="Title"/>
     <w:lsdException w:uiPriority="99" w:name="Closing"/>
     <w:lsdException w:uiPriority="99" w:name="Signature"/>
-    <w:lsdException w:qFormat="1" w:uiPriority="1" w:name="Default Paragraph Font"/>
+    <w:lsdException w:uiPriority="1" w:name="Default Paragraph Font"/>
     <w:lsdException w:qFormat="1" w:uiPriority="99" w:semiHidden="0" w:name="Body Text"/>
     <w:lsdException w:uiPriority="99" w:name="Body Text Indent"/>
-    <w:lsdException w:uiPriority="99" w:semiHidden="0" w:name="List Continue"/>
+    <w:lsdException w:qFormat="1" w:uiPriority="99" w:semiHidden="0" w:name="List Continue"/>
     <w:lsdException w:qFormat="1" w:uiPriority="99" w:semiHidden="0" w:name="List Continue 2"/>
     <w:lsdException w:qFormat="1" w:uiPriority="99" w:semiHidden="0" w:name="List Continue 3"/>
     <w:lsdException w:uiPriority="99" w:name="List Continue 4"/>
@@ -14455,7 +15039,7 @@
     <w:lsdException w:qFormat="1" w:unhideWhenUsed="0" w:uiPriority="61" w:semiHidden="0" w:name="Light List"/>
     <w:lsdException w:qFormat="1" w:unhideWhenUsed="0" w:uiPriority="62" w:semiHidden="0" w:name="Light Grid"/>
     <w:lsdException w:qFormat="1" w:unhideWhenUsed="0" w:uiPriority="63" w:semiHidden="0" w:name="Medium Shading 1"/>
-    <w:lsdException w:unhideWhenUsed="0" w:uiPriority="64" w:semiHidden="0" w:name="Medium Shading 2"/>
+    <w:lsdException w:qFormat="1" w:unhideWhenUsed="0" w:uiPriority="64" w:semiHidden="0" w:name="Medium Shading 2"/>
     <w:lsdException w:unhideWhenUsed="0" w:uiPriority="65" w:semiHidden="0" w:name="Medium List 1"/>
     <w:lsdException w:unhideWhenUsed="0" w:uiPriority="66" w:semiHidden="0" w:name="Medium List 2"/>
     <w:lsdException w:unhideWhenUsed="0" w:uiPriority="67" w:semiHidden="0" w:name="Medium Grid 1"/>
@@ -14469,12 +15053,12 @@
     <w:lsdException w:qFormat="1" w:unhideWhenUsed="0" w:uiPriority="61" w:semiHidden="0" w:name="Light List Accent 1"/>
     <w:lsdException w:qFormat="1" w:unhideWhenUsed="0" w:uiPriority="62" w:semiHidden="0" w:name="Light Grid Accent 1"/>
     <w:lsdException w:qFormat="1" w:unhideWhenUsed="0" w:uiPriority="63" w:semiHidden="0" w:name="Medium Shading 1 Accent 1"/>
-    <w:lsdException w:unhideWhenUsed="0" w:uiPriority="64" w:semiHidden="0" w:name="Medium Shading 2 Accent 1"/>
+    <w:lsdException w:qFormat="1" w:unhideWhenUsed="0" w:uiPriority="64" w:semiHidden="0" w:name="Medium Shading 2 Accent 1"/>
     <w:lsdException w:unhideWhenUsed="0" w:uiPriority="65" w:semiHidden="0" w:name="Medium List 1 Accent 1"/>
     <w:lsdException w:qFormat="1" w:unhideWhenUsed="0" w:uiPriority="34" w:semiHidden="0" w:name="List Paragraph"/>
     <w:lsdException w:qFormat="1" w:unhideWhenUsed="0" w:uiPriority="29" w:semiHidden="0" w:name="Quote"/>
     <w:lsdException w:qFormat="1" w:unhideWhenUsed="0" w:uiPriority="30" w:semiHidden="0" w:name="Intense Quote"/>
-    <w:lsdException w:qFormat="1" w:unhideWhenUsed="0" w:uiPriority="66" w:semiHidden="0" w:name="Medium List 2 Accent 1"/>
+    <w:lsdException w:unhideWhenUsed="0" w:uiPriority="66" w:semiHidden="0" w:name="Medium List 2 Accent 1"/>
     <w:lsdException w:unhideWhenUsed="0" w:uiPriority="67" w:semiHidden="0" w:name="Medium Grid 1 Accent 1"/>
     <w:lsdException w:unhideWhenUsed="0" w:uiPriority="68" w:semiHidden="0" w:name="Medium Grid 2 Accent 1"/>
     <w:lsdException w:unhideWhenUsed="0" w:uiPriority="69" w:semiHidden="0" w:name="Medium Grid 3 Accent 1"/>
@@ -14482,11 +15066,11 @@
     <w:lsdException w:unhideWhenUsed="0" w:uiPriority="71" w:semiHidden="0" w:name="Colorful Shading Accent 1"/>
     <w:lsdException w:unhideWhenUsed="0" w:uiPriority="72" w:semiHidden="0" w:name="Colorful List Accent 1"/>
     <w:lsdException w:unhideWhenUsed="0" w:uiPriority="73" w:semiHidden="0" w:name="Colorful Grid Accent 1"/>
-    <w:lsdException w:qFormat="1" w:unhideWhenUsed="0" w:uiPriority="60" w:semiHidden="0" w:name="Light Shading Accent 2"/>
+    <w:lsdException w:unhideWhenUsed="0" w:uiPriority="60" w:semiHidden="0" w:name="Light Shading Accent 2"/>
     <w:lsdException w:qFormat="1" w:unhideWhenUsed="0" w:uiPriority="61" w:semiHidden="0" w:name="Light List Accent 2"/>
     <w:lsdException w:qFormat="1" w:unhideWhenUsed="0" w:uiPriority="62" w:semiHidden="0" w:name="Light Grid Accent 2"/>
     <w:lsdException w:qFormat="1" w:unhideWhenUsed="0" w:uiPriority="63" w:semiHidden="0" w:name="Medium Shading 1 Accent 2"/>
-    <w:lsdException w:unhideWhenUsed="0" w:uiPriority="64" w:semiHidden="0" w:name="Medium Shading 2 Accent 2"/>
+    <w:lsdException w:qFormat="1" w:unhideWhenUsed="0" w:uiPriority="64" w:semiHidden="0" w:name="Medium Shading 2 Accent 2"/>
     <w:lsdException w:unhideWhenUsed="0" w:uiPriority="65" w:semiHidden="0" w:name="Medium List 1 Accent 2"/>
     <w:lsdException w:unhideWhenUsed="0" w:uiPriority="66" w:semiHidden="0" w:name="Medium List 2 Accent 2"/>
     <w:lsdException w:unhideWhenUsed="0" w:uiPriority="67" w:semiHidden="0" w:name="Medium Grid 1 Accent 2"/>
@@ -14502,7 +15086,7 @@
     <w:lsdException w:qFormat="1" w:unhideWhenUsed="0" w:uiPriority="63" w:semiHidden="0" w:name="Medium Shading 1 Accent 3"/>
     <w:lsdException w:unhideWhenUsed="0" w:uiPriority="64" w:semiHidden="0" w:name="Medium Shading 2 Accent 3"/>
     <w:lsdException w:unhideWhenUsed="0" w:uiPriority="65" w:semiHidden="0" w:name="Medium List 1 Accent 3"/>
-    <w:lsdException w:unhideWhenUsed="0" w:uiPriority="66" w:semiHidden="0" w:name="Medium List 2 Accent 3"/>
+    <w:lsdException w:qFormat="1" w:unhideWhenUsed="0" w:uiPriority="66" w:semiHidden="0" w:name="Medium List 2 Accent 3"/>
     <w:lsdException w:unhideWhenUsed="0" w:uiPriority="67" w:semiHidden="0" w:name="Medium Grid 1 Accent 3"/>
     <w:lsdException w:unhideWhenUsed="0" w:uiPriority="68" w:semiHidden="0" w:name="Medium Grid 2 Accent 3"/>
     <w:lsdException w:unhideWhenUsed="0" w:uiPriority="69" w:semiHidden="0" w:name="Medium Grid 3 Accent 3"/>
@@ -14527,11 +15111,11 @@
     <w:lsdException w:qFormat="1" w:unhideWhenUsed="0" w:uiPriority="60" w:semiHidden="0" w:name="Light Shading Accent 5"/>
     <w:lsdException w:qFormat="1" w:unhideWhenUsed="0" w:uiPriority="61" w:semiHidden="0" w:name="Light List Accent 5"/>
     <w:lsdException w:qFormat="1" w:unhideWhenUsed="0" w:uiPriority="62" w:semiHidden="0" w:name="Light Grid Accent 5"/>
-    <w:lsdException w:unhideWhenUsed="0" w:uiPriority="63" w:semiHidden="0" w:name="Medium Shading 1 Accent 5"/>
+    <w:lsdException w:qFormat="1" w:unhideWhenUsed="0" w:uiPriority="63" w:semiHidden="0" w:name="Medium Shading 1 Accent 5"/>
     <w:lsdException w:unhideWhenUsed="0" w:uiPriority="64" w:semiHidden="0" w:name="Medium Shading 2 Accent 5"/>
     <w:lsdException w:unhideWhenUsed="0" w:uiPriority="65" w:semiHidden="0" w:name="Medium List 1 Accent 5"/>
     <w:lsdException w:unhideWhenUsed="0" w:uiPriority="66" w:semiHidden="0" w:name="Medium List 2 Accent 5"/>
-    <w:lsdException w:qFormat="1" w:unhideWhenUsed="0" w:uiPriority="67" w:semiHidden="0" w:name="Medium Grid 1 Accent 5"/>
+    <w:lsdException w:unhideWhenUsed="0" w:uiPriority="67" w:semiHidden="0" w:name="Medium Grid 1 Accent 5"/>
     <w:lsdException w:unhideWhenUsed="0" w:uiPriority="68" w:semiHidden="0" w:name="Medium Grid 2 Accent 5"/>
     <w:lsdException w:unhideWhenUsed="0" w:uiPriority="69" w:semiHidden="0" w:name="Medium Grid 3 Accent 5"/>
     <w:lsdException w:unhideWhenUsed="0" w:uiPriority="70" w:semiHidden="0" w:name="Dark List Accent 5"/>
@@ -14541,7 +15125,7 @@
     <w:lsdException w:qFormat="1" w:unhideWhenUsed="0" w:uiPriority="60" w:semiHidden="0" w:name="Light Shading Accent 6"/>
     <w:lsdException w:qFormat="1" w:unhideWhenUsed="0" w:uiPriority="61" w:semiHidden="0" w:name="Light List Accent 6"/>
     <w:lsdException w:qFormat="1" w:unhideWhenUsed="0" w:uiPriority="62" w:semiHidden="0" w:name="Light Grid Accent 6"/>
-    <w:lsdException w:unhideWhenUsed="0" w:uiPriority="63" w:semiHidden="0" w:name="Medium Shading 1 Accent 6"/>
+    <w:lsdException w:qFormat="1" w:unhideWhenUsed="0" w:uiPriority="63" w:semiHidden="0" w:name="Medium Shading 1 Accent 6"/>
     <w:lsdException w:unhideWhenUsed="0" w:uiPriority="64" w:semiHidden="0" w:name="Medium Shading 2 Accent 6"/>
     <w:lsdException w:unhideWhenUsed="0" w:uiPriority="65" w:semiHidden="0" w:name="Medium List 1 Accent 6"/>
     <w:lsdException w:unhideWhenUsed="0" w:uiPriority="66" w:semiHidden="0" w:name="Medium List 2 Accent 6"/>
@@ -14807,7 +15391,6 @@
     <w:name w:val="Default Paragraph Font"/>
     <w:semiHidden/>
     <w:unhideWhenUsed/>
-    <w:qFormat/>
     <w:uiPriority w:val="1"/>
   </w:style>
   <w:style w:type="table" w:default="1" w:styleId="32">
@@ -14917,6 +15500,7 @@
     <w:name w:val="List Bullet"/>
     <w:basedOn w:val="1"/>
     <w:unhideWhenUsed/>
+    <w:qFormat/>
     <w:uiPriority w:val="99"/>
     <w:pPr>
       <w:numPr>
@@ -14995,6 +15579,7 @@
     <w:name w:val="List Continue"/>
     <w:basedOn w:val="1"/>
     <w:unhideWhenUsed/>
+    <w:qFormat/>
     <w:uiPriority w:val="99"/>
     <w:pPr>
       <w:spacing w:after="120"/>
@@ -15006,6 +15591,7 @@
     <w:name w:val="List Bullet 2"/>
     <w:basedOn w:val="1"/>
     <w:unhideWhenUsed/>
+    <w:qFormat/>
     <w:uiPriority w:val="99"/>
     <w:pPr>
       <w:numPr>
@@ -15020,6 +15606,7 @@
     <w:basedOn w:val="1"/>
     <w:link w:val="136"/>
     <w:unhideWhenUsed/>
+    <w:qFormat/>
     <w:uiPriority w:val="99"/>
     <w:pPr>
       <w:tabs>
@@ -15034,6 +15621,7 @@
     <w:basedOn w:val="1"/>
     <w:link w:val="135"/>
     <w:unhideWhenUsed/>
+    <w:qFormat/>
     <w:uiPriority w:val="99"/>
     <w:pPr>
       <w:tabs>
@@ -15362,7 +15950,6 @@
   <w:style w:type="table" w:styleId="36">
     <w:name w:val="Light Shading Accent 2"/>
     <w:basedOn w:val="32"/>
-    <w:qFormat/>
     <w:uiPriority w:val="60"/>
     <w:pPr>
       <w:spacing w:after="0" w:line="240" w:lineRule="auto"/>
@@ -17949,6 +18536,7 @@
   <w:style w:type="table" w:styleId="60">
     <w:name w:val="Medium Shading 1 Accent 5"/>
     <w:basedOn w:val="32"/>
+    <w:qFormat/>
     <w:uiPriority w:val="63"/>
     <w:pPr>
       <w:spacing w:after="0" w:line="240" w:lineRule="auto"/>
@@ -18056,6 +18644,7 @@
   <w:style w:type="table" w:styleId="61">
     <w:name w:val="Medium Shading 1 Accent 6"/>
     <w:basedOn w:val="32"/>
+    <w:qFormat/>
     <w:uiPriority w:val="63"/>
     <w:pPr>
       <w:spacing w:after="0" w:line="240" w:lineRule="auto"/>
@@ -18163,6 +18752,7 @@
   <w:style w:type="table" w:styleId="62">
     <w:name w:val="Medium Shading 2"/>
     <w:basedOn w:val="32"/>
+    <w:qFormat/>
     <w:uiPriority w:val="64"/>
     <w:pPr>
       <w:spacing w:after="0" w:line="240" w:lineRule="auto"/>
@@ -18328,6 +18918,7 @@
   <w:style w:type="table" w:styleId="63">
     <w:name w:val="Medium Shading 2 Accent 1"/>
     <w:basedOn w:val="32"/>
+    <w:qFormat/>
     <w:uiPriority w:val="64"/>
     <w:pPr>
       <w:spacing w:after="0" w:line="240" w:lineRule="auto"/>
@@ -18493,6 +19084,7 @@
   <w:style w:type="table" w:styleId="64">
     <w:name w:val="Medium Shading 2 Accent 2"/>
     <w:basedOn w:val="32"/>
+    <w:qFormat/>
     <w:uiPriority w:val="64"/>
     <w:pPr>
       <w:spacing w:after="0" w:line="240" w:lineRule="auto"/>
@@ -20077,7 +20669,6 @@
   <w:style w:type="table" w:styleId="77">
     <w:name w:val="Medium List 2 Accent 1"/>
     <w:basedOn w:val="32"/>
-    <w:qFormat/>
     <w:uiPriority w:val="66"/>
     <w:pPr>
       <w:spacing w:after="0" w:line="240" w:lineRule="auto"/>
@@ -20336,6 +20927,7 @@
   <w:style w:type="table" w:styleId="79">
     <w:name w:val="Medium List 2 Accent 3"/>
     <w:basedOn w:val="32"/>
+    <w:qFormat/>
     <w:uiPriority w:val="66"/>
     <w:pPr>
       <w:spacing w:after="0" w:line="240" w:lineRule="auto"/>
@@ -21197,7 +21789,6 @@
   <w:style w:type="table" w:styleId="88">
     <w:name w:val="Medium Grid 1 Accent 5"/>
     <w:basedOn w:val="32"/>
-    <w:qFormat/>
     <w:uiPriority w:val="67"/>
     <w:pPr>
       <w:spacing w:after="0" w:line="240" w:lineRule="auto"/>
@@ -26615,6 +27206,7 @@
     <w:name w:val="Header Char"/>
     <w:basedOn w:val="132"/>
     <w:link w:val="25"/>
+    <w:qFormat/>
     <w:uiPriority w:val="99"/>
   </w:style>
   <w:style w:type="character" w:customStyle="1" w:styleId="136">
@@ -26641,7 +27233,6 @@
     <w:name w:val="Heading 1 Char"/>
     <w:basedOn w:val="132"/>
     <w:link w:val="3"/>
-    <w:qFormat/>
     <w:uiPriority w:val="9"/>
     <w:rPr>
       <w:rFonts w:asciiTheme="majorHAnsi" w:hAnsiTheme="majorHAnsi" w:eastAsiaTheme="majorEastAsia" w:cstheme="majorBidi"/>
@@ -26656,7 +27247,6 @@
     <w:name w:val="Heading 2 Char"/>
     <w:basedOn w:val="132"/>
     <w:link w:val="4"/>
-    <w:qFormat/>
     <w:uiPriority w:val="9"/>
     <w:rPr>
       <w:rFonts w:asciiTheme="majorHAnsi" w:hAnsiTheme="majorHAnsi" w:eastAsiaTheme="majorEastAsia" w:cstheme="majorBidi"/>
@@ -26676,7 +27266,6 @@
     <w:name w:val="Heading 3 Char"/>
     <w:basedOn w:val="132"/>
     <w:link w:val="5"/>
-    <w:qFormat/>
     <w:uiPriority w:val="9"/>
     <w:rPr>
       <w:rFonts w:asciiTheme="majorHAnsi" w:hAnsiTheme="majorHAnsi" w:eastAsiaTheme="majorEastAsia" w:cstheme="majorBidi"/>
@@ -26694,7 +27283,6 @@
     <w:name w:val="Title Char"/>
     <w:basedOn w:val="132"/>
     <w:link w:val="31"/>
-    <w:qFormat/>
     <w:uiPriority w:val="10"/>
     <w:rPr>
       <w:rFonts w:asciiTheme="majorHAnsi" w:hAnsiTheme="majorHAnsi" w:eastAsiaTheme="majorEastAsia" w:cstheme="majorBidi"/>
@@ -26709,7 +27297,6 @@
     <w:name w:val="Subtitle Char"/>
     <w:basedOn w:val="132"/>
     <w:link w:val="26"/>
-    <w:qFormat/>
     <w:uiPriority w:val="11"/>
     <w:rPr>
       <w:rFonts w:asciiTheme="majorHAnsi" w:hAnsiTheme="majorHAnsi" w:eastAsiaTheme="majorEastAsia" w:cstheme="majorBidi"/>
@@ -26740,21 +27327,18 @@
     <w:name w:val="Body Text Char"/>
     <w:basedOn w:val="132"/>
     <w:link w:val="19"/>
-    <w:qFormat/>
     <w:uiPriority w:val="99"/>
   </w:style>
   <w:style w:type="character" w:customStyle="1" w:styleId="145">
     <w:name w:val="Body Text 2 Char"/>
     <w:basedOn w:val="132"/>
     <w:link w:val="28"/>
-    <w:qFormat/>
     <w:uiPriority w:val="99"/>
   </w:style>
   <w:style w:type="character" w:customStyle="1" w:styleId="146">
     <w:name w:val="Body Text 3 Char"/>
     <w:basedOn w:val="132"/>
     <w:link w:val="17"/>
-    <w:qFormat/>
     <w:uiPriority w:val="99"/>
     <w:rPr>
       <w:sz w:val="16"/>
@@ -26765,7 +27349,6 @@
     <w:name w:val="Macro Text Char"/>
     <w:basedOn w:val="132"/>
     <w:link w:val="2"/>
-    <w:qFormat/>
     <w:uiPriority w:val="99"/>
     <w:rPr>
       <w:rFonts w:ascii="Courier" w:hAnsi="Courier"/>
@@ -26795,7 +27378,6 @@
     <w:name w:val="Quote Char"/>
     <w:basedOn w:val="132"/>
     <w:link w:val="148"/>
-    <w:qFormat/>
     <w:uiPriority w:val="29"/>
     <w:rPr>
       <w:i/>
@@ -26813,7 +27395,6 @@
     <w:basedOn w:val="132"/>
     <w:link w:val="6"/>
     <w:semiHidden/>
-    <w:qFormat/>
     <w:uiPriority w:val="9"/>
     <w:rPr>
       <w:rFonts w:asciiTheme="majorHAnsi" w:hAnsiTheme="majorHAnsi" w:eastAsiaTheme="majorEastAsia" w:cstheme="majorBidi"/>
@@ -26834,7 +27415,6 @@
     <w:basedOn w:val="132"/>
     <w:link w:val="7"/>
     <w:semiHidden/>
-    <w:qFormat/>
     <w:uiPriority w:val="9"/>
     <w:rPr>
       <w:rFonts w:asciiTheme="majorHAnsi" w:hAnsiTheme="majorHAnsi" w:eastAsiaTheme="majorEastAsia" w:cstheme="majorBidi"/>
@@ -26846,7 +27426,6 @@
     <w:basedOn w:val="132"/>
     <w:link w:val="8"/>
     <w:semiHidden/>
-    <w:qFormat/>
     <w:uiPriority w:val="9"/>
     <w:rPr>
       <w:rFonts w:asciiTheme="majorHAnsi" w:hAnsiTheme="majorHAnsi" w:eastAsiaTheme="majorEastAsia" w:cstheme="majorBidi"/>
@@ -26860,7 +27439,6 @@
     <w:basedOn w:val="132"/>
     <w:link w:val="9"/>
     <w:semiHidden/>
-    <w:qFormat/>
     <w:uiPriority w:val="9"/>
     <w:rPr>
       <w:rFonts w:asciiTheme="majorHAnsi" w:hAnsiTheme="majorHAnsi" w:eastAsiaTheme="majorEastAsia" w:cstheme="majorBidi"/>
@@ -26882,7 +27460,6 @@
     <w:basedOn w:val="132"/>
     <w:link w:val="10"/>
     <w:semiHidden/>
-    <w:qFormat/>
     <w:uiPriority w:val="9"/>
     <w:rPr>
       <w:rFonts w:asciiTheme="majorHAnsi" w:hAnsiTheme="majorHAnsi" w:eastAsiaTheme="majorEastAsia" w:cstheme="majorBidi"/>
@@ -26901,7 +27478,6 @@
     <w:basedOn w:val="132"/>
     <w:link w:val="11"/>
     <w:semiHidden/>
-    <w:qFormat/>
     <w:uiPriority w:val="9"/>
     <w:rPr>
       <w:rFonts w:asciiTheme="majorHAnsi" w:hAnsiTheme="majorHAnsi" w:eastAsiaTheme="majorEastAsia" w:cstheme="majorBidi"/>
@@ -26951,7 +27527,6 @@
     <w:name w:val="Intense Quote Char"/>
     <w:basedOn w:val="132"/>
     <w:link w:val="156"/>
-    <w:qFormat/>
     <w:uiPriority w:val="30"/>
     <w:rPr>
       <w:b/>
